--- a/exports/table1.docx
+++ b/exports/table1.docx
@@ -62,7 +62,7 @@
                 <w:rFonts w:ascii="Calibri" w:hAnsi="Calibri"/>
                 <w:sz w:val="20"/>
               </w:rPr>
-              <w:t xml:space="preserve">2019</w:t>
+              <w:t xml:space="preserve">2017</w:t>
             </w:r>
             <w:r>
               <w:rPr>
@@ -83,7 +83,7 @@
                 <w:rFonts w:ascii="Calibri" w:hAnsi="Calibri"/>
                 <w:sz w:val="20"/>
               </w:rPr>
-              <w:t xml:space="preserve">N = 7,136,410</w:t>
+              <w:t xml:space="preserve">N = 8,550,082</w:t>
             </w:r>
             <w:r>
               <w:rPr>
@@ -115,6 +115,165 @@
                 <w:rFonts w:ascii="Calibri" w:hAnsi="Calibri"/>
                 <w:sz w:val="20"/>
               </w:rPr>
+              <w:t xml:space="preserve">2018</w:t>
+            </w:r>
+            <w:r>
+              <w:rPr>
+                <w:rFonts w:ascii="Calibri" w:hAnsi="Calibri"/>
+                <w:sz w:val="20"/>
+              </w:rPr>
+              <w:t xml:space="preserve"/>
+            </w:r>
+            <w:r xmlns:w="http://schemas.openxmlformats.org/wordprocessingml/2006/main">
+              <w:rPr>
+                <w:rFonts w:ascii="Calibri" w:hAnsi="Calibri"/>
+                <w:sz w:val="20"/>
+              </w:rPr>
+              <w:t xml:space="preserve"> </w:t>
+            </w:r>
+            <w:r>
+              <w:rPr>
+                <w:rFonts w:ascii="Calibri" w:hAnsi="Calibri"/>
+                <w:sz w:val="20"/>
+              </w:rPr>
+              <w:t xml:space="preserve">N = 8,498,121</w:t>
+            </w:r>
+            <w:r>
+              <w:rPr>
+                <w:vertAlign w:val="superscript"/>
+                <w:i/>
+                <w:rFonts w:ascii="Calibri" w:hAnsi="Calibri"/>
+                <w:sz w:val="20"/>
+              </w:rPr>
+              <w:t xml:space="default">1</w:t>
+            </w:r>
+          </w:p>
+        </w:tc>
+        <w:tc>
+          <w:tcPr>
+            <w:tcBorders>
+              <w:top w:val="single" w:sz="16" w:space="0" w:color="D3D3D3"/>
+              <w:bottom w:val="single" w:sz="16" w:space="0" w:color="D3D3D3"/>
+            </w:tcBorders>
+          </w:tcPr>
+          <w:p>
+            <w:pPr>
+              <w:spacing w:before="0" w:after="60"/>
+              <w:keepNext/>
+              <w:jc w:val="center"/>
+            </w:pPr>
+            <w:r>
+              <w:rPr>
+                <w:b w:val="true"/>
+                <w:rFonts w:ascii="Calibri" w:hAnsi="Calibri"/>
+                <w:sz w:val="20"/>
+              </w:rPr>
+              <w:t xml:space="preserve">2019</w:t>
+            </w:r>
+            <w:r>
+              <w:rPr>
+                <w:rFonts w:ascii="Calibri" w:hAnsi="Calibri"/>
+                <w:sz w:val="20"/>
+              </w:rPr>
+              <w:t xml:space="preserve"/>
+            </w:r>
+            <w:r xmlns:w="http://schemas.openxmlformats.org/wordprocessingml/2006/main">
+              <w:rPr>
+                <w:rFonts w:ascii="Calibri" w:hAnsi="Calibri"/>
+                <w:sz w:val="20"/>
+              </w:rPr>
+              <w:t xml:space="preserve"> </w:t>
+            </w:r>
+            <w:r>
+              <w:rPr>
+                <w:rFonts w:ascii="Calibri" w:hAnsi="Calibri"/>
+                <w:sz w:val="20"/>
+              </w:rPr>
+              <w:t xml:space="preserve">N = 8,120,916</w:t>
+            </w:r>
+            <w:r>
+              <w:rPr>
+                <w:vertAlign w:val="superscript"/>
+                <w:i/>
+                <w:rFonts w:ascii="Calibri" w:hAnsi="Calibri"/>
+                <w:sz w:val="20"/>
+              </w:rPr>
+              <w:t xml:space="default">1</w:t>
+            </w:r>
+          </w:p>
+        </w:tc>
+        <w:tc>
+          <w:tcPr>
+            <w:tcBorders>
+              <w:top w:val="single" w:sz="16" w:space="0" w:color="D3D3D3"/>
+              <w:bottom w:val="single" w:sz="16" w:space="0" w:color="D3D3D3"/>
+            </w:tcBorders>
+          </w:tcPr>
+          <w:p>
+            <w:pPr>
+              <w:spacing w:before="0" w:after="60"/>
+              <w:keepNext/>
+              <w:jc w:val="center"/>
+            </w:pPr>
+            <w:r>
+              <w:rPr>
+                <w:b w:val="true"/>
+                <w:rFonts w:ascii="Calibri" w:hAnsi="Calibri"/>
+                <w:sz w:val="20"/>
+              </w:rPr>
+              <w:t xml:space="preserve">2020</w:t>
+            </w:r>
+            <w:r>
+              <w:rPr>
+                <w:rFonts w:ascii="Calibri" w:hAnsi="Calibri"/>
+                <w:sz w:val="20"/>
+              </w:rPr>
+              <w:t xml:space="preserve"/>
+            </w:r>
+            <w:r xmlns:w="http://schemas.openxmlformats.org/wordprocessingml/2006/main">
+              <w:rPr>
+                <w:rFonts w:ascii="Calibri" w:hAnsi="Calibri"/>
+                <w:sz w:val="20"/>
+              </w:rPr>
+              <w:t xml:space="preserve"> </w:t>
+            </w:r>
+            <w:r>
+              <w:rPr>
+                <w:rFonts w:ascii="Calibri" w:hAnsi="Calibri"/>
+                <w:sz w:val="20"/>
+              </w:rPr>
+              <w:t xml:space="preserve">N = 8,052,396</w:t>
+            </w:r>
+            <w:r>
+              <w:rPr>
+                <w:vertAlign w:val="superscript"/>
+                <w:i/>
+                <w:rFonts w:ascii="Calibri" w:hAnsi="Calibri"/>
+                <w:sz w:val="20"/>
+              </w:rPr>
+              <w:t xml:space="default">1</w:t>
+            </w:r>
+          </w:p>
+        </w:tc>
+        <w:tc>
+          <w:tcPr>
+            <w:tcBorders>
+              <w:top w:val="single" w:sz="16" w:space="0" w:color="D3D3D3"/>
+              <w:bottom w:val="single" w:sz="16" w:space="0" w:color="D3D3D3"/>
+            </w:tcBorders>
+          </w:tcPr>
+          <w:p>
+            <w:pPr>
+              <w:spacing w:before="0" w:after="60"/>
+              <w:keepNext/>
+              <w:jc w:val="center"/>
+            </w:pPr>
+            <w:r>
+              <w:rPr>
+                <w:b w:val="true"/>
+                <w:rFonts w:ascii="Calibri" w:hAnsi="Calibri"/>
+                <w:sz w:val="20"/>
+              </w:rPr>
               <w:t xml:space="preserve">2021</w:t>
             </w:r>
             <w:r>
@@ -136,7 +295,113 @@
                 <w:rFonts w:ascii="Calibri" w:hAnsi="Calibri"/>
                 <w:sz w:val="20"/>
               </w:rPr>
-              <w:t xml:space="preserve">N = 7,398,415</w:t>
+              <w:t xml:space="preserve">N = 8,719,348</w:t>
+            </w:r>
+            <w:r>
+              <w:rPr>
+                <w:vertAlign w:val="superscript"/>
+                <w:i/>
+                <w:rFonts w:ascii="Calibri" w:hAnsi="Calibri"/>
+                <w:sz w:val="20"/>
+              </w:rPr>
+              <w:t xml:space="default">1</w:t>
+            </w:r>
+          </w:p>
+        </w:tc>
+        <w:tc>
+          <w:tcPr>
+            <w:tcBorders>
+              <w:top w:val="single" w:sz="16" w:space="0" w:color="D3D3D3"/>
+              <w:bottom w:val="single" w:sz="16" w:space="0" w:color="D3D3D3"/>
+            </w:tcBorders>
+          </w:tcPr>
+          <w:p>
+            <w:pPr>
+              <w:spacing w:before="0" w:after="60"/>
+              <w:keepNext/>
+              <w:jc w:val="center"/>
+            </w:pPr>
+            <w:r>
+              <w:rPr>
+                <w:b w:val="true"/>
+                <w:rFonts w:ascii="Calibri" w:hAnsi="Calibri"/>
+                <w:sz w:val="20"/>
+              </w:rPr>
+              <w:t xml:space="preserve">2022</w:t>
+            </w:r>
+            <w:r>
+              <w:rPr>
+                <w:rFonts w:ascii="Calibri" w:hAnsi="Calibri"/>
+                <w:sz w:val="20"/>
+              </w:rPr>
+              <w:t xml:space="preserve"/>
+            </w:r>
+            <w:r xmlns:w="http://schemas.openxmlformats.org/wordprocessingml/2006/main">
+              <w:rPr>
+                <w:rFonts w:ascii="Calibri" w:hAnsi="Calibri"/>
+                <w:sz w:val="20"/>
+              </w:rPr>
+              <w:t xml:space="preserve"> </w:t>
+            </w:r>
+            <w:r>
+              <w:rPr>
+                <w:rFonts w:ascii="Calibri" w:hAnsi="Calibri"/>
+                <w:sz w:val="20"/>
+              </w:rPr>
+              <w:t xml:space="preserve">N = 10,831,620</w:t>
+            </w:r>
+            <w:r>
+              <w:rPr>
+                <w:vertAlign w:val="superscript"/>
+                <w:i/>
+                <w:rFonts w:ascii="Calibri" w:hAnsi="Calibri"/>
+                <w:sz w:val="20"/>
+              </w:rPr>
+              <w:t xml:space="default">1</w:t>
+            </w:r>
+          </w:p>
+        </w:tc>
+        <w:tc>
+          <w:tcPr>
+            <w:tcBorders>
+              <w:top w:val="single" w:sz="16" w:space="0" w:color="D3D3D3"/>
+              <w:bottom w:val="single" w:sz="16" w:space="0" w:color="D3D3D3"/>
+            </w:tcBorders>
+          </w:tcPr>
+          <w:p>
+            <w:pPr>
+              <w:spacing w:before="0" w:after="60"/>
+              <w:keepNext/>
+              <w:jc w:val="center"/>
+            </w:pPr>
+            <w:r>
+              <w:rPr>
+                <w:b w:val="true"/>
+                <w:rFonts w:ascii="Calibri" w:hAnsi="Calibri"/>
+                <w:sz w:val="20"/>
+              </w:rPr>
+              <w:t xml:space="preserve">2023</w:t>
+            </w:r>
+            <w:r>
+              <w:rPr>
+                <w:rFonts w:ascii="Calibri" w:hAnsi="Calibri"/>
+                <w:sz w:val="20"/>
+              </w:rPr>
+              <w:t xml:space="preserve"/>
+            </w:r>
+            <w:r xmlns:w="http://schemas.openxmlformats.org/wordprocessingml/2006/main">
+              <w:rPr>
+                <w:rFonts w:ascii="Calibri" w:hAnsi="Calibri"/>
+                <w:sz w:val="20"/>
+              </w:rPr>
+              <w:t xml:space="preserve"> </w:t>
+            </w:r>
+            <w:r>
+              <w:rPr>
+                <w:rFonts w:ascii="Calibri" w:hAnsi="Calibri"/>
+                <w:sz w:val="20"/>
+              </w:rPr>
+              <w:t xml:space="preserve">N = 10,905,735</w:t>
             </w:r>
             <w:r>
               <w:rPr>
@@ -232,55 +497,175 @@
                 <w:rFonts w:ascii="Calibri" w:hAnsi="Calibri"/>
                 <w:sz w:val="20"/>
               </w:rPr>
-              <w:t xml:space="default">23 (15)</w:t>
-            </w:r>
-          </w:p>
-        </w:tc>
-        <w:tc>
-          <w:tcPr>
-            <w:tcBorders>
-              <w:top w:val="single" w:space="0" w:color="D3D3D3"/>
-              <w:bottom w:val="single" w:space="0" w:color="D3D3D3"/>
-              <w:start w:val="single" w:space="0" w:color="D3D3D3"/>
-              <w:end w:val="single" w:space="0" w:color="D3D3D3"/>
-            </w:tcBorders>
-          </w:tcPr>
-          <w:p>
-            <w:pPr>
-              <w:spacing w:before="0" w:after="60"/>
-              <w:keepNext/>
-              <w:jc w:val="center"/>
-            </w:pPr>
-            <w:r>
-              <w:rPr>
-                <w:rFonts w:ascii="Calibri" w:hAnsi="Calibri"/>
-                <w:sz w:val="20"/>
-              </w:rPr>
-              <w:t xml:space="default">25 (15)</w:t>
-            </w:r>
-          </w:p>
-        </w:tc>
-        <w:tc>
-          <w:tcPr>
-            <w:tcBorders>
-              <w:top w:val="single" w:space="0" w:color="D3D3D3"/>
-              <w:bottom w:val="single" w:space="0" w:color="D3D3D3"/>
-              <w:start w:val="single" w:space="0" w:color="D3D3D3"/>
-              <w:end w:val="single" w:space="0" w:color="D3D3D3"/>
-            </w:tcBorders>
-          </w:tcPr>
-          <w:p>
-            <w:pPr>
-              <w:spacing w:before="0" w:after="60"/>
-              <w:keepNext/>
-              <w:jc w:val="center"/>
-            </w:pPr>
-            <w:r>
-              <w:rPr>
-                <w:rFonts w:ascii="Calibri" w:hAnsi="Calibri"/>
-                <w:sz w:val="20"/>
-              </w:rPr>
-              <w:t xml:space="default">0.005</w:t>
+              <w:t xml:space="default">21.88 (14.24)</w:t>
+            </w:r>
+          </w:p>
+        </w:tc>
+        <w:tc>
+          <w:tcPr>
+            <w:tcBorders>
+              <w:top w:val="single" w:space="0" w:color="D3D3D3"/>
+              <w:bottom w:val="single" w:space="0" w:color="D3D3D3"/>
+              <w:start w:val="single" w:space="0" w:color="D3D3D3"/>
+              <w:end w:val="single" w:space="0" w:color="D3D3D3"/>
+            </w:tcBorders>
+          </w:tcPr>
+          <w:p>
+            <w:pPr>
+              <w:spacing w:before="0" w:after="60"/>
+              <w:keepNext/>
+              <w:jc w:val="center"/>
+            </w:pPr>
+            <w:r>
+              <w:rPr>
+                <w:rFonts w:ascii="Calibri" w:hAnsi="Calibri"/>
+                <w:sz w:val="20"/>
+              </w:rPr>
+              <w:t xml:space="default">22.73 (14.70)</w:t>
+            </w:r>
+          </w:p>
+        </w:tc>
+        <w:tc>
+          <w:tcPr>
+            <w:tcBorders>
+              <w:top w:val="single" w:space="0" w:color="D3D3D3"/>
+              <w:bottom w:val="single" w:space="0" w:color="D3D3D3"/>
+              <w:start w:val="single" w:space="0" w:color="D3D3D3"/>
+              <w:end w:val="single" w:space="0" w:color="D3D3D3"/>
+            </w:tcBorders>
+          </w:tcPr>
+          <w:p>
+            <w:pPr>
+              <w:spacing w:before="0" w:after="60"/>
+              <w:keepNext/>
+              <w:jc w:val="center"/>
+            </w:pPr>
+            <w:r>
+              <w:rPr>
+                <w:rFonts w:ascii="Calibri" w:hAnsi="Calibri"/>
+                <w:sz w:val="20"/>
+              </w:rPr>
+              <w:t xml:space="default">23.31 (14.91)</w:t>
+            </w:r>
+          </w:p>
+        </w:tc>
+        <w:tc>
+          <w:tcPr>
+            <w:tcBorders>
+              <w:top w:val="single" w:space="0" w:color="D3D3D3"/>
+              <w:bottom w:val="single" w:space="0" w:color="D3D3D3"/>
+              <w:start w:val="single" w:space="0" w:color="D3D3D3"/>
+              <w:end w:val="single" w:space="0" w:color="D3D3D3"/>
+            </w:tcBorders>
+          </w:tcPr>
+          <w:p>
+            <w:pPr>
+              <w:spacing w:before="0" w:after="60"/>
+              <w:keepNext/>
+              <w:jc w:val="center"/>
+            </w:pPr>
+            <w:r>
+              <w:rPr>
+                <w:rFonts w:ascii="Calibri" w:hAnsi="Calibri"/>
+                <w:sz w:val="20"/>
+              </w:rPr>
+              <w:t xml:space="default">23.51 (14.38)</w:t>
+            </w:r>
+          </w:p>
+        </w:tc>
+        <w:tc>
+          <w:tcPr>
+            <w:tcBorders>
+              <w:top w:val="single" w:space="0" w:color="D3D3D3"/>
+              <w:bottom w:val="single" w:space="0" w:color="D3D3D3"/>
+              <w:start w:val="single" w:space="0" w:color="D3D3D3"/>
+              <w:end w:val="single" w:space="0" w:color="D3D3D3"/>
+            </w:tcBorders>
+          </w:tcPr>
+          <w:p>
+            <w:pPr>
+              <w:spacing w:before="0" w:after="60"/>
+              <w:keepNext/>
+              <w:jc w:val="center"/>
+            </w:pPr>
+            <w:r>
+              <w:rPr>
+                <w:rFonts w:ascii="Calibri" w:hAnsi="Calibri"/>
+                <w:sz w:val="20"/>
+              </w:rPr>
+              <w:t xml:space="default">24.84 (14.32)</w:t>
+            </w:r>
+          </w:p>
+        </w:tc>
+        <w:tc>
+          <w:tcPr>
+            <w:tcBorders>
+              <w:top w:val="single" w:space="0" w:color="D3D3D3"/>
+              <w:bottom w:val="single" w:space="0" w:color="D3D3D3"/>
+              <w:start w:val="single" w:space="0" w:color="D3D3D3"/>
+              <w:end w:val="single" w:space="0" w:color="D3D3D3"/>
+            </w:tcBorders>
+          </w:tcPr>
+          <w:p>
+            <w:pPr>
+              <w:spacing w:before="0" w:after="60"/>
+              <w:keepNext/>
+              <w:jc w:val="center"/>
+            </w:pPr>
+            <w:r>
+              <w:rPr>
+                <w:rFonts w:ascii="Calibri" w:hAnsi="Calibri"/>
+                <w:sz w:val="20"/>
+              </w:rPr>
+              <w:t xml:space="default">25.29 (14.34)</w:t>
+            </w:r>
+          </w:p>
+        </w:tc>
+        <w:tc>
+          <w:tcPr>
+            <w:tcBorders>
+              <w:top w:val="single" w:space="0" w:color="D3D3D3"/>
+              <w:bottom w:val="single" w:space="0" w:color="D3D3D3"/>
+              <w:start w:val="single" w:space="0" w:color="D3D3D3"/>
+              <w:end w:val="single" w:space="0" w:color="D3D3D3"/>
+            </w:tcBorders>
+          </w:tcPr>
+          <w:p>
+            <w:pPr>
+              <w:spacing w:before="0" w:after="60"/>
+              <w:keepNext/>
+              <w:jc w:val="center"/>
+            </w:pPr>
+            <w:r>
+              <w:rPr>
+                <w:rFonts w:ascii="Calibri" w:hAnsi="Calibri"/>
+                <w:sz w:val="20"/>
+              </w:rPr>
+              <w:t xml:space="default">24.80 (13.95)</w:t>
+            </w:r>
+          </w:p>
+        </w:tc>
+        <w:tc>
+          <w:tcPr>
+            <w:tcBorders>
+              <w:top w:val="single" w:space="0" w:color="D3D3D3"/>
+              <w:bottom w:val="single" w:space="0" w:color="D3D3D3"/>
+              <w:start w:val="single" w:space="0" w:color="D3D3D3"/>
+              <w:end w:val="single" w:space="0" w:color="D3D3D3"/>
+            </w:tcBorders>
+          </w:tcPr>
+          <w:p>
+            <w:pPr>
+              <w:spacing w:before="0" w:after="60"/>
+              <w:keepNext/>
+              <w:jc w:val="center"/>
+            </w:pPr>
+            <w:r>
+              <w:rPr>
+                <w:rFonts w:ascii="Calibri" w:hAnsi="Calibri"/>
+                <w:sz w:val="20"/>
+              </w:rPr>
+              <w:t xml:space="default">&lt;0.001</w:t>
             </w:r>
           </w:p>
         </w:tc>
@@ -382,7 +767,127 @@
                 <w:rFonts w:ascii="Calibri" w:hAnsi="Calibri"/>
                 <w:sz w:val="20"/>
               </w:rPr>
-              <w:t xml:space="default">0.008</w:t>
+              <w:t xml:space="default"/>
+            </w:r>
+          </w:p>
+        </w:tc>
+        <w:tc>
+          <w:tcPr>
+            <w:tcBorders>
+              <w:top w:val="single" w:space="0" w:color="D3D3D3"/>
+              <w:bottom w:val="single" w:space="0" w:color="D3D3D3"/>
+              <w:start w:val="single" w:space="0" w:color="D3D3D3"/>
+              <w:end w:val="single" w:space="0" w:color="D3D3D3"/>
+            </w:tcBorders>
+          </w:tcPr>
+          <w:p>
+            <w:pPr>
+              <w:spacing w:before="0" w:after="60"/>
+              <w:keepNext/>
+              <w:jc w:val="center"/>
+            </w:pPr>
+            <w:r>
+              <w:rPr>
+                <w:rFonts w:ascii="Calibri" w:hAnsi="Calibri"/>
+                <w:sz w:val="20"/>
+              </w:rPr>
+              <w:t xml:space="default"/>
+            </w:r>
+          </w:p>
+        </w:tc>
+        <w:tc>
+          <w:tcPr>
+            <w:tcBorders>
+              <w:top w:val="single" w:space="0" w:color="D3D3D3"/>
+              <w:bottom w:val="single" w:space="0" w:color="D3D3D3"/>
+              <w:start w:val="single" w:space="0" w:color="D3D3D3"/>
+              <w:end w:val="single" w:space="0" w:color="D3D3D3"/>
+            </w:tcBorders>
+          </w:tcPr>
+          <w:p>
+            <w:pPr>
+              <w:spacing w:before="0" w:after="60"/>
+              <w:keepNext/>
+              <w:jc w:val="center"/>
+            </w:pPr>
+            <w:r>
+              <w:rPr>
+                <w:rFonts w:ascii="Calibri" w:hAnsi="Calibri"/>
+                <w:sz w:val="20"/>
+              </w:rPr>
+              <w:t xml:space="default"/>
+            </w:r>
+          </w:p>
+        </w:tc>
+        <w:tc>
+          <w:tcPr>
+            <w:tcBorders>
+              <w:top w:val="single" w:space="0" w:color="D3D3D3"/>
+              <w:bottom w:val="single" w:space="0" w:color="D3D3D3"/>
+              <w:start w:val="single" w:space="0" w:color="D3D3D3"/>
+              <w:end w:val="single" w:space="0" w:color="D3D3D3"/>
+            </w:tcBorders>
+          </w:tcPr>
+          <w:p>
+            <w:pPr>
+              <w:spacing w:before="0" w:after="60"/>
+              <w:keepNext/>
+              <w:jc w:val="center"/>
+            </w:pPr>
+            <w:r>
+              <w:rPr>
+                <w:rFonts w:ascii="Calibri" w:hAnsi="Calibri"/>
+                <w:sz w:val="20"/>
+              </w:rPr>
+              <w:t xml:space="default"/>
+            </w:r>
+          </w:p>
+        </w:tc>
+        <w:tc>
+          <w:tcPr>
+            <w:tcBorders>
+              <w:top w:val="single" w:space="0" w:color="D3D3D3"/>
+              <w:bottom w:val="single" w:space="0" w:color="D3D3D3"/>
+              <w:start w:val="single" w:space="0" w:color="D3D3D3"/>
+              <w:end w:val="single" w:space="0" w:color="D3D3D3"/>
+            </w:tcBorders>
+          </w:tcPr>
+          <w:p>
+            <w:pPr>
+              <w:spacing w:before="0" w:after="60"/>
+              <w:keepNext/>
+              <w:jc w:val="center"/>
+            </w:pPr>
+            <w:r>
+              <w:rPr>
+                <w:rFonts w:ascii="Calibri" w:hAnsi="Calibri"/>
+                <w:sz w:val="20"/>
+              </w:rPr>
+              <w:t xml:space="default"/>
+            </w:r>
+          </w:p>
+        </w:tc>
+        <w:tc>
+          <w:tcPr>
+            <w:tcBorders>
+              <w:top w:val="single" w:space="0" w:color="D3D3D3"/>
+              <w:bottom w:val="single" w:space="0" w:color="D3D3D3"/>
+              <w:start w:val="single" w:space="0" w:color="D3D3D3"/>
+              <w:end w:val="single" w:space="0" w:color="D3D3D3"/>
+            </w:tcBorders>
+          </w:tcPr>
+          <w:p>
+            <w:pPr>
+              <w:spacing w:before="0" w:after="60"/>
+              <w:keepNext/>
+              <w:jc w:val="center"/>
+            </w:pPr>
+            <w:r>
+              <w:rPr>
+                <w:rFonts w:ascii="Calibri" w:hAnsi="Calibri"/>
+                <w:sz w:val="20"/>
+              </w:rPr>
+              <w:t xml:space="default">&lt;0.001</w:t>
             </w:r>
           </w:p>
         </w:tc>
@@ -411,55 +916,175 @@
                 <w:rFonts w:ascii="Calibri" w:hAnsi="Calibri"/>
                 <w:sz w:val="20"/>
               </w:rPr>
-              <w:t xml:space="default">    Child (&lt;18 years)</w:t>
-            </w:r>
-          </w:p>
-        </w:tc>
-        <w:tc>
-          <w:tcPr>
-            <w:tcBorders>
-              <w:top w:val="single" w:space="0" w:color="D3D3D3"/>
-              <w:bottom w:val="single" w:space="0" w:color="D3D3D3"/>
-              <w:start w:val="single" w:space="0" w:color="D3D3D3"/>
-              <w:end w:val="single" w:space="0" w:color="D3D3D3"/>
-            </w:tcBorders>
-          </w:tcPr>
-          <w:p>
-            <w:pPr>
-              <w:spacing w:before="0" w:after="60"/>
-              <w:keepNext/>
-              <w:jc w:val="center"/>
-            </w:pPr>
-            <w:r>
-              <w:rPr>
-                <w:rFonts w:ascii="Calibri" w:hAnsi="Calibri"/>
-                <w:sz w:val="20"/>
-              </w:rPr>
-              <w:t xml:space="default">3,589,049 (50%)</w:t>
-            </w:r>
-          </w:p>
-        </w:tc>
-        <w:tc>
-          <w:tcPr>
-            <w:tcBorders>
-              <w:top w:val="single" w:space="0" w:color="D3D3D3"/>
-              <w:bottom w:val="single" w:space="0" w:color="D3D3D3"/>
-              <w:start w:val="single" w:space="0" w:color="D3D3D3"/>
-              <w:end w:val="single" w:space="0" w:color="D3D3D3"/>
-            </w:tcBorders>
-          </w:tcPr>
-          <w:p>
-            <w:pPr>
-              <w:spacing w:before="0" w:after="60"/>
-              <w:keepNext/>
-              <w:jc w:val="center"/>
-            </w:pPr>
-            <w:r>
-              <w:rPr>
-                <w:rFonts w:ascii="Calibri" w:hAnsi="Calibri"/>
-                <w:sz w:val="20"/>
-              </w:rPr>
-              <w:t xml:space="default">3,065,733 (41%)</w:t>
+              <w:t xml:space="default">    &lt;18</w:t>
+            </w:r>
+          </w:p>
+        </w:tc>
+        <w:tc>
+          <w:tcPr>
+            <w:tcBorders>
+              <w:top w:val="single" w:space="0" w:color="D3D3D3"/>
+              <w:bottom w:val="single" w:space="0" w:color="D3D3D3"/>
+              <w:start w:val="single" w:space="0" w:color="D3D3D3"/>
+              <w:end w:val="single" w:space="0" w:color="D3D3D3"/>
+            </w:tcBorders>
+          </w:tcPr>
+          <w:p>
+            <w:pPr>
+              <w:spacing w:before="0" w:after="60"/>
+              <w:keepNext/>
+              <w:jc w:val="center"/>
+            </w:pPr>
+            <w:r>
+              <w:rPr>
+                <w:rFonts w:ascii="Calibri" w:hAnsi="Calibri"/>
+                <w:sz w:val="20"/>
+              </w:rPr>
+              <w:t xml:space="default">4,602,756 (54%)</w:t>
+            </w:r>
+          </w:p>
+        </w:tc>
+        <w:tc>
+          <w:tcPr>
+            <w:tcBorders>
+              <w:top w:val="single" w:space="0" w:color="D3D3D3"/>
+              <w:bottom w:val="single" w:space="0" w:color="D3D3D3"/>
+              <w:start w:val="single" w:space="0" w:color="D3D3D3"/>
+              <w:end w:val="single" w:space="0" w:color="D3D3D3"/>
+            </w:tcBorders>
+          </w:tcPr>
+          <w:p>
+            <w:pPr>
+              <w:spacing w:before="0" w:after="60"/>
+              <w:keepNext/>
+              <w:jc w:val="center"/>
+            </w:pPr>
+            <w:r>
+              <w:rPr>
+                <w:rFonts w:ascii="Calibri" w:hAnsi="Calibri"/>
+                <w:sz w:val="20"/>
+              </w:rPr>
+              <w:t xml:space="default">4,372,303 (51%)</w:t>
+            </w:r>
+          </w:p>
+        </w:tc>
+        <w:tc>
+          <w:tcPr>
+            <w:tcBorders>
+              <w:top w:val="single" w:space="0" w:color="D3D3D3"/>
+              <w:bottom w:val="single" w:space="0" w:color="D3D3D3"/>
+              <w:start w:val="single" w:space="0" w:color="D3D3D3"/>
+              <w:end w:val="single" w:space="0" w:color="D3D3D3"/>
+            </w:tcBorders>
+          </w:tcPr>
+          <w:p>
+            <w:pPr>
+              <w:spacing w:before="0" w:after="60"/>
+              <w:keepNext/>
+              <w:jc w:val="center"/>
+            </w:pPr>
+            <w:r>
+              <w:rPr>
+                <w:rFonts w:ascii="Calibri" w:hAnsi="Calibri"/>
+                <w:sz w:val="20"/>
+              </w:rPr>
+              <w:t xml:space="default">4,124,131 (51%)</w:t>
+            </w:r>
+          </w:p>
+        </w:tc>
+        <w:tc>
+          <w:tcPr>
+            <w:tcBorders>
+              <w:top w:val="single" w:space="0" w:color="D3D3D3"/>
+              <w:bottom w:val="single" w:space="0" w:color="D3D3D3"/>
+              <w:start w:val="single" w:space="0" w:color="D3D3D3"/>
+              <w:end w:val="single" w:space="0" w:color="D3D3D3"/>
+            </w:tcBorders>
+          </w:tcPr>
+          <w:p>
+            <w:pPr>
+              <w:spacing w:before="0" w:after="60"/>
+              <w:keepNext/>
+              <w:jc w:val="center"/>
+            </w:pPr>
+            <w:r>
+              <w:rPr>
+                <w:rFonts w:ascii="Calibri" w:hAnsi="Calibri"/>
+                <w:sz w:val="20"/>
+              </w:rPr>
+              <w:t xml:space="default">3,883,385 (48%)</w:t>
+            </w:r>
+          </w:p>
+        </w:tc>
+        <w:tc>
+          <w:tcPr>
+            <w:tcBorders>
+              <w:top w:val="single" w:space="0" w:color="D3D3D3"/>
+              <w:bottom w:val="single" w:space="0" w:color="D3D3D3"/>
+              <w:start w:val="single" w:space="0" w:color="D3D3D3"/>
+              <w:end w:val="single" w:space="0" w:color="D3D3D3"/>
+            </w:tcBorders>
+          </w:tcPr>
+          <w:p>
+            <w:pPr>
+              <w:spacing w:before="0" w:after="60"/>
+              <w:keepNext/>
+              <w:jc w:val="center"/>
+            </w:pPr>
+            <w:r>
+              <w:rPr>
+                <w:rFonts w:ascii="Calibri" w:hAnsi="Calibri"/>
+                <w:sz w:val="20"/>
+              </w:rPr>
+              <w:t xml:space="default">3,585,408 (41%)</w:t>
+            </w:r>
+          </w:p>
+        </w:tc>
+        <w:tc>
+          <w:tcPr>
+            <w:tcBorders>
+              <w:top w:val="single" w:space="0" w:color="D3D3D3"/>
+              <w:bottom w:val="single" w:space="0" w:color="D3D3D3"/>
+              <w:start w:val="single" w:space="0" w:color="D3D3D3"/>
+              <w:end w:val="single" w:space="0" w:color="D3D3D3"/>
+            </w:tcBorders>
+          </w:tcPr>
+          <w:p>
+            <w:pPr>
+              <w:spacing w:before="0" w:after="60"/>
+              <w:keepNext/>
+              <w:jc w:val="center"/>
+            </w:pPr>
+            <w:r>
+              <w:rPr>
+                <w:rFonts w:ascii="Calibri" w:hAnsi="Calibri"/>
+                <w:sz w:val="20"/>
+              </w:rPr>
+              <w:t xml:space="default">4,279,042 (40%)</w:t>
+            </w:r>
+          </w:p>
+        </w:tc>
+        <w:tc>
+          <w:tcPr>
+            <w:tcBorders>
+              <w:top w:val="single" w:space="0" w:color="D3D3D3"/>
+              <w:bottom w:val="single" w:space="0" w:color="D3D3D3"/>
+              <w:start w:val="single" w:space="0" w:color="D3D3D3"/>
+              <w:end w:val="single" w:space="0" w:color="D3D3D3"/>
+            </w:tcBorders>
+          </w:tcPr>
+          <w:p>
+            <w:pPr>
+              <w:spacing w:before="0" w:after="60"/>
+              <w:keepNext/>
+              <w:jc w:val="center"/>
+            </w:pPr>
+            <w:r>
+              <w:rPr>
+                <w:rFonts w:ascii="Calibri" w:hAnsi="Calibri"/>
+                <w:sz w:val="20"/>
+              </w:rPr>
+              <w:t xml:space="default">4,443,224 (41%)</w:t>
             </w:r>
           </w:p>
         </w:tc>
@@ -512,55 +1137,175 @@
                 <w:rFonts w:ascii="Calibri" w:hAnsi="Calibri"/>
                 <w:sz w:val="20"/>
               </w:rPr>
-              <w:t xml:space="default">    Adult (18+ years)</w:t>
-            </w:r>
-          </w:p>
-        </w:tc>
-        <w:tc>
-          <w:tcPr>
-            <w:tcBorders>
-              <w:top w:val="single" w:space="0" w:color="D3D3D3"/>
-              <w:bottom w:val="single" w:space="0" w:color="D3D3D3"/>
-              <w:start w:val="single" w:space="0" w:color="D3D3D3"/>
-              <w:end w:val="single" w:space="0" w:color="D3D3D3"/>
-            </w:tcBorders>
-          </w:tcPr>
-          <w:p>
-            <w:pPr>
-              <w:spacing w:before="0" w:after="60"/>
-              <w:keepNext/>
-              <w:jc w:val="center"/>
-            </w:pPr>
-            <w:r>
-              <w:rPr>
-                <w:rFonts w:ascii="Calibri" w:hAnsi="Calibri"/>
-                <w:sz w:val="20"/>
-              </w:rPr>
-              <w:t xml:space="default">3,547,361 (50%)</w:t>
-            </w:r>
-          </w:p>
-        </w:tc>
-        <w:tc>
-          <w:tcPr>
-            <w:tcBorders>
-              <w:top w:val="single" w:space="0" w:color="D3D3D3"/>
-              <w:bottom w:val="single" w:space="0" w:color="D3D3D3"/>
-              <w:start w:val="single" w:space="0" w:color="D3D3D3"/>
-              <w:end w:val="single" w:space="0" w:color="D3D3D3"/>
-            </w:tcBorders>
-          </w:tcPr>
-          <w:p>
-            <w:pPr>
-              <w:spacing w:before="0" w:after="60"/>
-              <w:keepNext/>
-              <w:jc w:val="center"/>
-            </w:pPr>
-            <w:r>
-              <w:rPr>
-                <w:rFonts w:ascii="Calibri" w:hAnsi="Calibri"/>
-                <w:sz w:val="20"/>
-              </w:rPr>
-              <w:t xml:space="default">4,332,681 (59%)</w:t>
+              <w:t xml:space="default">    18-64</w:t>
+            </w:r>
+          </w:p>
+        </w:tc>
+        <w:tc>
+          <w:tcPr>
+            <w:tcBorders>
+              <w:top w:val="single" w:space="0" w:color="D3D3D3"/>
+              <w:bottom w:val="single" w:space="0" w:color="D3D3D3"/>
+              <w:start w:val="single" w:space="0" w:color="D3D3D3"/>
+              <w:end w:val="single" w:space="0" w:color="D3D3D3"/>
+            </w:tcBorders>
+          </w:tcPr>
+          <w:p>
+            <w:pPr>
+              <w:spacing w:before="0" w:after="60"/>
+              <w:keepNext/>
+              <w:jc w:val="center"/>
+            </w:pPr>
+            <w:r>
+              <w:rPr>
+                <w:rFonts w:ascii="Calibri" w:hAnsi="Calibri"/>
+                <w:sz w:val="20"/>
+              </w:rPr>
+              <w:t xml:space="default">3,947,326 (46%)</w:t>
+            </w:r>
+          </w:p>
+        </w:tc>
+        <w:tc>
+          <w:tcPr>
+            <w:tcBorders>
+              <w:top w:val="single" w:space="0" w:color="D3D3D3"/>
+              <w:bottom w:val="single" w:space="0" w:color="D3D3D3"/>
+              <w:start w:val="single" w:space="0" w:color="D3D3D3"/>
+              <w:end w:val="single" w:space="0" w:color="D3D3D3"/>
+            </w:tcBorders>
+          </w:tcPr>
+          <w:p>
+            <w:pPr>
+              <w:spacing w:before="0" w:after="60"/>
+              <w:keepNext/>
+              <w:jc w:val="center"/>
+            </w:pPr>
+            <w:r>
+              <w:rPr>
+                <w:rFonts w:ascii="Calibri" w:hAnsi="Calibri"/>
+                <w:sz w:val="20"/>
+              </w:rPr>
+              <w:t xml:space="default">4,125,818 (49%)</w:t>
+            </w:r>
+          </w:p>
+        </w:tc>
+        <w:tc>
+          <w:tcPr>
+            <w:tcBorders>
+              <w:top w:val="single" w:space="0" w:color="D3D3D3"/>
+              <w:bottom w:val="single" w:space="0" w:color="D3D3D3"/>
+              <w:start w:val="single" w:space="0" w:color="D3D3D3"/>
+              <w:end w:val="single" w:space="0" w:color="D3D3D3"/>
+            </w:tcBorders>
+          </w:tcPr>
+          <w:p>
+            <w:pPr>
+              <w:spacing w:before="0" w:after="60"/>
+              <w:keepNext/>
+              <w:jc w:val="center"/>
+            </w:pPr>
+            <w:r>
+              <w:rPr>
+                <w:rFonts w:ascii="Calibri" w:hAnsi="Calibri"/>
+                <w:sz w:val="20"/>
+              </w:rPr>
+              <w:t xml:space="default">3,996,785 (49%)</w:t>
+            </w:r>
+          </w:p>
+        </w:tc>
+        <w:tc>
+          <w:tcPr>
+            <w:tcBorders>
+              <w:top w:val="single" w:space="0" w:color="D3D3D3"/>
+              <w:bottom w:val="single" w:space="0" w:color="D3D3D3"/>
+              <w:start w:val="single" w:space="0" w:color="D3D3D3"/>
+              <w:end w:val="single" w:space="0" w:color="D3D3D3"/>
+            </w:tcBorders>
+          </w:tcPr>
+          <w:p>
+            <w:pPr>
+              <w:spacing w:before="0" w:after="60"/>
+              <w:keepNext/>
+              <w:jc w:val="center"/>
+            </w:pPr>
+            <w:r>
+              <w:rPr>
+                <w:rFonts w:ascii="Calibri" w:hAnsi="Calibri"/>
+                <w:sz w:val="20"/>
+              </w:rPr>
+              <w:t xml:space="default">4,169,011 (52%)</w:t>
+            </w:r>
+          </w:p>
+        </w:tc>
+        <w:tc>
+          <w:tcPr>
+            <w:tcBorders>
+              <w:top w:val="single" w:space="0" w:color="D3D3D3"/>
+              <w:bottom w:val="single" w:space="0" w:color="D3D3D3"/>
+              <w:start w:val="single" w:space="0" w:color="D3D3D3"/>
+              <w:end w:val="single" w:space="0" w:color="D3D3D3"/>
+            </w:tcBorders>
+          </w:tcPr>
+          <w:p>
+            <w:pPr>
+              <w:spacing w:before="0" w:after="60"/>
+              <w:keepNext/>
+              <w:jc w:val="center"/>
+            </w:pPr>
+            <w:r>
+              <w:rPr>
+                <w:rFonts w:ascii="Calibri" w:hAnsi="Calibri"/>
+                <w:sz w:val="20"/>
+              </w:rPr>
+              <w:t xml:space="default">5,133,940 (59%)</w:t>
+            </w:r>
+          </w:p>
+        </w:tc>
+        <w:tc>
+          <w:tcPr>
+            <w:tcBorders>
+              <w:top w:val="single" w:space="0" w:color="D3D3D3"/>
+              <w:bottom w:val="single" w:space="0" w:color="D3D3D3"/>
+              <w:start w:val="single" w:space="0" w:color="D3D3D3"/>
+              <w:end w:val="single" w:space="0" w:color="D3D3D3"/>
+            </w:tcBorders>
+          </w:tcPr>
+          <w:p>
+            <w:pPr>
+              <w:spacing w:before="0" w:after="60"/>
+              <w:keepNext/>
+              <w:jc w:val="center"/>
+            </w:pPr>
+            <w:r>
+              <w:rPr>
+                <w:rFonts w:ascii="Calibri" w:hAnsi="Calibri"/>
+                <w:sz w:val="20"/>
+              </w:rPr>
+              <w:t xml:space="default">6,552,577 (60%)</w:t>
+            </w:r>
+          </w:p>
+        </w:tc>
+        <w:tc>
+          <w:tcPr>
+            <w:tcBorders>
+              <w:top w:val="single" w:space="0" w:color="D3D3D3"/>
+              <w:bottom w:val="single" w:space="0" w:color="D3D3D3"/>
+              <w:start w:val="single" w:space="0" w:color="D3D3D3"/>
+              <w:end w:val="single" w:space="0" w:color="D3D3D3"/>
+            </w:tcBorders>
+          </w:tcPr>
+          <w:p>
+            <w:pPr>
+              <w:spacing w:before="0" w:after="60"/>
+              <w:keepNext/>
+              <w:jc w:val="center"/>
+            </w:pPr>
+            <w:r>
+              <w:rPr>
+                <w:rFonts w:ascii="Calibri" w:hAnsi="Calibri"/>
+                <w:sz w:val="20"/>
+              </w:rPr>
+              <w:t xml:space="default">6,462,511 (59%)</w:t>
             </w:r>
           </w:p>
         </w:tc>
@@ -614,7 +1359,7 @@
                 <w:sz w:val="20"/>
                 <w:b w:val="true"/>
               </w:rPr>
-              <w:t xml:space="default">Age-sex subgroup</w:t>
+              <w:t xml:space="default">Sex</w:t>
             </w:r>
           </w:p>
         </w:tc>
@@ -686,7 +1431,127 @@
                 <w:rFonts w:ascii="Calibri" w:hAnsi="Calibri"/>
                 <w:sz w:val="20"/>
               </w:rPr>
-              <w:t xml:space="default">0.015</w:t>
+              <w:t xml:space="default"/>
+            </w:r>
+          </w:p>
+        </w:tc>
+        <w:tc>
+          <w:tcPr>
+            <w:tcBorders>
+              <w:top w:val="single" w:space="0" w:color="D3D3D3"/>
+              <w:bottom w:val="single" w:space="0" w:color="D3D3D3"/>
+              <w:start w:val="single" w:space="0" w:color="D3D3D3"/>
+              <w:end w:val="single" w:space="0" w:color="D3D3D3"/>
+            </w:tcBorders>
+          </w:tcPr>
+          <w:p>
+            <w:pPr>
+              <w:spacing w:before="0" w:after="60"/>
+              <w:keepNext/>
+              <w:jc w:val="center"/>
+            </w:pPr>
+            <w:r>
+              <w:rPr>
+                <w:rFonts w:ascii="Calibri" w:hAnsi="Calibri"/>
+                <w:sz w:val="20"/>
+              </w:rPr>
+              <w:t xml:space="default"/>
+            </w:r>
+          </w:p>
+        </w:tc>
+        <w:tc>
+          <w:tcPr>
+            <w:tcBorders>
+              <w:top w:val="single" w:space="0" w:color="D3D3D3"/>
+              <w:bottom w:val="single" w:space="0" w:color="D3D3D3"/>
+              <w:start w:val="single" w:space="0" w:color="D3D3D3"/>
+              <w:end w:val="single" w:space="0" w:color="D3D3D3"/>
+            </w:tcBorders>
+          </w:tcPr>
+          <w:p>
+            <w:pPr>
+              <w:spacing w:before="0" w:after="60"/>
+              <w:keepNext/>
+              <w:jc w:val="center"/>
+            </w:pPr>
+            <w:r>
+              <w:rPr>
+                <w:rFonts w:ascii="Calibri" w:hAnsi="Calibri"/>
+                <w:sz w:val="20"/>
+              </w:rPr>
+              <w:t xml:space="default"/>
+            </w:r>
+          </w:p>
+        </w:tc>
+        <w:tc>
+          <w:tcPr>
+            <w:tcBorders>
+              <w:top w:val="single" w:space="0" w:color="D3D3D3"/>
+              <w:bottom w:val="single" w:space="0" w:color="D3D3D3"/>
+              <w:start w:val="single" w:space="0" w:color="D3D3D3"/>
+              <w:end w:val="single" w:space="0" w:color="D3D3D3"/>
+            </w:tcBorders>
+          </w:tcPr>
+          <w:p>
+            <w:pPr>
+              <w:spacing w:before="0" w:after="60"/>
+              <w:keepNext/>
+              <w:jc w:val="center"/>
+            </w:pPr>
+            <w:r>
+              <w:rPr>
+                <w:rFonts w:ascii="Calibri" w:hAnsi="Calibri"/>
+                <w:sz w:val="20"/>
+              </w:rPr>
+              <w:t xml:space="default"/>
+            </w:r>
+          </w:p>
+        </w:tc>
+        <w:tc>
+          <w:tcPr>
+            <w:tcBorders>
+              <w:top w:val="single" w:space="0" w:color="D3D3D3"/>
+              <w:bottom w:val="single" w:space="0" w:color="D3D3D3"/>
+              <w:start w:val="single" w:space="0" w:color="D3D3D3"/>
+              <w:end w:val="single" w:space="0" w:color="D3D3D3"/>
+            </w:tcBorders>
+          </w:tcPr>
+          <w:p>
+            <w:pPr>
+              <w:spacing w:before="0" w:after="60"/>
+              <w:keepNext/>
+              <w:jc w:val="center"/>
+            </w:pPr>
+            <w:r>
+              <w:rPr>
+                <w:rFonts w:ascii="Calibri" w:hAnsi="Calibri"/>
+                <w:sz w:val="20"/>
+              </w:rPr>
+              <w:t xml:space="default"/>
+            </w:r>
+          </w:p>
+        </w:tc>
+        <w:tc>
+          <w:tcPr>
+            <w:tcBorders>
+              <w:top w:val="single" w:space="0" w:color="D3D3D3"/>
+              <w:bottom w:val="single" w:space="0" w:color="D3D3D3"/>
+              <w:start w:val="single" w:space="0" w:color="D3D3D3"/>
+              <w:end w:val="single" w:space="0" w:color="D3D3D3"/>
+            </w:tcBorders>
+          </w:tcPr>
+          <w:p>
+            <w:pPr>
+              <w:spacing w:before="0" w:after="60"/>
+              <w:keepNext/>
+              <w:jc w:val="center"/>
+            </w:pPr>
+            <w:r>
+              <w:rPr>
+                <w:rFonts w:ascii="Calibri" w:hAnsi="Calibri"/>
+                <w:sz w:val="20"/>
+              </w:rPr>
+              <w:t xml:space="default">0.11</w:t>
             </w:r>
           </w:p>
         </w:tc>
@@ -715,55 +1580,175 @@
                 <w:rFonts w:ascii="Calibri" w:hAnsi="Calibri"/>
                 <w:sz w:val="20"/>
               </w:rPr>
-              <w:t xml:space="default">    Child, male</w:t>
-            </w:r>
-          </w:p>
-        </w:tc>
-        <w:tc>
-          <w:tcPr>
-            <w:tcBorders>
-              <w:top w:val="single" w:space="0" w:color="D3D3D3"/>
-              <w:bottom w:val="single" w:space="0" w:color="D3D3D3"/>
-              <w:start w:val="single" w:space="0" w:color="D3D3D3"/>
-              <w:end w:val="single" w:space="0" w:color="D3D3D3"/>
-            </w:tcBorders>
-          </w:tcPr>
-          <w:p>
-            <w:pPr>
-              <w:spacing w:before="0" w:after="60"/>
-              <w:keepNext/>
-              <w:jc w:val="center"/>
-            </w:pPr>
-            <w:r>
-              <w:rPr>
-                <w:rFonts w:ascii="Calibri" w:hAnsi="Calibri"/>
-                <w:sz w:val="20"/>
-              </w:rPr>
-              <w:t xml:space="default">2,287,431 (32%)</w:t>
-            </w:r>
-          </w:p>
-        </w:tc>
-        <w:tc>
-          <w:tcPr>
-            <w:tcBorders>
-              <w:top w:val="single" w:space="0" w:color="D3D3D3"/>
-              <w:bottom w:val="single" w:space="0" w:color="D3D3D3"/>
-              <w:start w:val="single" w:space="0" w:color="D3D3D3"/>
-              <w:end w:val="single" w:space="0" w:color="D3D3D3"/>
-            </w:tcBorders>
-          </w:tcPr>
-          <w:p>
-            <w:pPr>
-              <w:spacing w:before="0" w:after="60"/>
-              <w:keepNext/>
-              <w:jc w:val="center"/>
-            </w:pPr>
-            <w:r>
-              <w:rPr>
-                <w:rFonts w:ascii="Calibri" w:hAnsi="Calibri"/>
-                <w:sz w:val="20"/>
-              </w:rPr>
-              <w:t xml:space="default">2,037,981 (28%)</w:t>
+              <w:t xml:space="default">    Female</w:t>
+            </w:r>
+          </w:p>
+        </w:tc>
+        <w:tc>
+          <w:tcPr>
+            <w:tcBorders>
+              <w:top w:val="single" w:space="0" w:color="D3D3D3"/>
+              <w:bottom w:val="single" w:space="0" w:color="D3D3D3"/>
+              <w:start w:val="single" w:space="0" w:color="D3D3D3"/>
+              <w:end w:val="single" w:space="0" w:color="D3D3D3"/>
+            </w:tcBorders>
+          </w:tcPr>
+          <w:p>
+            <w:pPr>
+              <w:spacing w:before="0" w:after="60"/>
+              <w:keepNext/>
+              <w:jc w:val="center"/>
+            </w:pPr>
+            <w:r>
+              <w:rPr>
+                <w:rFonts w:ascii="Calibri" w:hAnsi="Calibri"/>
+                <w:sz w:val="20"/>
+              </w:rPr>
+              <w:t xml:space="default">3,225,154 (38%)</w:t>
+            </w:r>
+          </w:p>
+        </w:tc>
+        <w:tc>
+          <w:tcPr>
+            <w:tcBorders>
+              <w:top w:val="single" w:space="0" w:color="D3D3D3"/>
+              <w:bottom w:val="single" w:space="0" w:color="D3D3D3"/>
+              <w:start w:val="single" w:space="0" w:color="D3D3D3"/>
+              <w:end w:val="single" w:space="0" w:color="D3D3D3"/>
+            </w:tcBorders>
+          </w:tcPr>
+          <w:p>
+            <w:pPr>
+              <w:spacing w:before="0" w:after="60"/>
+              <w:keepNext/>
+              <w:jc w:val="center"/>
+            </w:pPr>
+            <w:r>
+              <w:rPr>
+                <w:rFonts w:ascii="Calibri" w:hAnsi="Calibri"/>
+                <w:sz w:val="20"/>
+              </w:rPr>
+              <w:t xml:space="default">3,632,096 (43%)</w:t>
+            </w:r>
+          </w:p>
+        </w:tc>
+        <w:tc>
+          <w:tcPr>
+            <w:tcBorders>
+              <w:top w:val="single" w:space="0" w:color="D3D3D3"/>
+              <w:bottom w:val="single" w:space="0" w:color="D3D3D3"/>
+              <w:start w:val="single" w:space="0" w:color="D3D3D3"/>
+              <w:end w:val="single" w:space="0" w:color="D3D3D3"/>
+            </w:tcBorders>
+          </w:tcPr>
+          <w:p>
+            <w:pPr>
+              <w:spacing w:before="0" w:after="60"/>
+              <w:keepNext/>
+              <w:jc w:val="center"/>
+            </w:pPr>
+            <w:r>
+              <w:rPr>
+                <w:rFonts w:ascii="Calibri" w:hAnsi="Calibri"/>
+                <w:sz w:val="20"/>
+              </w:rPr>
+              <w:t xml:space="default">3,684,285 (45%)</w:t>
+            </w:r>
+          </w:p>
+        </w:tc>
+        <w:tc>
+          <w:tcPr>
+            <w:tcBorders>
+              <w:top w:val="single" w:space="0" w:color="D3D3D3"/>
+              <w:bottom w:val="single" w:space="0" w:color="D3D3D3"/>
+              <w:start w:val="single" w:space="0" w:color="D3D3D3"/>
+              <w:end w:val="single" w:space="0" w:color="D3D3D3"/>
+            </w:tcBorders>
+          </w:tcPr>
+          <w:p>
+            <w:pPr>
+              <w:spacing w:before="0" w:after="60"/>
+              <w:keepNext/>
+              <w:jc w:val="center"/>
+            </w:pPr>
+            <w:r>
+              <w:rPr>
+                <w:rFonts w:ascii="Calibri" w:hAnsi="Calibri"/>
+                <w:sz w:val="20"/>
+              </w:rPr>
+              <w:t xml:space="default">3,741,274 (46%)</w:t>
+            </w:r>
+          </w:p>
+        </w:tc>
+        <w:tc>
+          <w:tcPr>
+            <w:tcBorders>
+              <w:top w:val="single" w:space="0" w:color="D3D3D3"/>
+              <w:bottom w:val="single" w:space="0" w:color="D3D3D3"/>
+              <w:start w:val="single" w:space="0" w:color="D3D3D3"/>
+              <w:end w:val="single" w:space="0" w:color="D3D3D3"/>
+            </w:tcBorders>
+          </w:tcPr>
+          <w:p>
+            <w:pPr>
+              <w:spacing w:before="0" w:after="60"/>
+              <w:keepNext/>
+              <w:jc w:val="center"/>
+            </w:pPr>
+            <w:r>
+              <w:rPr>
+                <w:rFonts w:ascii="Calibri" w:hAnsi="Calibri"/>
+                <w:sz w:val="20"/>
+              </w:rPr>
+              <w:t xml:space="default">3,889,842 (45%)</w:t>
+            </w:r>
+          </w:p>
+        </w:tc>
+        <w:tc>
+          <w:tcPr>
+            <w:tcBorders>
+              <w:top w:val="single" w:space="0" w:color="D3D3D3"/>
+              <w:bottom w:val="single" w:space="0" w:color="D3D3D3"/>
+              <w:start w:val="single" w:space="0" w:color="D3D3D3"/>
+              <w:end w:val="single" w:space="0" w:color="D3D3D3"/>
+            </w:tcBorders>
+          </w:tcPr>
+          <w:p>
+            <w:pPr>
+              <w:spacing w:before="0" w:after="60"/>
+              <w:keepNext/>
+              <w:jc w:val="center"/>
+            </w:pPr>
+            <w:r>
+              <w:rPr>
+                <w:rFonts w:ascii="Calibri" w:hAnsi="Calibri"/>
+                <w:sz w:val="20"/>
+              </w:rPr>
+              <w:t xml:space="default">4,669,034 (43%)</w:t>
+            </w:r>
+          </w:p>
+        </w:tc>
+        <w:tc>
+          <w:tcPr>
+            <w:tcBorders>
+              <w:top w:val="single" w:space="0" w:color="D3D3D3"/>
+              <w:bottom w:val="single" w:space="0" w:color="D3D3D3"/>
+              <w:start w:val="single" w:space="0" w:color="D3D3D3"/>
+              <w:end w:val="single" w:space="0" w:color="D3D3D3"/>
+            </w:tcBorders>
+          </w:tcPr>
+          <w:p>
+            <w:pPr>
+              <w:spacing w:before="0" w:after="60"/>
+              <w:keepNext/>
+              <w:jc w:val="center"/>
+            </w:pPr>
+            <w:r>
+              <w:rPr>
+                <w:rFonts w:ascii="Calibri" w:hAnsi="Calibri"/>
+                <w:sz w:val="20"/>
+              </w:rPr>
+              <w:t xml:space="default">5,029,468 (46%)</w:t>
             </w:r>
           </w:p>
         </w:tc>
@@ -816,55 +1801,175 @@
                 <w:rFonts w:ascii="Calibri" w:hAnsi="Calibri"/>
                 <w:sz w:val="20"/>
               </w:rPr>
-              <w:t xml:space="default">    Child, female</w:t>
-            </w:r>
-          </w:p>
-        </w:tc>
-        <w:tc>
-          <w:tcPr>
-            <w:tcBorders>
-              <w:top w:val="single" w:space="0" w:color="D3D3D3"/>
-              <w:bottom w:val="single" w:space="0" w:color="D3D3D3"/>
-              <w:start w:val="single" w:space="0" w:color="D3D3D3"/>
-              <w:end w:val="single" w:space="0" w:color="D3D3D3"/>
-            </w:tcBorders>
-          </w:tcPr>
-          <w:p>
-            <w:pPr>
-              <w:spacing w:before="0" w:after="60"/>
-              <w:keepNext/>
-              <w:jc w:val="center"/>
-            </w:pPr>
-            <w:r>
-              <w:rPr>
-                <w:rFonts w:ascii="Calibri" w:hAnsi="Calibri"/>
-                <w:sz w:val="20"/>
-              </w:rPr>
-              <w:t xml:space="default">1,301,618 (18%)</w:t>
-            </w:r>
-          </w:p>
-        </w:tc>
-        <w:tc>
-          <w:tcPr>
-            <w:tcBorders>
-              <w:top w:val="single" w:space="0" w:color="D3D3D3"/>
-              <w:bottom w:val="single" w:space="0" w:color="D3D3D3"/>
-              <w:start w:val="single" w:space="0" w:color="D3D3D3"/>
-              <w:end w:val="single" w:space="0" w:color="D3D3D3"/>
-            </w:tcBorders>
-          </w:tcPr>
-          <w:p>
-            <w:pPr>
-              <w:spacing w:before="0" w:after="60"/>
-              <w:keepNext/>
-              <w:jc w:val="center"/>
-            </w:pPr>
-            <w:r>
-              <w:rPr>
-                <w:rFonts w:ascii="Calibri" w:hAnsi="Calibri"/>
-                <w:sz w:val="20"/>
-              </w:rPr>
-              <w:t xml:space="default">1,027,752 (14%)</w:t>
+              <w:t xml:space="default">    Male</w:t>
+            </w:r>
+          </w:p>
+        </w:tc>
+        <w:tc>
+          <w:tcPr>
+            <w:tcBorders>
+              <w:top w:val="single" w:space="0" w:color="D3D3D3"/>
+              <w:bottom w:val="single" w:space="0" w:color="D3D3D3"/>
+              <w:start w:val="single" w:space="0" w:color="D3D3D3"/>
+              <w:end w:val="single" w:space="0" w:color="D3D3D3"/>
+            </w:tcBorders>
+          </w:tcPr>
+          <w:p>
+            <w:pPr>
+              <w:spacing w:before="0" w:after="60"/>
+              <w:keepNext/>
+              <w:jc w:val="center"/>
+            </w:pPr>
+            <w:r>
+              <w:rPr>
+                <w:rFonts w:ascii="Calibri" w:hAnsi="Calibri"/>
+                <w:sz w:val="20"/>
+              </w:rPr>
+              <w:t xml:space="default">5,324,928 (62%)</w:t>
+            </w:r>
+          </w:p>
+        </w:tc>
+        <w:tc>
+          <w:tcPr>
+            <w:tcBorders>
+              <w:top w:val="single" w:space="0" w:color="D3D3D3"/>
+              <w:bottom w:val="single" w:space="0" w:color="D3D3D3"/>
+              <w:start w:val="single" w:space="0" w:color="D3D3D3"/>
+              <w:end w:val="single" w:space="0" w:color="D3D3D3"/>
+            </w:tcBorders>
+          </w:tcPr>
+          <w:p>
+            <w:pPr>
+              <w:spacing w:before="0" w:after="60"/>
+              <w:keepNext/>
+              <w:jc w:val="center"/>
+            </w:pPr>
+            <w:r>
+              <w:rPr>
+                <w:rFonts w:ascii="Calibri" w:hAnsi="Calibri"/>
+                <w:sz w:val="20"/>
+              </w:rPr>
+              <w:t xml:space="default">4,866,025 (57%)</w:t>
+            </w:r>
+          </w:p>
+        </w:tc>
+        <w:tc>
+          <w:tcPr>
+            <w:tcBorders>
+              <w:top w:val="single" w:space="0" w:color="D3D3D3"/>
+              <w:bottom w:val="single" w:space="0" w:color="D3D3D3"/>
+              <w:start w:val="single" w:space="0" w:color="D3D3D3"/>
+              <w:end w:val="single" w:space="0" w:color="D3D3D3"/>
+            </w:tcBorders>
+          </w:tcPr>
+          <w:p>
+            <w:pPr>
+              <w:spacing w:before="0" w:after="60"/>
+              <w:keepNext/>
+              <w:jc w:val="center"/>
+            </w:pPr>
+            <w:r>
+              <w:rPr>
+                <w:rFonts w:ascii="Calibri" w:hAnsi="Calibri"/>
+                <w:sz w:val="20"/>
+              </w:rPr>
+              <w:t xml:space="default">4,436,630 (55%)</w:t>
+            </w:r>
+          </w:p>
+        </w:tc>
+        <w:tc>
+          <w:tcPr>
+            <w:tcBorders>
+              <w:top w:val="single" w:space="0" w:color="D3D3D3"/>
+              <w:bottom w:val="single" w:space="0" w:color="D3D3D3"/>
+              <w:start w:val="single" w:space="0" w:color="D3D3D3"/>
+              <w:end w:val="single" w:space="0" w:color="D3D3D3"/>
+            </w:tcBorders>
+          </w:tcPr>
+          <w:p>
+            <w:pPr>
+              <w:spacing w:before="0" w:after="60"/>
+              <w:keepNext/>
+              <w:jc w:val="center"/>
+            </w:pPr>
+            <w:r>
+              <w:rPr>
+                <w:rFonts w:ascii="Calibri" w:hAnsi="Calibri"/>
+                <w:sz w:val="20"/>
+              </w:rPr>
+              <w:t xml:space="default">4,311,122 (54%)</w:t>
+            </w:r>
+          </w:p>
+        </w:tc>
+        <w:tc>
+          <w:tcPr>
+            <w:tcBorders>
+              <w:top w:val="single" w:space="0" w:color="D3D3D3"/>
+              <w:bottom w:val="single" w:space="0" w:color="D3D3D3"/>
+              <w:start w:val="single" w:space="0" w:color="D3D3D3"/>
+              <w:end w:val="single" w:space="0" w:color="D3D3D3"/>
+            </w:tcBorders>
+          </w:tcPr>
+          <w:p>
+            <w:pPr>
+              <w:spacing w:before="0" w:after="60"/>
+              <w:keepNext/>
+              <w:jc w:val="center"/>
+            </w:pPr>
+            <w:r>
+              <w:rPr>
+                <w:rFonts w:ascii="Calibri" w:hAnsi="Calibri"/>
+                <w:sz w:val="20"/>
+              </w:rPr>
+              <w:t xml:space="default">4,829,506 (55%)</w:t>
+            </w:r>
+          </w:p>
+        </w:tc>
+        <w:tc>
+          <w:tcPr>
+            <w:tcBorders>
+              <w:top w:val="single" w:space="0" w:color="D3D3D3"/>
+              <w:bottom w:val="single" w:space="0" w:color="D3D3D3"/>
+              <w:start w:val="single" w:space="0" w:color="D3D3D3"/>
+              <w:end w:val="single" w:space="0" w:color="D3D3D3"/>
+            </w:tcBorders>
+          </w:tcPr>
+          <w:p>
+            <w:pPr>
+              <w:spacing w:before="0" w:after="60"/>
+              <w:keepNext/>
+              <w:jc w:val="center"/>
+            </w:pPr>
+            <w:r>
+              <w:rPr>
+                <w:rFonts w:ascii="Calibri" w:hAnsi="Calibri"/>
+                <w:sz w:val="20"/>
+              </w:rPr>
+              <w:t xml:space="default">6,162,585 (57%)</w:t>
+            </w:r>
+          </w:p>
+        </w:tc>
+        <w:tc>
+          <w:tcPr>
+            <w:tcBorders>
+              <w:top w:val="single" w:space="0" w:color="D3D3D3"/>
+              <w:bottom w:val="single" w:space="0" w:color="D3D3D3"/>
+              <w:start w:val="single" w:space="0" w:color="D3D3D3"/>
+              <w:end w:val="single" w:space="0" w:color="D3D3D3"/>
+            </w:tcBorders>
+          </w:tcPr>
+          <w:p>
+            <w:pPr>
+              <w:spacing w:before="0" w:after="60"/>
+              <w:keepNext/>
+              <w:jc w:val="center"/>
+            </w:pPr>
+            <w:r>
+              <w:rPr>
+                <w:rFonts w:ascii="Calibri" w:hAnsi="Calibri"/>
+                <w:sz w:val="20"/>
+              </w:rPr>
+              <w:t xml:space="default">5,876,267 (54%)</w:t>
             </w:r>
           </w:p>
         </w:tc>
@@ -916,56 +2021,9 @@
               <w:rPr>
                 <w:rFonts w:ascii="Calibri" w:hAnsi="Calibri"/>
                 <w:sz w:val="20"/>
-              </w:rPr>
-              <w:t xml:space="default">    Adult, male</w:t>
-            </w:r>
-          </w:p>
-        </w:tc>
-        <w:tc>
-          <w:tcPr>
-            <w:tcBorders>
-              <w:top w:val="single" w:space="0" w:color="D3D3D3"/>
-              <w:bottom w:val="single" w:space="0" w:color="D3D3D3"/>
-              <w:start w:val="single" w:space="0" w:color="D3D3D3"/>
-              <w:end w:val="single" w:space="0" w:color="D3D3D3"/>
-            </w:tcBorders>
-          </w:tcPr>
-          <w:p>
-            <w:pPr>
-              <w:spacing w:before="0" w:after="60"/>
-              <w:keepNext/>
-              <w:jc w:val="center"/>
-            </w:pPr>
-            <w:r>
-              <w:rPr>
-                <w:rFonts w:ascii="Calibri" w:hAnsi="Calibri"/>
-                <w:sz w:val="20"/>
-              </w:rPr>
-              <w:t xml:space="default">1,520,977 (21%)</w:t>
-            </w:r>
-          </w:p>
-        </w:tc>
-        <w:tc>
-          <w:tcPr>
-            <w:tcBorders>
-              <w:top w:val="single" w:space="0" w:color="D3D3D3"/>
-              <w:bottom w:val="single" w:space="0" w:color="D3D3D3"/>
-              <w:start w:val="single" w:space="0" w:color="D3D3D3"/>
-              <w:end w:val="single" w:space="0" w:color="D3D3D3"/>
-            </w:tcBorders>
-          </w:tcPr>
-          <w:p>
-            <w:pPr>
-              <w:spacing w:before="0" w:after="60"/>
-              <w:keepNext/>
-              <w:jc w:val="center"/>
-            </w:pPr>
-            <w:r>
-              <w:rPr>
-                <w:rFonts w:ascii="Calibri" w:hAnsi="Calibri"/>
-                <w:sz w:val="20"/>
-              </w:rPr>
-              <w:t xml:space="default">2,120,455 (29%)</w:t>
+                <w:b w:val="true"/>
+              </w:rPr>
+              <w:t xml:space="default">Ethnicity</w:t>
             </w:r>
           </w:p>
         </w:tc>
@@ -990,6 +2048,174 @@
                 <w:sz w:val="20"/>
               </w:rPr>
               <w:t xml:space="default"/>
+            </w:r>
+          </w:p>
+        </w:tc>
+        <w:tc>
+          <w:tcPr>
+            <w:tcBorders>
+              <w:top w:val="single" w:space="0" w:color="D3D3D3"/>
+              <w:bottom w:val="single" w:space="0" w:color="D3D3D3"/>
+              <w:start w:val="single" w:space="0" w:color="D3D3D3"/>
+              <w:end w:val="single" w:space="0" w:color="D3D3D3"/>
+            </w:tcBorders>
+          </w:tcPr>
+          <w:p>
+            <w:pPr>
+              <w:spacing w:before="0" w:after="60"/>
+              <w:keepNext/>
+              <w:jc w:val="center"/>
+            </w:pPr>
+            <w:r>
+              <w:rPr>
+                <w:rFonts w:ascii="Calibri" w:hAnsi="Calibri"/>
+                <w:sz w:val="20"/>
+              </w:rPr>
+              <w:t xml:space="default"/>
+            </w:r>
+          </w:p>
+        </w:tc>
+        <w:tc>
+          <w:tcPr>
+            <w:tcBorders>
+              <w:top w:val="single" w:space="0" w:color="D3D3D3"/>
+              <w:bottom w:val="single" w:space="0" w:color="D3D3D3"/>
+              <w:start w:val="single" w:space="0" w:color="D3D3D3"/>
+              <w:end w:val="single" w:space="0" w:color="D3D3D3"/>
+            </w:tcBorders>
+          </w:tcPr>
+          <w:p>
+            <w:pPr>
+              <w:spacing w:before="0" w:after="60"/>
+              <w:keepNext/>
+              <w:jc w:val="center"/>
+            </w:pPr>
+            <w:r>
+              <w:rPr>
+                <w:rFonts w:ascii="Calibri" w:hAnsi="Calibri"/>
+                <w:sz w:val="20"/>
+              </w:rPr>
+              <w:t xml:space="default"/>
+            </w:r>
+          </w:p>
+        </w:tc>
+        <w:tc>
+          <w:tcPr>
+            <w:tcBorders>
+              <w:top w:val="single" w:space="0" w:color="D3D3D3"/>
+              <w:bottom w:val="single" w:space="0" w:color="D3D3D3"/>
+              <w:start w:val="single" w:space="0" w:color="D3D3D3"/>
+              <w:end w:val="single" w:space="0" w:color="D3D3D3"/>
+            </w:tcBorders>
+          </w:tcPr>
+          <w:p>
+            <w:pPr>
+              <w:spacing w:before="0" w:after="60"/>
+              <w:keepNext/>
+              <w:jc w:val="center"/>
+            </w:pPr>
+            <w:r>
+              <w:rPr>
+                <w:rFonts w:ascii="Calibri" w:hAnsi="Calibri"/>
+                <w:sz w:val="20"/>
+              </w:rPr>
+              <w:t xml:space="default"/>
+            </w:r>
+          </w:p>
+        </w:tc>
+        <w:tc>
+          <w:tcPr>
+            <w:tcBorders>
+              <w:top w:val="single" w:space="0" w:color="D3D3D3"/>
+              <w:bottom w:val="single" w:space="0" w:color="D3D3D3"/>
+              <w:start w:val="single" w:space="0" w:color="D3D3D3"/>
+              <w:end w:val="single" w:space="0" w:color="D3D3D3"/>
+            </w:tcBorders>
+          </w:tcPr>
+          <w:p>
+            <w:pPr>
+              <w:spacing w:before="0" w:after="60"/>
+              <w:keepNext/>
+              <w:jc w:val="center"/>
+            </w:pPr>
+            <w:r>
+              <w:rPr>
+                <w:rFonts w:ascii="Calibri" w:hAnsi="Calibri"/>
+                <w:sz w:val="20"/>
+              </w:rPr>
+              <w:t xml:space="default"/>
+            </w:r>
+          </w:p>
+        </w:tc>
+        <w:tc>
+          <w:tcPr>
+            <w:tcBorders>
+              <w:top w:val="single" w:space="0" w:color="D3D3D3"/>
+              <w:bottom w:val="single" w:space="0" w:color="D3D3D3"/>
+              <w:start w:val="single" w:space="0" w:color="D3D3D3"/>
+              <w:end w:val="single" w:space="0" w:color="D3D3D3"/>
+            </w:tcBorders>
+          </w:tcPr>
+          <w:p>
+            <w:pPr>
+              <w:spacing w:before="0" w:after="60"/>
+              <w:keepNext/>
+              <w:jc w:val="center"/>
+            </w:pPr>
+            <w:r>
+              <w:rPr>
+                <w:rFonts w:ascii="Calibri" w:hAnsi="Calibri"/>
+                <w:sz w:val="20"/>
+              </w:rPr>
+              <w:t xml:space="default"/>
+            </w:r>
+          </w:p>
+        </w:tc>
+        <w:tc>
+          <w:tcPr>
+            <w:tcBorders>
+              <w:top w:val="single" w:space="0" w:color="D3D3D3"/>
+              <w:bottom w:val="single" w:space="0" w:color="D3D3D3"/>
+              <w:start w:val="single" w:space="0" w:color="D3D3D3"/>
+              <w:end w:val="single" w:space="0" w:color="D3D3D3"/>
+            </w:tcBorders>
+          </w:tcPr>
+          <w:p>
+            <w:pPr>
+              <w:spacing w:before="0" w:after="60"/>
+              <w:keepNext/>
+              <w:jc w:val="center"/>
+            </w:pPr>
+            <w:r>
+              <w:rPr>
+                <w:rFonts w:ascii="Calibri" w:hAnsi="Calibri"/>
+                <w:sz w:val="20"/>
+              </w:rPr>
+              <w:t xml:space="default"/>
+            </w:r>
+          </w:p>
+        </w:tc>
+        <w:tc>
+          <w:tcPr>
+            <w:tcBorders>
+              <w:top w:val="single" w:space="0" w:color="D3D3D3"/>
+              <w:bottom w:val="single" w:space="0" w:color="D3D3D3"/>
+              <w:start w:val="single" w:space="0" w:color="D3D3D3"/>
+              <w:end w:val="single" w:space="0" w:color="D3D3D3"/>
+            </w:tcBorders>
+          </w:tcPr>
+          <w:p>
+            <w:pPr>
+              <w:spacing w:before="0" w:after="60"/>
+              <w:keepNext/>
+              <w:jc w:val="center"/>
+            </w:pPr>
+            <w:r>
+              <w:rPr>
+                <w:rFonts w:ascii="Calibri" w:hAnsi="Calibri"/>
+                <w:sz w:val="20"/>
+              </w:rPr>
+              <w:t xml:space="default">0.2</w:t>
             </w:r>
           </w:p>
         </w:tc>
@@ -1018,55 +2244,175 @@
                 <w:rFonts w:ascii="Calibri" w:hAnsi="Calibri"/>
                 <w:sz w:val="20"/>
               </w:rPr>
-              <w:t xml:space="default">    Adult, female</w:t>
-            </w:r>
-          </w:p>
-        </w:tc>
-        <w:tc>
-          <w:tcPr>
-            <w:tcBorders>
-              <w:top w:val="single" w:space="0" w:color="D3D3D3"/>
-              <w:bottom w:val="single" w:space="0" w:color="D3D3D3"/>
-              <w:start w:val="single" w:space="0" w:color="D3D3D3"/>
-              <w:end w:val="single" w:space="0" w:color="D3D3D3"/>
-            </w:tcBorders>
-          </w:tcPr>
-          <w:p>
-            <w:pPr>
-              <w:spacing w:before="0" w:after="60"/>
-              <w:keepNext/>
-              <w:jc w:val="center"/>
-            </w:pPr>
-            <w:r>
-              <w:rPr>
-                <w:rFonts w:ascii="Calibri" w:hAnsi="Calibri"/>
-                <w:sz w:val="20"/>
-              </w:rPr>
-              <w:t xml:space="default">2,026,384 (28%)</w:t>
-            </w:r>
-          </w:p>
-        </w:tc>
-        <w:tc>
-          <w:tcPr>
-            <w:tcBorders>
-              <w:top w:val="single" w:space="0" w:color="D3D3D3"/>
-              <w:bottom w:val="single" w:space="0" w:color="D3D3D3"/>
-              <w:start w:val="single" w:space="0" w:color="D3D3D3"/>
-              <w:end w:val="single" w:space="0" w:color="D3D3D3"/>
-            </w:tcBorders>
-          </w:tcPr>
-          <w:p>
-            <w:pPr>
-              <w:spacing w:before="0" w:after="60"/>
-              <w:keepNext/>
-              <w:jc w:val="center"/>
-            </w:pPr>
-            <w:r>
-              <w:rPr>
-                <w:rFonts w:ascii="Calibri" w:hAnsi="Calibri"/>
-                <w:sz w:val="20"/>
-              </w:rPr>
-              <w:t xml:space="default">2,212,226 (30%)</w:t>
+              <w:t xml:space="default">    Hispanic</w:t>
+            </w:r>
+          </w:p>
+        </w:tc>
+        <w:tc>
+          <w:tcPr>
+            <w:tcBorders>
+              <w:top w:val="single" w:space="0" w:color="D3D3D3"/>
+              <w:bottom w:val="single" w:space="0" w:color="D3D3D3"/>
+              <w:start w:val="single" w:space="0" w:color="D3D3D3"/>
+              <w:end w:val="single" w:space="0" w:color="D3D3D3"/>
+            </w:tcBorders>
+          </w:tcPr>
+          <w:p>
+            <w:pPr>
+              <w:spacing w:before="0" w:after="60"/>
+              <w:keepNext/>
+              <w:jc w:val="center"/>
+            </w:pPr>
+            <w:r>
+              <w:rPr>
+                <w:rFonts w:ascii="Calibri" w:hAnsi="Calibri"/>
+                <w:sz w:val="20"/>
+              </w:rPr>
+              <w:t xml:space="default">923,272 (11%)</w:t>
+            </w:r>
+          </w:p>
+        </w:tc>
+        <w:tc>
+          <w:tcPr>
+            <w:tcBorders>
+              <w:top w:val="single" w:space="0" w:color="D3D3D3"/>
+              <w:bottom w:val="single" w:space="0" w:color="D3D3D3"/>
+              <w:start w:val="single" w:space="0" w:color="D3D3D3"/>
+              <w:end w:val="single" w:space="0" w:color="D3D3D3"/>
+            </w:tcBorders>
+          </w:tcPr>
+          <w:p>
+            <w:pPr>
+              <w:spacing w:before="0" w:after="60"/>
+              <w:keepNext/>
+              <w:jc w:val="center"/>
+            </w:pPr>
+            <w:r>
+              <w:rPr>
+                <w:rFonts w:ascii="Calibri" w:hAnsi="Calibri"/>
+                <w:sz w:val="20"/>
+              </w:rPr>
+              <w:t xml:space="default">1,012,951 (12%)</w:t>
+            </w:r>
+          </w:p>
+        </w:tc>
+        <w:tc>
+          <w:tcPr>
+            <w:tcBorders>
+              <w:top w:val="single" w:space="0" w:color="D3D3D3"/>
+              <w:bottom w:val="single" w:space="0" w:color="D3D3D3"/>
+              <w:start w:val="single" w:space="0" w:color="D3D3D3"/>
+              <w:end w:val="single" w:space="0" w:color="D3D3D3"/>
+            </w:tcBorders>
+          </w:tcPr>
+          <w:p>
+            <w:pPr>
+              <w:spacing w:before="0" w:after="60"/>
+              <w:keepNext/>
+              <w:jc w:val="center"/>
+            </w:pPr>
+            <w:r>
+              <w:rPr>
+                <w:rFonts w:ascii="Calibri" w:hAnsi="Calibri"/>
+                <w:sz w:val="20"/>
+              </w:rPr>
+              <w:t xml:space="default">1,051,494 (13%)</w:t>
+            </w:r>
+          </w:p>
+        </w:tc>
+        <w:tc>
+          <w:tcPr>
+            <w:tcBorders>
+              <w:top w:val="single" w:space="0" w:color="D3D3D3"/>
+              <w:bottom w:val="single" w:space="0" w:color="D3D3D3"/>
+              <w:start w:val="single" w:space="0" w:color="D3D3D3"/>
+              <w:end w:val="single" w:space="0" w:color="D3D3D3"/>
+            </w:tcBorders>
+          </w:tcPr>
+          <w:p>
+            <w:pPr>
+              <w:spacing w:before="0" w:after="60"/>
+              <w:keepNext/>
+              <w:jc w:val="center"/>
+            </w:pPr>
+            <w:r>
+              <w:rPr>
+                <w:rFonts w:ascii="Calibri" w:hAnsi="Calibri"/>
+                <w:sz w:val="20"/>
+              </w:rPr>
+              <w:t xml:space="default">1,102,572 (14%)</w:t>
+            </w:r>
+          </w:p>
+        </w:tc>
+        <w:tc>
+          <w:tcPr>
+            <w:tcBorders>
+              <w:top w:val="single" w:space="0" w:color="D3D3D3"/>
+              <w:bottom w:val="single" w:space="0" w:color="D3D3D3"/>
+              <w:start w:val="single" w:space="0" w:color="D3D3D3"/>
+              <w:end w:val="single" w:space="0" w:color="D3D3D3"/>
+            </w:tcBorders>
+          </w:tcPr>
+          <w:p>
+            <w:pPr>
+              <w:spacing w:before="0" w:after="60"/>
+              <w:keepNext/>
+              <w:jc w:val="center"/>
+            </w:pPr>
+            <w:r>
+              <w:rPr>
+                <w:rFonts w:ascii="Calibri" w:hAnsi="Calibri"/>
+                <w:sz w:val="20"/>
+              </w:rPr>
+              <w:t xml:space="default">1,161,895 (13%)</w:t>
+            </w:r>
+          </w:p>
+        </w:tc>
+        <w:tc>
+          <w:tcPr>
+            <w:tcBorders>
+              <w:top w:val="single" w:space="0" w:color="D3D3D3"/>
+              <w:bottom w:val="single" w:space="0" w:color="D3D3D3"/>
+              <w:start w:val="single" w:space="0" w:color="D3D3D3"/>
+              <w:end w:val="single" w:space="0" w:color="D3D3D3"/>
+            </w:tcBorders>
+          </w:tcPr>
+          <w:p>
+            <w:pPr>
+              <w:spacing w:before="0" w:after="60"/>
+              <w:keepNext/>
+              <w:jc w:val="center"/>
+            </w:pPr>
+            <w:r>
+              <w:rPr>
+                <w:rFonts w:ascii="Calibri" w:hAnsi="Calibri"/>
+                <w:sz w:val="20"/>
+              </w:rPr>
+              <w:t xml:space="default">996,782 (9.2%)</w:t>
+            </w:r>
+          </w:p>
+        </w:tc>
+        <w:tc>
+          <w:tcPr>
+            <w:tcBorders>
+              <w:top w:val="single" w:space="0" w:color="D3D3D3"/>
+              <w:bottom w:val="single" w:space="0" w:color="D3D3D3"/>
+              <w:start w:val="single" w:space="0" w:color="D3D3D3"/>
+              <w:end w:val="single" w:space="0" w:color="D3D3D3"/>
+            </w:tcBorders>
+          </w:tcPr>
+          <w:p>
+            <w:pPr>
+              <w:spacing w:before="0" w:after="60"/>
+              <w:keepNext/>
+              <w:jc w:val="center"/>
+            </w:pPr>
+            <w:r>
+              <w:rPr>
+                <w:rFonts w:ascii="Calibri" w:hAnsi="Calibri"/>
+                <w:sz w:val="20"/>
+              </w:rPr>
+              <w:t xml:space="default">1,120,846 (10%)</w:t>
             </w:r>
           </w:p>
         </w:tc>
@@ -1118,9 +2464,176 @@
               <w:rPr>
                 <w:rFonts w:ascii="Calibri" w:hAnsi="Calibri"/>
                 <w:sz w:val="20"/>
-                <w:b w:val="true"/>
-              </w:rPr>
-              <w:t xml:space="default">Race</w:t>
+              </w:rPr>
+              <w:t xml:space="default">    Non-Hispanic</w:t>
+            </w:r>
+          </w:p>
+        </w:tc>
+        <w:tc>
+          <w:tcPr>
+            <w:tcBorders>
+              <w:top w:val="single" w:space="0" w:color="D3D3D3"/>
+              <w:bottom w:val="single" w:space="0" w:color="D3D3D3"/>
+              <w:start w:val="single" w:space="0" w:color="D3D3D3"/>
+              <w:end w:val="single" w:space="0" w:color="D3D3D3"/>
+            </w:tcBorders>
+          </w:tcPr>
+          <w:p>
+            <w:pPr>
+              <w:spacing w:before="0" w:after="60"/>
+              <w:keepNext/>
+              <w:jc w:val="center"/>
+            </w:pPr>
+            <w:r>
+              <w:rPr>
+                <w:rFonts w:ascii="Calibri" w:hAnsi="Calibri"/>
+                <w:sz w:val="20"/>
+              </w:rPr>
+              <w:t xml:space="default">7,626,810 (89%)</w:t>
+            </w:r>
+          </w:p>
+        </w:tc>
+        <w:tc>
+          <w:tcPr>
+            <w:tcBorders>
+              <w:top w:val="single" w:space="0" w:color="D3D3D3"/>
+              <w:bottom w:val="single" w:space="0" w:color="D3D3D3"/>
+              <w:start w:val="single" w:space="0" w:color="D3D3D3"/>
+              <w:end w:val="single" w:space="0" w:color="D3D3D3"/>
+            </w:tcBorders>
+          </w:tcPr>
+          <w:p>
+            <w:pPr>
+              <w:spacing w:before="0" w:after="60"/>
+              <w:keepNext/>
+              <w:jc w:val="center"/>
+            </w:pPr>
+            <w:r>
+              <w:rPr>
+                <w:rFonts w:ascii="Calibri" w:hAnsi="Calibri"/>
+                <w:sz w:val="20"/>
+              </w:rPr>
+              <w:t xml:space="default">7,485,170 (88%)</w:t>
+            </w:r>
+          </w:p>
+        </w:tc>
+        <w:tc>
+          <w:tcPr>
+            <w:tcBorders>
+              <w:top w:val="single" w:space="0" w:color="D3D3D3"/>
+              <w:bottom w:val="single" w:space="0" w:color="D3D3D3"/>
+              <w:start w:val="single" w:space="0" w:color="D3D3D3"/>
+              <w:end w:val="single" w:space="0" w:color="D3D3D3"/>
+            </w:tcBorders>
+          </w:tcPr>
+          <w:p>
+            <w:pPr>
+              <w:spacing w:before="0" w:after="60"/>
+              <w:keepNext/>
+              <w:jc w:val="center"/>
+            </w:pPr>
+            <w:r>
+              <w:rPr>
+                <w:rFonts w:ascii="Calibri" w:hAnsi="Calibri"/>
+                <w:sz w:val="20"/>
+              </w:rPr>
+              <w:t xml:space="default">7,069,422 (87%)</w:t>
+            </w:r>
+          </w:p>
+        </w:tc>
+        <w:tc>
+          <w:tcPr>
+            <w:tcBorders>
+              <w:top w:val="single" w:space="0" w:color="D3D3D3"/>
+              <w:bottom w:val="single" w:space="0" w:color="D3D3D3"/>
+              <w:start w:val="single" w:space="0" w:color="D3D3D3"/>
+              <w:end w:val="single" w:space="0" w:color="D3D3D3"/>
+            </w:tcBorders>
+          </w:tcPr>
+          <w:p>
+            <w:pPr>
+              <w:spacing w:before="0" w:after="60"/>
+              <w:keepNext/>
+              <w:jc w:val="center"/>
+            </w:pPr>
+            <w:r>
+              <w:rPr>
+                <w:rFonts w:ascii="Calibri" w:hAnsi="Calibri"/>
+                <w:sz w:val="20"/>
+              </w:rPr>
+              <w:t xml:space="default">6,949,824 (86%)</w:t>
+            </w:r>
+          </w:p>
+        </w:tc>
+        <w:tc>
+          <w:tcPr>
+            <w:tcBorders>
+              <w:top w:val="single" w:space="0" w:color="D3D3D3"/>
+              <w:bottom w:val="single" w:space="0" w:color="D3D3D3"/>
+              <w:start w:val="single" w:space="0" w:color="D3D3D3"/>
+              <w:end w:val="single" w:space="0" w:color="D3D3D3"/>
+            </w:tcBorders>
+          </w:tcPr>
+          <w:p>
+            <w:pPr>
+              <w:spacing w:before="0" w:after="60"/>
+              <w:keepNext/>
+              <w:jc w:val="center"/>
+            </w:pPr>
+            <w:r>
+              <w:rPr>
+                <w:rFonts w:ascii="Calibri" w:hAnsi="Calibri"/>
+                <w:sz w:val="20"/>
+              </w:rPr>
+              <w:t xml:space="default">7,557,454 (87%)</w:t>
+            </w:r>
+          </w:p>
+        </w:tc>
+        <w:tc>
+          <w:tcPr>
+            <w:tcBorders>
+              <w:top w:val="single" w:space="0" w:color="D3D3D3"/>
+              <w:bottom w:val="single" w:space="0" w:color="D3D3D3"/>
+              <w:start w:val="single" w:space="0" w:color="D3D3D3"/>
+              <w:end w:val="single" w:space="0" w:color="D3D3D3"/>
+            </w:tcBorders>
+          </w:tcPr>
+          <w:p>
+            <w:pPr>
+              <w:spacing w:before="0" w:after="60"/>
+              <w:keepNext/>
+              <w:jc w:val="center"/>
+            </w:pPr>
+            <w:r>
+              <w:rPr>
+                <w:rFonts w:ascii="Calibri" w:hAnsi="Calibri"/>
+                <w:sz w:val="20"/>
+              </w:rPr>
+              <w:t xml:space="default">9,834,838 (91%)</w:t>
+            </w:r>
+          </w:p>
+        </w:tc>
+        <w:tc>
+          <w:tcPr>
+            <w:tcBorders>
+              <w:top w:val="single" w:space="0" w:color="D3D3D3"/>
+              <w:bottom w:val="single" w:space="0" w:color="D3D3D3"/>
+              <w:start w:val="single" w:space="0" w:color="D3D3D3"/>
+              <w:end w:val="single" w:space="0" w:color="D3D3D3"/>
+            </w:tcBorders>
+          </w:tcPr>
+          <w:p>
+            <w:pPr>
+              <w:spacing w:before="0" w:after="60"/>
+              <w:keepNext/>
+              <w:jc w:val="center"/>
+            </w:pPr>
+            <w:r>
+              <w:rPr>
+                <w:rFonts w:ascii="Calibri" w:hAnsi="Calibri"/>
+                <w:sz w:val="20"/>
+              </w:rPr>
+              <w:t xml:space="default">9,784,890 (90%)</w:t>
             </w:r>
           </w:p>
         </w:tc>
@@ -1145,54 +2658,6 @@
                 <w:sz w:val="20"/>
               </w:rPr>
               <w:t xml:space="default"/>
-            </w:r>
-          </w:p>
-        </w:tc>
-        <w:tc>
-          <w:tcPr>
-            <w:tcBorders>
-              <w:top w:val="single" w:space="0" w:color="D3D3D3"/>
-              <w:bottom w:val="single" w:space="0" w:color="D3D3D3"/>
-              <w:start w:val="single" w:space="0" w:color="D3D3D3"/>
-              <w:end w:val="single" w:space="0" w:color="D3D3D3"/>
-            </w:tcBorders>
-          </w:tcPr>
-          <w:p>
-            <w:pPr>
-              <w:spacing w:before="0" w:after="60"/>
-              <w:keepNext/>
-              <w:jc w:val="center"/>
-            </w:pPr>
-            <w:r>
-              <w:rPr>
-                <w:rFonts w:ascii="Calibri" w:hAnsi="Calibri"/>
-                <w:sz w:val="20"/>
-              </w:rPr>
-              <w:t xml:space="default"/>
-            </w:r>
-          </w:p>
-        </w:tc>
-        <w:tc>
-          <w:tcPr>
-            <w:tcBorders>
-              <w:top w:val="single" w:space="0" w:color="D3D3D3"/>
-              <w:bottom w:val="single" w:space="0" w:color="D3D3D3"/>
-              <w:start w:val="single" w:space="0" w:color="D3D3D3"/>
-              <w:end w:val="single" w:space="0" w:color="D3D3D3"/>
-            </w:tcBorders>
-          </w:tcPr>
-          <w:p>
-            <w:pPr>
-              <w:spacing w:before="0" w:after="60"/>
-              <w:keepNext/>
-              <w:jc w:val="center"/>
-            </w:pPr>
-            <w:r>
-              <w:rPr>
-                <w:rFonts w:ascii="Calibri" w:hAnsi="Calibri"/>
-                <w:sz w:val="20"/>
-              </w:rPr>
-              <w:t xml:space="default">0.7</w:t>
             </w:r>
           </w:p>
         </w:tc>
@@ -1220,56 +2685,9 @@
               <w:rPr>
                 <w:rFonts w:ascii="Calibri" w:hAnsi="Calibri"/>
                 <w:sz w:val="20"/>
-              </w:rPr>
-              <w:t xml:space="default">    White</w:t>
-            </w:r>
-          </w:p>
-        </w:tc>
-        <w:tc>
-          <w:tcPr>
-            <w:tcBorders>
-              <w:top w:val="single" w:space="0" w:color="D3D3D3"/>
-              <w:bottom w:val="single" w:space="0" w:color="D3D3D3"/>
-              <w:start w:val="single" w:space="0" w:color="D3D3D3"/>
-              <w:end w:val="single" w:space="0" w:color="D3D3D3"/>
-            </w:tcBorders>
-          </w:tcPr>
-          <w:p>
-            <w:pPr>
-              <w:spacing w:before="0" w:after="60"/>
-              <w:keepNext/>
-              <w:jc w:val="center"/>
-            </w:pPr>
-            <w:r>
-              <w:rPr>
-                <w:rFonts w:ascii="Calibri" w:hAnsi="Calibri"/>
-                <w:sz w:val="20"/>
-              </w:rPr>
-              <w:t xml:space="default">5,358,385 (85%)</w:t>
-            </w:r>
-          </w:p>
-        </w:tc>
-        <w:tc>
-          <w:tcPr>
-            <w:tcBorders>
-              <w:top w:val="single" w:space="0" w:color="D3D3D3"/>
-              <w:bottom w:val="single" w:space="0" w:color="D3D3D3"/>
-              <w:start w:val="single" w:space="0" w:color="D3D3D3"/>
-              <w:end w:val="single" w:space="0" w:color="D3D3D3"/>
-            </w:tcBorders>
-          </w:tcPr>
-          <w:p>
-            <w:pPr>
-              <w:spacing w:before="0" w:after="60"/>
-              <w:keepNext/>
-              <w:jc w:val="center"/>
-            </w:pPr>
-            <w:r>
-              <w:rPr>
-                <w:rFonts w:ascii="Calibri" w:hAnsi="Calibri"/>
-                <w:sz w:val="20"/>
-              </w:rPr>
-              <w:t xml:space="default">5,658,490 (87%)</w:t>
+                <w:b w:val="true"/>
+              </w:rPr>
+              <w:t xml:space="default">Race</w:t>
             </w:r>
           </w:p>
         </w:tc>
@@ -1294,6 +2712,174 @@
                 <w:sz w:val="20"/>
               </w:rPr>
               <w:t xml:space="default"/>
+            </w:r>
+          </w:p>
+        </w:tc>
+        <w:tc>
+          <w:tcPr>
+            <w:tcBorders>
+              <w:top w:val="single" w:space="0" w:color="D3D3D3"/>
+              <w:bottom w:val="single" w:space="0" w:color="D3D3D3"/>
+              <w:start w:val="single" w:space="0" w:color="D3D3D3"/>
+              <w:end w:val="single" w:space="0" w:color="D3D3D3"/>
+            </w:tcBorders>
+          </w:tcPr>
+          <w:p>
+            <w:pPr>
+              <w:spacing w:before="0" w:after="60"/>
+              <w:keepNext/>
+              <w:jc w:val="center"/>
+            </w:pPr>
+            <w:r>
+              <w:rPr>
+                <w:rFonts w:ascii="Calibri" w:hAnsi="Calibri"/>
+                <w:sz w:val="20"/>
+              </w:rPr>
+              <w:t xml:space="default"/>
+            </w:r>
+          </w:p>
+        </w:tc>
+        <w:tc>
+          <w:tcPr>
+            <w:tcBorders>
+              <w:top w:val="single" w:space="0" w:color="D3D3D3"/>
+              <w:bottom w:val="single" w:space="0" w:color="D3D3D3"/>
+              <w:start w:val="single" w:space="0" w:color="D3D3D3"/>
+              <w:end w:val="single" w:space="0" w:color="D3D3D3"/>
+            </w:tcBorders>
+          </w:tcPr>
+          <w:p>
+            <w:pPr>
+              <w:spacing w:before="0" w:after="60"/>
+              <w:keepNext/>
+              <w:jc w:val="center"/>
+            </w:pPr>
+            <w:r>
+              <w:rPr>
+                <w:rFonts w:ascii="Calibri" w:hAnsi="Calibri"/>
+                <w:sz w:val="20"/>
+              </w:rPr>
+              <w:t xml:space="default"/>
+            </w:r>
+          </w:p>
+        </w:tc>
+        <w:tc>
+          <w:tcPr>
+            <w:tcBorders>
+              <w:top w:val="single" w:space="0" w:color="D3D3D3"/>
+              <w:bottom w:val="single" w:space="0" w:color="D3D3D3"/>
+              <w:start w:val="single" w:space="0" w:color="D3D3D3"/>
+              <w:end w:val="single" w:space="0" w:color="D3D3D3"/>
+            </w:tcBorders>
+          </w:tcPr>
+          <w:p>
+            <w:pPr>
+              <w:spacing w:before="0" w:after="60"/>
+              <w:keepNext/>
+              <w:jc w:val="center"/>
+            </w:pPr>
+            <w:r>
+              <w:rPr>
+                <w:rFonts w:ascii="Calibri" w:hAnsi="Calibri"/>
+                <w:sz w:val="20"/>
+              </w:rPr>
+              <w:t xml:space="default"/>
+            </w:r>
+          </w:p>
+        </w:tc>
+        <w:tc>
+          <w:tcPr>
+            <w:tcBorders>
+              <w:top w:val="single" w:space="0" w:color="D3D3D3"/>
+              <w:bottom w:val="single" w:space="0" w:color="D3D3D3"/>
+              <w:start w:val="single" w:space="0" w:color="D3D3D3"/>
+              <w:end w:val="single" w:space="0" w:color="D3D3D3"/>
+            </w:tcBorders>
+          </w:tcPr>
+          <w:p>
+            <w:pPr>
+              <w:spacing w:before="0" w:after="60"/>
+              <w:keepNext/>
+              <w:jc w:val="center"/>
+            </w:pPr>
+            <w:r>
+              <w:rPr>
+                <w:rFonts w:ascii="Calibri" w:hAnsi="Calibri"/>
+                <w:sz w:val="20"/>
+              </w:rPr>
+              <w:t xml:space="default"/>
+            </w:r>
+          </w:p>
+        </w:tc>
+        <w:tc>
+          <w:tcPr>
+            <w:tcBorders>
+              <w:top w:val="single" w:space="0" w:color="D3D3D3"/>
+              <w:bottom w:val="single" w:space="0" w:color="D3D3D3"/>
+              <w:start w:val="single" w:space="0" w:color="D3D3D3"/>
+              <w:end w:val="single" w:space="0" w:color="D3D3D3"/>
+            </w:tcBorders>
+          </w:tcPr>
+          <w:p>
+            <w:pPr>
+              <w:spacing w:before="0" w:after="60"/>
+              <w:keepNext/>
+              <w:jc w:val="center"/>
+            </w:pPr>
+            <w:r>
+              <w:rPr>
+                <w:rFonts w:ascii="Calibri" w:hAnsi="Calibri"/>
+                <w:sz w:val="20"/>
+              </w:rPr>
+              <w:t xml:space="default"/>
+            </w:r>
+          </w:p>
+        </w:tc>
+        <w:tc>
+          <w:tcPr>
+            <w:tcBorders>
+              <w:top w:val="single" w:space="0" w:color="D3D3D3"/>
+              <w:bottom w:val="single" w:space="0" w:color="D3D3D3"/>
+              <w:start w:val="single" w:space="0" w:color="D3D3D3"/>
+              <w:end w:val="single" w:space="0" w:color="D3D3D3"/>
+            </w:tcBorders>
+          </w:tcPr>
+          <w:p>
+            <w:pPr>
+              <w:spacing w:before="0" w:after="60"/>
+              <w:keepNext/>
+              <w:jc w:val="center"/>
+            </w:pPr>
+            <w:r>
+              <w:rPr>
+                <w:rFonts w:ascii="Calibri" w:hAnsi="Calibri"/>
+                <w:sz w:val="20"/>
+              </w:rPr>
+              <w:t xml:space="default"/>
+            </w:r>
+          </w:p>
+        </w:tc>
+        <w:tc>
+          <w:tcPr>
+            <w:tcBorders>
+              <w:top w:val="single" w:space="0" w:color="D3D3D3"/>
+              <w:bottom w:val="single" w:space="0" w:color="D3D3D3"/>
+              <w:start w:val="single" w:space="0" w:color="D3D3D3"/>
+              <w:end w:val="single" w:space="0" w:color="D3D3D3"/>
+            </w:tcBorders>
+          </w:tcPr>
+          <w:p>
+            <w:pPr>
+              <w:spacing w:before="0" w:after="60"/>
+              <w:keepNext/>
+              <w:jc w:val="center"/>
+            </w:pPr>
+            <w:r>
+              <w:rPr>
+                <w:rFonts w:ascii="Calibri" w:hAnsi="Calibri"/>
+                <w:sz w:val="20"/>
+              </w:rPr>
+              <w:t xml:space="default">0.3</w:t>
             </w:r>
           </w:p>
         </w:tc>
@@ -1322,55 +2908,175 @@
                 <w:rFonts w:ascii="Calibri" w:hAnsi="Calibri"/>
                 <w:sz w:val="20"/>
               </w:rPr>
-              <w:t xml:space="default">    Black</w:t>
-            </w:r>
-          </w:p>
-        </w:tc>
-        <w:tc>
-          <w:tcPr>
-            <w:tcBorders>
-              <w:top w:val="single" w:space="0" w:color="D3D3D3"/>
-              <w:bottom w:val="single" w:space="0" w:color="D3D3D3"/>
-              <w:start w:val="single" w:space="0" w:color="D3D3D3"/>
-              <w:end w:val="single" w:space="0" w:color="D3D3D3"/>
-            </w:tcBorders>
-          </w:tcPr>
-          <w:p>
-            <w:pPr>
-              <w:spacing w:before="0" w:after="60"/>
-              <w:keepNext/>
-              <w:jc w:val="center"/>
-            </w:pPr>
-            <w:r>
-              <w:rPr>
-                <w:rFonts w:ascii="Calibri" w:hAnsi="Calibri"/>
-                <w:sz w:val="20"/>
-              </w:rPr>
-              <w:t xml:space="default">505,056 (8.0%)</w:t>
-            </w:r>
-          </w:p>
-        </w:tc>
-        <w:tc>
-          <w:tcPr>
-            <w:tcBorders>
-              <w:top w:val="single" w:space="0" w:color="D3D3D3"/>
-              <w:bottom w:val="single" w:space="0" w:color="D3D3D3"/>
-              <w:start w:val="single" w:space="0" w:color="D3D3D3"/>
-              <w:end w:val="single" w:space="0" w:color="D3D3D3"/>
-            </w:tcBorders>
-          </w:tcPr>
-          <w:p>
-            <w:pPr>
-              <w:spacing w:before="0" w:after="60"/>
-              <w:keepNext/>
-              <w:jc w:val="center"/>
-            </w:pPr>
-            <w:r>
-              <w:rPr>
-                <w:rFonts w:ascii="Calibri" w:hAnsi="Calibri"/>
-                <w:sz w:val="20"/>
-              </w:rPr>
-              <w:t xml:space="default">399,008 (6.1%)</w:t>
+              <w:t xml:space="default">    White</w:t>
+            </w:r>
+          </w:p>
+        </w:tc>
+        <w:tc>
+          <w:tcPr>
+            <w:tcBorders>
+              <w:top w:val="single" w:space="0" w:color="D3D3D3"/>
+              <w:bottom w:val="single" w:space="0" w:color="D3D3D3"/>
+              <w:start w:val="single" w:space="0" w:color="D3D3D3"/>
+              <w:end w:val="single" w:space="0" w:color="D3D3D3"/>
+            </w:tcBorders>
+          </w:tcPr>
+          <w:p>
+            <w:pPr>
+              <w:spacing w:before="0" w:after="60"/>
+              <w:keepNext/>
+              <w:jc w:val="center"/>
+            </w:pPr>
+            <w:r>
+              <w:rPr>
+                <w:rFonts w:ascii="Calibri" w:hAnsi="Calibri"/>
+                <w:sz w:val="20"/>
+              </w:rPr>
+              <w:t xml:space="default">6,245,965 (73%)</w:t>
+            </w:r>
+          </w:p>
+        </w:tc>
+        <w:tc>
+          <w:tcPr>
+            <w:tcBorders>
+              <w:top w:val="single" w:space="0" w:color="D3D3D3"/>
+              <w:bottom w:val="single" w:space="0" w:color="D3D3D3"/>
+              <w:start w:val="single" w:space="0" w:color="D3D3D3"/>
+              <w:end w:val="single" w:space="0" w:color="D3D3D3"/>
+            </w:tcBorders>
+          </w:tcPr>
+          <w:p>
+            <w:pPr>
+              <w:spacing w:before="0" w:after="60"/>
+              <w:keepNext/>
+              <w:jc w:val="center"/>
+            </w:pPr>
+            <w:r>
+              <w:rPr>
+                <w:rFonts w:ascii="Calibri" w:hAnsi="Calibri"/>
+                <w:sz w:val="20"/>
+              </w:rPr>
+              <w:t xml:space="default">6,387,878 (75%)</w:t>
+            </w:r>
+          </w:p>
+        </w:tc>
+        <w:tc>
+          <w:tcPr>
+            <w:tcBorders>
+              <w:top w:val="single" w:space="0" w:color="D3D3D3"/>
+              <w:bottom w:val="single" w:space="0" w:color="D3D3D3"/>
+              <w:start w:val="single" w:space="0" w:color="D3D3D3"/>
+              <w:end w:val="single" w:space="0" w:color="D3D3D3"/>
+            </w:tcBorders>
+          </w:tcPr>
+          <w:p>
+            <w:pPr>
+              <w:spacing w:before="0" w:after="60"/>
+              <w:keepNext/>
+              <w:jc w:val="center"/>
+            </w:pPr>
+            <w:r>
+              <w:rPr>
+                <w:rFonts w:ascii="Calibri" w:hAnsi="Calibri"/>
+                <w:sz w:val="20"/>
+              </w:rPr>
+              <w:t xml:space="default">5,929,663 (73%)</w:t>
+            </w:r>
+          </w:p>
+        </w:tc>
+        <w:tc>
+          <w:tcPr>
+            <w:tcBorders>
+              <w:top w:val="single" w:space="0" w:color="D3D3D3"/>
+              <w:bottom w:val="single" w:space="0" w:color="D3D3D3"/>
+              <w:start w:val="single" w:space="0" w:color="D3D3D3"/>
+              <w:end w:val="single" w:space="0" w:color="D3D3D3"/>
+            </w:tcBorders>
+          </w:tcPr>
+          <w:p>
+            <w:pPr>
+              <w:spacing w:before="0" w:after="60"/>
+              <w:keepNext/>
+              <w:jc w:val="center"/>
+            </w:pPr>
+            <w:r>
+              <w:rPr>
+                <w:rFonts w:ascii="Calibri" w:hAnsi="Calibri"/>
+                <w:sz w:val="20"/>
+              </w:rPr>
+              <w:t xml:space="default">5,665,551 (70%)</w:t>
+            </w:r>
+          </w:p>
+        </w:tc>
+        <w:tc>
+          <w:tcPr>
+            <w:tcBorders>
+              <w:top w:val="single" w:space="0" w:color="D3D3D3"/>
+              <w:bottom w:val="single" w:space="0" w:color="D3D3D3"/>
+              <w:start w:val="single" w:space="0" w:color="D3D3D3"/>
+              <w:end w:val="single" w:space="0" w:color="D3D3D3"/>
+            </w:tcBorders>
+          </w:tcPr>
+          <w:p>
+            <w:pPr>
+              <w:spacing w:before="0" w:after="60"/>
+              <w:keepNext/>
+              <w:jc w:val="center"/>
+            </w:pPr>
+            <w:r>
+              <w:rPr>
+                <w:rFonts w:ascii="Calibri" w:hAnsi="Calibri"/>
+                <w:sz w:val="20"/>
+              </w:rPr>
+              <w:t xml:space="default">6,445,321 (74%)</w:t>
+            </w:r>
+          </w:p>
+        </w:tc>
+        <w:tc>
+          <w:tcPr>
+            <w:tcBorders>
+              <w:top w:val="single" w:space="0" w:color="D3D3D3"/>
+              <w:bottom w:val="single" w:space="0" w:color="D3D3D3"/>
+              <w:start w:val="single" w:space="0" w:color="D3D3D3"/>
+              <w:end w:val="single" w:space="0" w:color="D3D3D3"/>
+            </w:tcBorders>
+          </w:tcPr>
+          <w:p>
+            <w:pPr>
+              <w:spacing w:before="0" w:after="60"/>
+              <w:keepNext/>
+              <w:jc w:val="center"/>
+            </w:pPr>
+            <w:r>
+              <w:rPr>
+                <w:rFonts w:ascii="Calibri" w:hAnsi="Calibri"/>
+                <w:sz w:val="20"/>
+              </w:rPr>
+              <w:t xml:space="default">8,494,331 (78%)</w:t>
+            </w:r>
+          </w:p>
+        </w:tc>
+        <w:tc>
+          <w:tcPr>
+            <w:tcBorders>
+              <w:top w:val="single" w:space="0" w:color="D3D3D3"/>
+              <w:bottom w:val="single" w:space="0" w:color="D3D3D3"/>
+              <w:start w:val="single" w:space="0" w:color="D3D3D3"/>
+              <w:end w:val="single" w:space="0" w:color="D3D3D3"/>
+            </w:tcBorders>
+          </w:tcPr>
+          <w:p>
+            <w:pPr>
+              <w:spacing w:before="0" w:after="60"/>
+              <w:keepNext/>
+              <w:jc w:val="center"/>
+            </w:pPr>
+            <w:r>
+              <w:rPr>
+                <w:rFonts w:ascii="Calibri" w:hAnsi="Calibri"/>
+                <w:sz w:val="20"/>
+              </w:rPr>
+              <w:t xml:space="default">8,111,978 (74%)</w:t>
             </w:r>
           </w:p>
         </w:tc>
@@ -1423,55 +3129,175 @@
                 <w:rFonts w:ascii="Calibri" w:hAnsi="Calibri"/>
                 <w:sz w:val="20"/>
               </w:rPr>
-              <w:t xml:space="default">    Asian</w:t>
-            </w:r>
-          </w:p>
-        </w:tc>
-        <w:tc>
-          <w:tcPr>
-            <w:tcBorders>
-              <w:top w:val="single" w:space="0" w:color="D3D3D3"/>
-              <w:bottom w:val="single" w:space="0" w:color="D3D3D3"/>
-              <w:start w:val="single" w:space="0" w:color="D3D3D3"/>
-              <w:end w:val="single" w:space="0" w:color="D3D3D3"/>
-            </w:tcBorders>
-          </w:tcPr>
-          <w:p>
-            <w:pPr>
-              <w:spacing w:before="0" w:after="60"/>
-              <w:keepNext/>
-              <w:jc w:val="center"/>
-            </w:pPr>
-            <w:r>
-              <w:rPr>
-                <w:rFonts w:ascii="Calibri" w:hAnsi="Calibri"/>
-                <w:sz w:val="20"/>
-              </w:rPr>
-              <w:t xml:space="default">52,976 (0.8%)</w:t>
-            </w:r>
-          </w:p>
-        </w:tc>
-        <w:tc>
-          <w:tcPr>
-            <w:tcBorders>
-              <w:top w:val="single" w:space="0" w:color="D3D3D3"/>
-              <w:bottom w:val="single" w:space="0" w:color="D3D3D3"/>
-              <w:start w:val="single" w:space="0" w:color="D3D3D3"/>
-              <w:end w:val="single" w:space="0" w:color="D3D3D3"/>
-            </w:tcBorders>
-          </w:tcPr>
-          <w:p>
-            <w:pPr>
-              <w:spacing w:before="0" w:after="60"/>
-              <w:keepNext/>
-              <w:jc w:val="center"/>
-            </w:pPr>
-            <w:r>
-              <w:rPr>
-                <w:rFonts w:ascii="Calibri" w:hAnsi="Calibri"/>
-                <w:sz w:val="20"/>
-              </w:rPr>
-              <w:t xml:space="default">73,262 (1.1%)</w:t>
+              <w:t xml:space="default">    Black</w:t>
+            </w:r>
+          </w:p>
+        </w:tc>
+        <w:tc>
+          <w:tcPr>
+            <w:tcBorders>
+              <w:top w:val="single" w:space="0" w:color="D3D3D3"/>
+              <w:bottom w:val="single" w:space="0" w:color="D3D3D3"/>
+              <w:start w:val="single" w:space="0" w:color="D3D3D3"/>
+              <w:end w:val="single" w:space="0" w:color="D3D3D3"/>
+            </w:tcBorders>
+          </w:tcPr>
+          <w:p>
+            <w:pPr>
+              <w:spacing w:before="0" w:after="60"/>
+              <w:keepNext/>
+              <w:jc w:val="center"/>
+            </w:pPr>
+            <w:r>
+              <w:rPr>
+                <w:rFonts w:ascii="Calibri" w:hAnsi="Calibri"/>
+                <w:sz w:val="20"/>
+              </w:rPr>
+              <w:t xml:space="default">785,597 (9.2%)</w:t>
+            </w:r>
+          </w:p>
+        </w:tc>
+        <w:tc>
+          <w:tcPr>
+            <w:tcBorders>
+              <w:top w:val="single" w:space="0" w:color="D3D3D3"/>
+              <w:bottom w:val="single" w:space="0" w:color="D3D3D3"/>
+              <w:start w:val="single" w:space="0" w:color="D3D3D3"/>
+              <w:end w:val="single" w:space="0" w:color="D3D3D3"/>
+            </w:tcBorders>
+          </w:tcPr>
+          <w:p>
+            <w:pPr>
+              <w:spacing w:before="0" w:after="60"/>
+              <w:keepNext/>
+              <w:jc w:val="center"/>
+            </w:pPr>
+            <w:r>
+              <w:rPr>
+                <w:rFonts w:ascii="Calibri" w:hAnsi="Calibri"/>
+                <w:sz w:val="20"/>
+              </w:rPr>
+              <w:t xml:space="default">684,653 (8.1%)</w:t>
+            </w:r>
+          </w:p>
+        </w:tc>
+        <w:tc>
+          <w:tcPr>
+            <w:tcBorders>
+              <w:top w:val="single" w:space="0" w:color="D3D3D3"/>
+              <w:bottom w:val="single" w:space="0" w:color="D3D3D3"/>
+              <w:start w:val="single" w:space="0" w:color="D3D3D3"/>
+              <w:end w:val="single" w:space="0" w:color="D3D3D3"/>
+            </w:tcBorders>
+          </w:tcPr>
+          <w:p>
+            <w:pPr>
+              <w:spacing w:before="0" w:after="60"/>
+              <w:keepNext/>
+              <w:jc w:val="center"/>
+            </w:pPr>
+            <w:r>
+              <w:rPr>
+                <w:rFonts w:ascii="Calibri" w:hAnsi="Calibri"/>
+                <w:sz w:val="20"/>
+              </w:rPr>
+              <w:t xml:space="default">645,540 (7.9%)</w:t>
+            </w:r>
+          </w:p>
+        </w:tc>
+        <w:tc>
+          <w:tcPr>
+            <w:tcBorders>
+              <w:top w:val="single" w:space="0" w:color="D3D3D3"/>
+              <w:bottom w:val="single" w:space="0" w:color="D3D3D3"/>
+              <w:start w:val="single" w:space="0" w:color="D3D3D3"/>
+              <w:end w:val="single" w:space="0" w:color="D3D3D3"/>
+            </w:tcBorders>
+          </w:tcPr>
+          <w:p>
+            <w:pPr>
+              <w:spacing w:before="0" w:after="60"/>
+              <w:keepNext/>
+              <w:jc w:val="center"/>
+            </w:pPr>
+            <w:r>
+              <w:rPr>
+                <w:rFonts w:ascii="Calibri" w:hAnsi="Calibri"/>
+                <w:sz w:val="20"/>
+              </w:rPr>
+              <w:t xml:space="default">669,728 (8.3%)</w:t>
+            </w:r>
+          </w:p>
+        </w:tc>
+        <w:tc>
+          <w:tcPr>
+            <w:tcBorders>
+              <w:top w:val="single" w:space="0" w:color="D3D3D3"/>
+              <w:bottom w:val="single" w:space="0" w:color="D3D3D3"/>
+              <w:start w:val="single" w:space="0" w:color="D3D3D3"/>
+              <w:end w:val="single" w:space="0" w:color="D3D3D3"/>
+            </w:tcBorders>
+          </w:tcPr>
+          <w:p>
+            <w:pPr>
+              <w:spacing w:before="0" w:after="60"/>
+              <w:keepNext/>
+              <w:jc w:val="center"/>
+            </w:pPr>
+            <w:r>
+              <w:rPr>
+                <w:rFonts w:ascii="Calibri" w:hAnsi="Calibri"/>
+                <w:sz w:val="20"/>
+              </w:rPr>
+              <w:t xml:space="default">523,946 (6.0%)</w:t>
+            </w:r>
+          </w:p>
+        </w:tc>
+        <w:tc>
+          <w:tcPr>
+            <w:tcBorders>
+              <w:top w:val="single" w:space="0" w:color="D3D3D3"/>
+              <w:bottom w:val="single" w:space="0" w:color="D3D3D3"/>
+              <w:start w:val="single" w:space="0" w:color="D3D3D3"/>
+              <w:end w:val="single" w:space="0" w:color="D3D3D3"/>
+            </w:tcBorders>
+          </w:tcPr>
+          <w:p>
+            <w:pPr>
+              <w:spacing w:before="0" w:after="60"/>
+              <w:keepNext/>
+              <w:jc w:val="center"/>
+            </w:pPr>
+            <w:r>
+              <w:rPr>
+                <w:rFonts w:ascii="Calibri" w:hAnsi="Calibri"/>
+                <w:sz w:val="20"/>
+              </w:rPr>
+              <w:t xml:space="default">642,963 (5.9%)</w:t>
+            </w:r>
+          </w:p>
+        </w:tc>
+        <w:tc>
+          <w:tcPr>
+            <w:tcBorders>
+              <w:top w:val="single" w:space="0" w:color="D3D3D3"/>
+              <w:bottom w:val="single" w:space="0" w:color="D3D3D3"/>
+              <w:start w:val="single" w:space="0" w:color="D3D3D3"/>
+              <w:end w:val="single" w:space="0" w:color="D3D3D3"/>
+            </w:tcBorders>
+          </w:tcPr>
+          <w:p>
+            <w:pPr>
+              <w:spacing w:before="0" w:after="60"/>
+              <w:keepNext/>
+              <w:jc w:val="center"/>
+            </w:pPr>
+            <w:r>
+              <w:rPr>
+                <w:rFonts w:ascii="Calibri" w:hAnsi="Calibri"/>
+                <w:sz w:val="20"/>
+              </w:rPr>
+              <w:t xml:space="default">819,688 (7.5%)</w:t>
             </w:r>
           </w:p>
         </w:tc>
@@ -1524,55 +3350,175 @@
                 <w:rFonts w:ascii="Calibri" w:hAnsi="Calibri"/>
                 <w:sz w:val="20"/>
               </w:rPr>
-              <w:t xml:space="default">    Other</w:t>
-            </w:r>
-          </w:p>
-        </w:tc>
-        <w:tc>
-          <w:tcPr>
-            <w:tcBorders>
-              <w:top w:val="single" w:space="0" w:color="D3D3D3"/>
-              <w:bottom w:val="single" w:space="0" w:color="D3D3D3"/>
-              <w:start w:val="single" w:space="0" w:color="D3D3D3"/>
-              <w:end w:val="single" w:space="0" w:color="D3D3D3"/>
-            </w:tcBorders>
-          </w:tcPr>
-          <w:p>
-            <w:pPr>
-              <w:spacing w:before="0" w:after="60"/>
-              <w:keepNext/>
-              <w:jc w:val="center"/>
-            </w:pPr>
-            <w:r>
-              <w:rPr>
-                <w:rFonts w:ascii="Calibri" w:hAnsi="Calibri"/>
-                <w:sz w:val="20"/>
-              </w:rPr>
-              <w:t xml:space="default">410,790 (6.5%)</w:t>
-            </w:r>
-          </w:p>
-        </w:tc>
-        <w:tc>
-          <w:tcPr>
-            <w:tcBorders>
-              <w:top w:val="single" w:space="0" w:color="D3D3D3"/>
-              <w:bottom w:val="single" w:space="0" w:color="D3D3D3"/>
-              <w:start w:val="single" w:space="0" w:color="D3D3D3"/>
-              <w:end w:val="single" w:space="0" w:color="D3D3D3"/>
-            </w:tcBorders>
-          </w:tcPr>
-          <w:p>
-            <w:pPr>
-              <w:spacing w:before="0" w:after="60"/>
-              <w:keepNext/>
-              <w:jc w:val="center"/>
-            </w:pPr>
-            <w:r>
-              <w:rPr>
-                <w:rFonts w:ascii="Calibri" w:hAnsi="Calibri"/>
-                <w:sz w:val="20"/>
-              </w:rPr>
-              <w:t xml:space="default">362,871 (5.6%)</w:t>
+              <w:t xml:space="default">    Other/Unknown</w:t>
+            </w:r>
+          </w:p>
+        </w:tc>
+        <w:tc>
+          <w:tcPr>
+            <w:tcBorders>
+              <w:top w:val="single" w:space="0" w:color="D3D3D3"/>
+              <w:bottom w:val="single" w:space="0" w:color="D3D3D3"/>
+              <w:start w:val="single" w:space="0" w:color="D3D3D3"/>
+              <w:end w:val="single" w:space="0" w:color="D3D3D3"/>
+            </w:tcBorders>
+          </w:tcPr>
+          <w:p>
+            <w:pPr>
+              <w:spacing w:before="0" w:after="60"/>
+              <w:keepNext/>
+              <w:jc w:val="center"/>
+            </w:pPr>
+            <w:r>
+              <w:rPr>
+                <w:rFonts w:ascii="Calibri" w:hAnsi="Calibri"/>
+                <w:sz w:val="20"/>
+              </w:rPr>
+              <w:t xml:space="default">1,518,520 (18%)</w:t>
+            </w:r>
+          </w:p>
+        </w:tc>
+        <w:tc>
+          <w:tcPr>
+            <w:tcBorders>
+              <w:top w:val="single" w:space="0" w:color="D3D3D3"/>
+              <w:bottom w:val="single" w:space="0" w:color="D3D3D3"/>
+              <w:start w:val="single" w:space="0" w:color="D3D3D3"/>
+              <w:end w:val="single" w:space="0" w:color="D3D3D3"/>
+            </w:tcBorders>
+          </w:tcPr>
+          <w:p>
+            <w:pPr>
+              <w:spacing w:before="0" w:after="60"/>
+              <w:keepNext/>
+              <w:jc w:val="center"/>
+            </w:pPr>
+            <w:r>
+              <w:rPr>
+                <w:rFonts w:ascii="Calibri" w:hAnsi="Calibri"/>
+                <w:sz w:val="20"/>
+              </w:rPr>
+              <w:t xml:space="default">1,425,591 (17%)</w:t>
+            </w:r>
+          </w:p>
+        </w:tc>
+        <w:tc>
+          <w:tcPr>
+            <w:tcBorders>
+              <w:top w:val="single" w:space="0" w:color="D3D3D3"/>
+              <w:bottom w:val="single" w:space="0" w:color="D3D3D3"/>
+              <w:start w:val="single" w:space="0" w:color="D3D3D3"/>
+              <w:end w:val="single" w:space="0" w:color="D3D3D3"/>
+            </w:tcBorders>
+          </w:tcPr>
+          <w:p>
+            <w:pPr>
+              <w:spacing w:before="0" w:after="60"/>
+              <w:keepNext/>
+              <w:jc w:val="center"/>
+            </w:pPr>
+            <w:r>
+              <w:rPr>
+                <w:rFonts w:ascii="Calibri" w:hAnsi="Calibri"/>
+                <w:sz w:val="20"/>
+              </w:rPr>
+              <w:t xml:space="default">1,545,712 (19%)</w:t>
+            </w:r>
+          </w:p>
+        </w:tc>
+        <w:tc>
+          <w:tcPr>
+            <w:tcBorders>
+              <w:top w:val="single" w:space="0" w:color="D3D3D3"/>
+              <w:bottom w:val="single" w:space="0" w:color="D3D3D3"/>
+              <w:start w:val="single" w:space="0" w:color="D3D3D3"/>
+              <w:end w:val="single" w:space="0" w:color="D3D3D3"/>
+            </w:tcBorders>
+          </w:tcPr>
+          <w:p>
+            <w:pPr>
+              <w:spacing w:before="0" w:after="60"/>
+              <w:keepNext/>
+              <w:jc w:val="center"/>
+            </w:pPr>
+            <w:r>
+              <w:rPr>
+                <w:rFonts w:ascii="Calibri" w:hAnsi="Calibri"/>
+                <w:sz w:val="20"/>
+              </w:rPr>
+              <w:t xml:space="default">1,717,117 (21%)</w:t>
+            </w:r>
+          </w:p>
+        </w:tc>
+        <w:tc>
+          <w:tcPr>
+            <w:tcBorders>
+              <w:top w:val="single" w:space="0" w:color="D3D3D3"/>
+              <w:bottom w:val="single" w:space="0" w:color="D3D3D3"/>
+              <w:start w:val="single" w:space="0" w:color="D3D3D3"/>
+              <w:end w:val="single" w:space="0" w:color="D3D3D3"/>
+            </w:tcBorders>
+          </w:tcPr>
+          <w:p>
+            <w:pPr>
+              <w:spacing w:before="0" w:after="60"/>
+              <w:keepNext/>
+              <w:jc w:val="center"/>
+            </w:pPr>
+            <w:r>
+              <w:rPr>
+                <w:rFonts w:ascii="Calibri" w:hAnsi="Calibri"/>
+                <w:sz w:val="20"/>
+              </w:rPr>
+              <w:t xml:space="default">1,750,081 (20%)</w:t>
+            </w:r>
+          </w:p>
+        </w:tc>
+        <w:tc>
+          <w:tcPr>
+            <w:tcBorders>
+              <w:top w:val="single" w:space="0" w:color="D3D3D3"/>
+              <w:bottom w:val="single" w:space="0" w:color="D3D3D3"/>
+              <w:start w:val="single" w:space="0" w:color="D3D3D3"/>
+              <w:end w:val="single" w:space="0" w:color="D3D3D3"/>
+            </w:tcBorders>
+          </w:tcPr>
+          <w:p>
+            <w:pPr>
+              <w:spacing w:before="0" w:after="60"/>
+              <w:keepNext/>
+              <w:jc w:val="center"/>
+            </w:pPr>
+            <w:r>
+              <w:rPr>
+                <w:rFonts w:ascii="Calibri" w:hAnsi="Calibri"/>
+                <w:sz w:val="20"/>
+              </w:rPr>
+              <w:t xml:space="default">1,694,325 (16%)</w:t>
+            </w:r>
+          </w:p>
+        </w:tc>
+        <w:tc>
+          <w:tcPr>
+            <w:tcBorders>
+              <w:top w:val="single" w:space="0" w:color="D3D3D3"/>
+              <w:bottom w:val="single" w:space="0" w:color="D3D3D3"/>
+              <w:start w:val="single" w:space="0" w:color="D3D3D3"/>
+              <w:end w:val="single" w:space="0" w:color="D3D3D3"/>
+            </w:tcBorders>
+          </w:tcPr>
+          <w:p>
+            <w:pPr>
+              <w:spacing w:before="0" w:after="60"/>
+              <w:keepNext/>
+              <w:jc w:val="center"/>
+            </w:pPr>
+            <w:r>
+              <w:rPr>
+                <w:rFonts w:ascii="Calibri" w:hAnsi="Calibri"/>
+                <w:sz w:val="20"/>
+              </w:rPr>
+              <w:t xml:space="default">1,974,069 (18%)</w:t>
             </w:r>
           </w:p>
         </w:tc>
@@ -1626,7 +3572,7 @@
                 <w:sz w:val="20"/>
                 <w:b w:val="true"/>
               </w:rPr>
-              <w:t xml:space="default">Ethnicity</w:t>
+              <w:t xml:space="default">Education</w:t>
             </w:r>
           </w:p>
         </w:tc>
@@ -1698,7 +3644,127 @@
                 <w:rFonts w:ascii="Calibri" w:hAnsi="Calibri"/>
                 <w:sz w:val="20"/>
               </w:rPr>
-              <w:t xml:space="default">0.7</w:t>
+              <w:t xml:space="default"/>
+            </w:r>
+          </w:p>
+        </w:tc>
+        <w:tc>
+          <w:tcPr>
+            <w:tcBorders>
+              <w:top w:val="single" w:space="0" w:color="D3D3D3"/>
+              <w:bottom w:val="single" w:space="0" w:color="D3D3D3"/>
+              <w:start w:val="single" w:space="0" w:color="D3D3D3"/>
+              <w:end w:val="single" w:space="0" w:color="D3D3D3"/>
+            </w:tcBorders>
+          </w:tcPr>
+          <w:p>
+            <w:pPr>
+              <w:spacing w:before="0" w:after="60"/>
+              <w:keepNext/>
+              <w:jc w:val="center"/>
+            </w:pPr>
+            <w:r>
+              <w:rPr>
+                <w:rFonts w:ascii="Calibri" w:hAnsi="Calibri"/>
+                <w:sz w:val="20"/>
+              </w:rPr>
+              <w:t xml:space="default"/>
+            </w:r>
+          </w:p>
+        </w:tc>
+        <w:tc>
+          <w:tcPr>
+            <w:tcBorders>
+              <w:top w:val="single" w:space="0" w:color="D3D3D3"/>
+              <w:bottom w:val="single" w:space="0" w:color="D3D3D3"/>
+              <w:start w:val="single" w:space="0" w:color="D3D3D3"/>
+              <w:end w:val="single" w:space="0" w:color="D3D3D3"/>
+            </w:tcBorders>
+          </w:tcPr>
+          <w:p>
+            <w:pPr>
+              <w:spacing w:before="0" w:after="60"/>
+              <w:keepNext/>
+              <w:jc w:val="center"/>
+            </w:pPr>
+            <w:r>
+              <w:rPr>
+                <w:rFonts w:ascii="Calibri" w:hAnsi="Calibri"/>
+                <w:sz w:val="20"/>
+              </w:rPr>
+              <w:t xml:space="default"/>
+            </w:r>
+          </w:p>
+        </w:tc>
+        <w:tc>
+          <w:tcPr>
+            <w:tcBorders>
+              <w:top w:val="single" w:space="0" w:color="D3D3D3"/>
+              <w:bottom w:val="single" w:space="0" w:color="D3D3D3"/>
+              <w:start w:val="single" w:space="0" w:color="D3D3D3"/>
+              <w:end w:val="single" w:space="0" w:color="D3D3D3"/>
+            </w:tcBorders>
+          </w:tcPr>
+          <w:p>
+            <w:pPr>
+              <w:spacing w:before="0" w:after="60"/>
+              <w:keepNext/>
+              <w:jc w:val="center"/>
+            </w:pPr>
+            <w:r>
+              <w:rPr>
+                <w:rFonts w:ascii="Calibri" w:hAnsi="Calibri"/>
+                <w:sz w:val="20"/>
+              </w:rPr>
+              <w:t xml:space="default"/>
+            </w:r>
+          </w:p>
+        </w:tc>
+        <w:tc>
+          <w:tcPr>
+            <w:tcBorders>
+              <w:top w:val="single" w:space="0" w:color="D3D3D3"/>
+              <w:bottom w:val="single" w:space="0" w:color="D3D3D3"/>
+              <w:start w:val="single" w:space="0" w:color="D3D3D3"/>
+              <w:end w:val="single" w:space="0" w:color="D3D3D3"/>
+            </w:tcBorders>
+          </w:tcPr>
+          <w:p>
+            <w:pPr>
+              <w:spacing w:before="0" w:after="60"/>
+              <w:keepNext/>
+              <w:jc w:val="center"/>
+            </w:pPr>
+            <w:r>
+              <w:rPr>
+                <w:rFonts w:ascii="Calibri" w:hAnsi="Calibri"/>
+                <w:sz w:val="20"/>
+              </w:rPr>
+              <w:t xml:space="default"/>
+            </w:r>
+          </w:p>
+        </w:tc>
+        <w:tc>
+          <w:tcPr>
+            <w:tcBorders>
+              <w:top w:val="single" w:space="0" w:color="D3D3D3"/>
+              <w:bottom w:val="single" w:space="0" w:color="D3D3D3"/>
+              <w:start w:val="single" w:space="0" w:color="D3D3D3"/>
+              <w:end w:val="single" w:space="0" w:color="D3D3D3"/>
+            </w:tcBorders>
+          </w:tcPr>
+          <w:p>
+            <w:pPr>
+              <w:spacing w:before="0" w:after="60"/>
+              <w:keepNext/>
+              <w:jc w:val="center"/>
+            </w:pPr>
+            <w:r>
+              <w:rPr>
+                <w:rFonts w:ascii="Calibri" w:hAnsi="Calibri"/>
+                <w:sz w:val="20"/>
+              </w:rPr>
+              <w:t xml:space="default">0.064</w:t>
             </w:r>
           </w:p>
         </w:tc>
@@ -1727,55 +3793,175 @@
                 <w:rFonts w:ascii="Calibri" w:hAnsi="Calibri"/>
                 <w:sz w:val="20"/>
               </w:rPr>
-              <w:t xml:space="default">    Hispanic</w:t>
-            </w:r>
-          </w:p>
-        </w:tc>
-        <w:tc>
-          <w:tcPr>
-            <w:tcBorders>
-              <w:top w:val="single" w:space="0" w:color="D3D3D3"/>
-              <w:bottom w:val="single" w:space="0" w:color="D3D3D3"/>
-              <w:start w:val="single" w:space="0" w:color="D3D3D3"/>
-              <w:end w:val="single" w:space="0" w:color="D3D3D3"/>
-            </w:tcBorders>
-          </w:tcPr>
-          <w:p>
-            <w:pPr>
-              <w:spacing w:before="0" w:after="60"/>
-              <w:keepNext/>
-              <w:jc w:val="center"/>
-            </w:pPr>
-            <w:r>
-              <w:rPr>
-                <w:rFonts w:ascii="Calibri" w:hAnsi="Calibri"/>
-                <w:sz w:val="20"/>
-              </w:rPr>
-              <w:t xml:space="default">809,203 (11%)</w:t>
-            </w:r>
-          </w:p>
-        </w:tc>
-        <w:tc>
-          <w:tcPr>
-            <w:tcBorders>
-              <w:top w:val="single" w:space="0" w:color="D3D3D3"/>
-              <w:bottom w:val="single" w:space="0" w:color="D3D3D3"/>
-              <w:start w:val="single" w:space="0" w:color="D3D3D3"/>
-              <w:end w:val="single" w:space="0" w:color="D3D3D3"/>
-            </w:tcBorders>
-          </w:tcPr>
-          <w:p>
-            <w:pPr>
-              <w:spacing w:before="0" w:after="60"/>
-              <w:keepNext/>
-              <w:jc w:val="center"/>
-            </w:pPr>
-            <w:r>
-              <w:rPr>
-                <w:rFonts w:ascii="Calibri" w:hAnsi="Calibri"/>
-                <w:sz w:val="20"/>
-              </w:rPr>
-              <w:t xml:space="default">904,784 (12%)</w:t>
+              <w:t xml:space="default">    College education or greater</w:t>
+            </w:r>
+          </w:p>
+        </w:tc>
+        <w:tc>
+          <w:tcPr>
+            <w:tcBorders>
+              <w:top w:val="single" w:space="0" w:color="D3D3D3"/>
+              <w:bottom w:val="single" w:space="0" w:color="D3D3D3"/>
+              <w:start w:val="single" w:space="0" w:color="D3D3D3"/>
+              <w:end w:val="single" w:space="0" w:color="D3D3D3"/>
+            </w:tcBorders>
+          </w:tcPr>
+          <w:p>
+            <w:pPr>
+              <w:spacing w:before="0" w:after="60"/>
+              <w:keepNext/>
+              <w:jc w:val="center"/>
+            </w:pPr>
+            <w:r>
+              <w:rPr>
+                <w:rFonts w:ascii="Calibri" w:hAnsi="Calibri"/>
+                <w:sz w:val="20"/>
+              </w:rPr>
+              <w:t xml:space="default">2,748,640 (33%)</w:t>
+            </w:r>
+          </w:p>
+        </w:tc>
+        <w:tc>
+          <w:tcPr>
+            <w:tcBorders>
+              <w:top w:val="single" w:space="0" w:color="D3D3D3"/>
+              <w:bottom w:val="single" w:space="0" w:color="D3D3D3"/>
+              <w:start w:val="single" w:space="0" w:color="D3D3D3"/>
+              <w:end w:val="single" w:space="0" w:color="D3D3D3"/>
+            </w:tcBorders>
+          </w:tcPr>
+          <w:p>
+            <w:pPr>
+              <w:spacing w:before="0" w:after="60"/>
+              <w:keepNext/>
+              <w:jc w:val="center"/>
+            </w:pPr>
+            <w:r>
+              <w:rPr>
+                <w:rFonts w:ascii="Calibri" w:hAnsi="Calibri"/>
+                <w:sz w:val="20"/>
+              </w:rPr>
+              <w:t xml:space="default">2,827,952 (34%)</w:t>
+            </w:r>
+          </w:p>
+        </w:tc>
+        <w:tc>
+          <w:tcPr>
+            <w:tcBorders>
+              <w:top w:val="single" w:space="0" w:color="D3D3D3"/>
+              <w:bottom w:val="single" w:space="0" w:color="D3D3D3"/>
+              <w:start w:val="single" w:space="0" w:color="D3D3D3"/>
+              <w:end w:val="single" w:space="0" w:color="D3D3D3"/>
+            </w:tcBorders>
+          </w:tcPr>
+          <w:p>
+            <w:pPr>
+              <w:spacing w:before="0" w:after="60"/>
+              <w:keepNext/>
+              <w:jc w:val="center"/>
+            </w:pPr>
+            <w:r>
+              <w:rPr>
+                <w:rFonts w:ascii="Calibri" w:hAnsi="Calibri"/>
+                <w:sz w:val="20"/>
+              </w:rPr>
+              <w:t xml:space="default">2,774,438 (35%)</w:t>
+            </w:r>
+          </w:p>
+        </w:tc>
+        <w:tc>
+          <w:tcPr>
+            <w:tcBorders>
+              <w:top w:val="single" w:space="0" w:color="D3D3D3"/>
+              <w:bottom w:val="single" w:space="0" w:color="D3D3D3"/>
+              <w:start w:val="single" w:space="0" w:color="D3D3D3"/>
+              <w:end w:val="single" w:space="0" w:color="D3D3D3"/>
+            </w:tcBorders>
+          </w:tcPr>
+          <w:p>
+            <w:pPr>
+              <w:spacing w:before="0" w:after="60"/>
+              <w:keepNext/>
+              <w:jc w:val="center"/>
+            </w:pPr>
+            <w:r>
+              <w:rPr>
+                <w:rFonts w:ascii="Calibri" w:hAnsi="Calibri"/>
+                <w:sz w:val="20"/>
+              </w:rPr>
+              <w:t xml:space="default">2,951,312 (38%)</w:t>
+            </w:r>
+          </w:p>
+        </w:tc>
+        <w:tc>
+          <w:tcPr>
+            <w:tcBorders>
+              <w:top w:val="single" w:space="0" w:color="D3D3D3"/>
+              <w:bottom w:val="single" w:space="0" w:color="D3D3D3"/>
+              <w:start w:val="single" w:space="0" w:color="D3D3D3"/>
+              <w:end w:val="single" w:space="0" w:color="D3D3D3"/>
+            </w:tcBorders>
+          </w:tcPr>
+          <w:p>
+            <w:pPr>
+              <w:spacing w:before="0" w:after="60"/>
+              <w:keepNext/>
+              <w:jc w:val="center"/>
+            </w:pPr>
+            <w:r>
+              <w:rPr>
+                <w:rFonts w:ascii="Calibri" w:hAnsi="Calibri"/>
+                <w:sz w:val="20"/>
+              </w:rPr>
+              <w:t xml:space="default">3,594,874 (43%)</w:t>
+            </w:r>
+          </w:p>
+        </w:tc>
+        <w:tc>
+          <w:tcPr>
+            <w:tcBorders>
+              <w:top w:val="single" w:space="0" w:color="D3D3D3"/>
+              <w:bottom w:val="single" w:space="0" w:color="D3D3D3"/>
+              <w:start w:val="single" w:space="0" w:color="D3D3D3"/>
+              <w:end w:val="single" w:space="0" w:color="D3D3D3"/>
+            </w:tcBorders>
+          </w:tcPr>
+          <w:p>
+            <w:pPr>
+              <w:spacing w:before="0" w:after="60"/>
+              <w:keepNext/>
+              <w:jc w:val="center"/>
+            </w:pPr>
+            <w:r>
+              <w:rPr>
+                <w:rFonts w:ascii="Calibri" w:hAnsi="Calibri"/>
+                <w:sz w:val="20"/>
+              </w:rPr>
+              <w:t xml:space="default">4,337,996 (41%)</w:t>
+            </w:r>
+          </w:p>
+        </w:tc>
+        <w:tc>
+          <w:tcPr>
+            <w:tcBorders>
+              <w:top w:val="single" w:space="0" w:color="D3D3D3"/>
+              <w:bottom w:val="single" w:space="0" w:color="D3D3D3"/>
+              <w:start w:val="single" w:space="0" w:color="D3D3D3"/>
+              <w:end w:val="single" w:space="0" w:color="D3D3D3"/>
+            </w:tcBorders>
+          </w:tcPr>
+          <w:p>
+            <w:pPr>
+              <w:spacing w:before="0" w:after="60"/>
+              <w:keepNext/>
+              <w:jc w:val="center"/>
+            </w:pPr>
+            <w:r>
+              <w:rPr>
+                <w:rFonts w:ascii="Calibri" w:hAnsi="Calibri"/>
+                <w:sz w:val="20"/>
+              </w:rPr>
+              <w:t xml:space="default">3,977,826 (37%)</w:t>
             </w:r>
           </w:p>
         </w:tc>
@@ -1828,55 +4014,175 @@
                 <w:rFonts w:ascii="Calibri" w:hAnsi="Calibri"/>
                 <w:sz w:val="20"/>
               </w:rPr>
-              <w:t xml:space="default">    Non-Hispanic</w:t>
-            </w:r>
-          </w:p>
-        </w:tc>
-        <w:tc>
-          <w:tcPr>
-            <w:tcBorders>
-              <w:top w:val="single" w:space="0" w:color="D3D3D3"/>
-              <w:bottom w:val="single" w:space="0" w:color="D3D3D3"/>
-              <w:start w:val="single" w:space="0" w:color="D3D3D3"/>
-              <w:end w:val="single" w:space="0" w:color="D3D3D3"/>
-            </w:tcBorders>
-          </w:tcPr>
-          <w:p>
-            <w:pPr>
-              <w:spacing w:before="0" w:after="60"/>
-              <w:keepNext/>
-              <w:jc w:val="center"/>
-            </w:pPr>
-            <w:r>
-              <w:rPr>
-                <w:rFonts w:ascii="Calibri" w:hAnsi="Calibri"/>
-                <w:sz w:val="20"/>
-              </w:rPr>
-              <w:t xml:space="default">6,327,207 (89%)</w:t>
-            </w:r>
-          </w:p>
-        </w:tc>
-        <w:tc>
-          <w:tcPr>
-            <w:tcBorders>
-              <w:top w:val="single" w:space="0" w:color="D3D3D3"/>
-              <w:bottom w:val="single" w:space="0" w:color="D3D3D3"/>
-              <w:start w:val="single" w:space="0" w:color="D3D3D3"/>
-              <w:end w:val="single" w:space="0" w:color="D3D3D3"/>
-            </w:tcBorders>
-          </w:tcPr>
-          <w:p>
-            <w:pPr>
-              <w:spacing w:before="0" w:after="60"/>
-              <w:keepNext/>
-              <w:jc w:val="center"/>
-            </w:pPr>
-            <w:r>
-              <w:rPr>
-                <w:rFonts w:ascii="Calibri" w:hAnsi="Calibri"/>
-                <w:sz w:val="20"/>
-              </w:rPr>
-              <w:t xml:space="default">6,493,631 (88%)</w:t>
+              <w:t xml:space="default">    High school graduation or less</w:t>
+            </w:r>
+          </w:p>
+        </w:tc>
+        <w:tc>
+          <w:tcPr>
+            <w:tcBorders>
+              <w:top w:val="single" w:space="0" w:color="D3D3D3"/>
+              <w:bottom w:val="single" w:space="0" w:color="D3D3D3"/>
+              <w:start w:val="single" w:space="0" w:color="D3D3D3"/>
+              <w:end w:val="single" w:space="0" w:color="D3D3D3"/>
+            </w:tcBorders>
+          </w:tcPr>
+          <w:p>
+            <w:pPr>
+              <w:spacing w:before="0" w:after="60"/>
+              <w:keepNext/>
+              <w:jc w:val="center"/>
+            </w:pPr>
+            <w:r>
+              <w:rPr>
+                <w:rFonts w:ascii="Calibri" w:hAnsi="Calibri"/>
+                <w:sz w:val="20"/>
+              </w:rPr>
+              <w:t xml:space="default">5,579,808 (67%)</w:t>
+            </w:r>
+          </w:p>
+        </w:tc>
+        <w:tc>
+          <w:tcPr>
+            <w:tcBorders>
+              <w:top w:val="single" w:space="0" w:color="D3D3D3"/>
+              <w:bottom w:val="single" w:space="0" w:color="D3D3D3"/>
+              <w:start w:val="single" w:space="0" w:color="D3D3D3"/>
+              <w:end w:val="single" w:space="0" w:color="D3D3D3"/>
+            </w:tcBorders>
+          </w:tcPr>
+          <w:p>
+            <w:pPr>
+              <w:spacing w:before="0" w:after="60"/>
+              <w:keepNext/>
+              <w:jc w:val="center"/>
+            </w:pPr>
+            <w:r>
+              <w:rPr>
+                <w:rFonts w:ascii="Calibri" w:hAnsi="Calibri"/>
+                <w:sz w:val="20"/>
+              </w:rPr>
+              <w:t xml:space="default">5,489,266 (66%)</w:t>
+            </w:r>
+          </w:p>
+        </w:tc>
+        <w:tc>
+          <w:tcPr>
+            <w:tcBorders>
+              <w:top w:val="single" w:space="0" w:color="D3D3D3"/>
+              <w:bottom w:val="single" w:space="0" w:color="D3D3D3"/>
+              <w:start w:val="single" w:space="0" w:color="D3D3D3"/>
+              <w:end w:val="single" w:space="0" w:color="D3D3D3"/>
+            </w:tcBorders>
+          </w:tcPr>
+          <w:p>
+            <w:pPr>
+              <w:spacing w:before="0" w:after="60"/>
+              <w:keepNext/>
+              <w:jc w:val="center"/>
+            </w:pPr>
+            <w:r>
+              <w:rPr>
+                <w:rFonts w:ascii="Calibri" w:hAnsi="Calibri"/>
+                <w:sz w:val="20"/>
+              </w:rPr>
+              <w:t xml:space="default">5,197,337 (65%)</w:t>
+            </w:r>
+          </w:p>
+        </w:tc>
+        <w:tc>
+          <w:tcPr>
+            <w:tcBorders>
+              <w:top w:val="single" w:space="0" w:color="D3D3D3"/>
+              <w:bottom w:val="single" w:space="0" w:color="D3D3D3"/>
+              <w:start w:val="single" w:space="0" w:color="D3D3D3"/>
+              <w:end w:val="single" w:space="0" w:color="D3D3D3"/>
+            </w:tcBorders>
+          </w:tcPr>
+          <w:p>
+            <w:pPr>
+              <w:spacing w:before="0" w:after="60"/>
+              <w:keepNext/>
+              <w:jc w:val="center"/>
+            </w:pPr>
+            <w:r>
+              <w:rPr>
+                <w:rFonts w:ascii="Calibri" w:hAnsi="Calibri"/>
+                <w:sz w:val="20"/>
+              </w:rPr>
+              <w:t xml:space="default">4,880,223 (62%)</w:t>
+            </w:r>
+          </w:p>
+        </w:tc>
+        <w:tc>
+          <w:tcPr>
+            <w:tcBorders>
+              <w:top w:val="single" w:space="0" w:color="D3D3D3"/>
+              <w:bottom w:val="single" w:space="0" w:color="D3D3D3"/>
+              <w:start w:val="single" w:space="0" w:color="D3D3D3"/>
+              <w:end w:val="single" w:space="0" w:color="D3D3D3"/>
+            </w:tcBorders>
+          </w:tcPr>
+          <w:p>
+            <w:pPr>
+              <w:spacing w:before="0" w:after="60"/>
+              <w:keepNext/>
+              <w:jc w:val="center"/>
+            </w:pPr>
+            <w:r>
+              <w:rPr>
+                <w:rFonts w:ascii="Calibri" w:hAnsi="Calibri"/>
+                <w:sz w:val="20"/>
+              </w:rPr>
+              <w:t xml:space="default">4,829,026 (57%)</w:t>
+            </w:r>
+          </w:p>
+        </w:tc>
+        <w:tc>
+          <w:tcPr>
+            <w:tcBorders>
+              <w:top w:val="single" w:space="0" w:color="D3D3D3"/>
+              <w:bottom w:val="single" w:space="0" w:color="D3D3D3"/>
+              <w:start w:val="single" w:space="0" w:color="D3D3D3"/>
+              <w:end w:val="single" w:space="0" w:color="D3D3D3"/>
+            </w:tcBorders>
+          </w:tcPr>
+          <w:p>
+            <w:pPr>
+              <w:spacing w:before="0" w:after="60"/>
+              <w:keepNext/>
+              <w:jc w:val="center"/>
+            </w:pPr>
+            <w:r>
+              <w:rPr>
+                <w:rFonts w:ascii="Calibri" w:hAnsi="Calibri"/>
+                <w:sz w:val="20"/>
+              </w:rPr>
+              <w:t xml:space="default">6,270,371 (59%)</w:t>
+            </w:r>
+          </w:p>
+        </w:tc>
+        <w:tc>
+          <w:tcPr>
+            <w:tcBorders>
+              <w:top w:val="single" w:space="0" w:color="D3D3D3"/>
+              <w:bottom w:val="single" w:space="0" w:color="D3D3D3"/>
+              <w:start w:val="single" w:space="0" w:color="D3D3D3"/>
+              <w:end w:val="single" w:space="0" w:color="D3D3D3"/>
+            </w:tcBorders>
+          </w:tcPr>
+          <w:p>
+            <w:pPr>
+              <w:spacing w:before="0" w:after="60"/>
+              <w:keepNext/>
+              <w:jc w:val="center"/>
+            </w:pPr>
+            <w:r>
+              <w:rPr>
+                <w:rFonts w:ascii="Calibri" w:hAnsi="Calibri"/>
+                <w:sz w:val="20"/>
+              </w:rPr>
+              <w:t xml:space="default">6,751,884 (63%)</w:t>
             </w:r>
           </w:p>
         </w:tc>
@@ -1928,9 +4234,176 @@
               <w:rPr>
                 <w:rFonts w:ascii="Calibri" w:hAnsi="Calibri"/>
                 <w:sz w:val="20"/>
-                <w:b w:val="true"/>
-              </w:rPr>
-              <w:t xml:space="default">Education</w:t>
+              </w:rPr>
+              <w:t xml:space="default">    Unknown</w:t>
+            </w:r>
+          </w:p>
+        </w:tc>
+        <w:tc>
+          <w:tcPr>
+            <w:tcBorders>
+              <w:top w:val="single" w:space="0" w:color="D3D3D3"/>
+              <w:bottom w:val="single" w:space="0" w:color="D3D3D3"/>
+              <w:start w:val="single" w:space="0" w:color="D3D3D3"/>
+              <w:end w:val="single" w:space="0" w:color="D3D3D3"/>
+            </w:tcBorders>
+          </w:tcPr>
+          <w:p>
+            <w:pPr>
+              <w:spacing w:before="0" w:after="60"/>
+              <w:keepNext/>
+              <w:jc w:val="center"/>
+            </w:pPr>
+            <w:r>
+              <w:rPr>
+                <w:rFonts w:ascii="Calibri" w:hAnsi="Calibri"/>
+                <w:sz w:val="20"/>
+              </w:rPr>
+              <w:t xml:space="default">221,633</w:t>
+            </w:r>
+          </w:p>
+        </w:tc>
+        <w:tc>
+          <w:tcPr>
+            <w:tcBorders>
+              <w:top w:val="single" w:space="0" w:color="D3D3D3"/>
+              <w:bottom w:val="single" w:space="0" w:color="D3D3D3"/>
+              <w:start w:val="single" w:space="0" w:color="D3D3D3"/>
+              <w:end w:val="single" w:space="0" w:color="D3D3D3"/>
+            </w:tcBorders>
+          </w:tcPr>
+          <w:p>
+            <w:pPr>
+              <w:spacing w:before="0" w:after="60"/>
+              <w:keepNext/>
+              <w:jc w:val="center"/>
+            </w:pPr>
+            <w:r>
+              <w:rPr>
+                <w:rFonts w:ascii="Calibri" w:hAnsi="Calibri"/>
+                <w:sz w:val="20"/>
+              </w:rPr>
+              <w:t xml:space="default">180,904</w:t>
+            </w:r>
+          </w:p>
+        </w:tc>
+        <w:tc>
+          <w:tcPr>
+            <w:tcBorders>
+              <w:top w:val="single" w:space="0" w:color="D3D3D3"/>
+              <w:bottom w:val="single" w:space="0" w:color="D3D3D3"/>
+              <w:start w:val="single" w:space="0" w:color="D3D3D3"/>
+              <w:end w:val="single" w:space="0" w:color="D3D3D3"/>
+            </w:tcBorders>
+          </w:tcPr>
+          <w:p>
+            <w:pPr>
+              <w:spacing w:before="0" w:after="60"/>
+              <w:keepNext/>
+              <w:jc w:val="center"/>
+            </w:pPr>
+            <w:r>
+              <w:rPr>
+                <w:rFonts w:ascii="Calibri" w:hAnsi="Calibri"/>
+                <w:sz w:val="20"/>
+              </w:rPr>
+              <w:t xml:space="default">149,141</w:t>
+            </w:r>
+          </w:p>
+        </w:tc>
+        <w:tc>
+          <w:tcPr>
+            <w:tcBorders>
+              <w:top w:val="single" w:space="0" w:color="D3D3D3"/>
+              <w:bottom w:val="single" w:space="0" w:color="D3D3D3"/>
+              <w:start w:val="single" w:space="0" w:color="D3D3D3"/>
+              <w:end w:val="single" w:space="0" w:color="D3D3D3"/>
+            </w:tcBorders>
+          </w:tcPr>
+          <w:p>
+            <w:pPr>
+              <w:spacing w:before="0" w:after="60"/>
+              <w:keepNext/>
+              <w:jc w:val="center"/>
+            </w:pPr>
+            <w:r>
+              <w:rPr>
+                <w:rFonts w:ascii="Calibri" w:hAnsi="Calibri"/>
+                <w:sz w:val="20"/>
+              </w:rPr>
+              <w:t xml:space="default">220,860</w:t>
+            </w:r>
+          </w:p>
+        </w:tc>
+        <w:tc>
+          <w:tcPr>
+            <w:tcBorders>
+              <w:top w:val="single" w:space="0" w:color="D3D3D3"/>
+              <w:bottom w:val="single" w:space="0" w:color="D3D3D3"/>
+              <w:start w:val="single" w:space="0" w:color="D3D3D3"/>
+              <w:end w:val="single" w:space="0" w:color="D3D3D3"/>
+            </w:tcBorders>
+          </w:tcPr>
+          <w:p>
+            <w:pPr>
+              <w:spacing w:before="0" w:after="60"/>
+              <w:keepNext/>
+              <w:jc w:val="center"/>
+            </w:pPr>
+            <w:r>
+              <w:rPr>
+                <w:rFonts w:ascii="Calibri" w:hAnsi="Calibri"/>
+                <w:sz w:val="20"/>
+              </w:rPr>
+              <w:t xml:space="default">295,447</w:t>
+            </w:r>
+          </w:p>
+        </w:tc>
+        <w:tc>
+          <w:tcPr>
+            <w:tcBorders>
+              <w:top w:val="single" w:space="0" w:color="D3D3D3"/>
+              <w:bottom w:val="single" w:space="0" w:color="D3D3D3"/>
+              <w:start w:val="single" w:space="0" w:color="D3D3D3"/>
+              <w:end w:val="single" w:space="0" w:color="D3D3D3"/>
+            </w:tcBorders>
+          </w:tcPr>
+          <w:p>
+            <w:pPr>
+              <w:spacing w:before="0" w:after="60"/>
+              <w:keepNext/>
+              <w:jc w:val="center"/>
+            </w:pPr>
+            <w:r>
+              <w:rPr>
+                <w:rFonts w:ascii="Calibri" w:hAnsi="Calibri"/>
+                <w:sz w:val="20"/>
+              </w:rPr>
+              <w:t xml:space="default">223,253</w:t>
+            </w:r>
+          </w:p>
+        </w:tc>
+        <w:tc>
+          <w:tcPr>
+            <w:tcBorders>
+              <w:top w:val="single" w:space="0" w:color="D3D3D3"/>
+              <w:bottom w:val="single" w:space="0" w:color="D3D3D3"/>
+              <w:start w:val="single" w:space="0" w:color="D3D3D3"/>
+              <w:end w:val="single" w:space="0" w:color="D3D3D3"/>
+            </w:tcBorders>
+          </w:tcPr>
+          <w:p>
+            <w:pPr>
+              <w:spacing w:before="0" w:after="60"/>
+              <w:keepNext/>
+              <w:jc w:val="center"/>
+            </w:pPr>
+            <w:r>
+              <w:rPr>
+                <w:rFonts w:ascii="Calibri" w:hAnsi="Calibri"/>
+                <w:sz w:val="20"/>
+              </w:rPr>
+              <w:t xml:space="default">176,025</w:t>
             </w:r>
           </w:p>
         </w:tc>
@@ -1955,54 +4428,6 @@
                 <w:sz w:val="20"/>
               </w:rPr>
               <w:t xml:space="default"/>
-            </w:r>
-          </w:p>
-        </w:tc>
-        <w:tc>
-          <w:tcPr>
-            <w:tcBorders>
-              <w:top w:val="single" w:space="0" w:color="D3D3D3"/>
-              <w:bottom w:val="single" w:space="0" w:color="D3D3D3"/>
-              <w:start w:val="single" w:space="0" w:color="D3D3D3"/>
-              <w:end w:val="single" w:space="0" w:color="D3D3D3"/>
-            </w:tcBorders>
-          </w:tcPr>
-          <w:p>
-            <w:pPr>
-              <w:spacing w:before="0" w:after="60"/>
-              <w:keepNext/>
-              <w:jc w:val="center"/>
-            </w:pPr>
-            <w:r>
-              <w:rPr>
-                <w:rFonts w:ascii="Calibri" w:hAnsi="Calibri"/>
-                <w:sz w:val="20"/>
-              </w:rPr>
-              <w:t xml:space="default"/>
-            </w:r>
-          </w:p>
-        </w:tc>
-        <w:tc>
-          <w:tcPr>
-            <w:tcBorders>
-              <w:top w:val="single" w:space="0" w:color="D3D3D3"/>
-              <w:bottom w:val="single" w:space="0" w:color="D3D3D3"/>
-              <w:start w:val="single" w:space="0" w:color="D3D3D3"/>
-              <w:end w:val="single" w:space="0" w:color="D3D3D3"/>
-            </w:tcBorders>
-          </w:tcPr>
-          <w:p>
-            <w:pPr>
-              <w:spacing w:before="0" w:after="60"/>
-              <w:keepNext/>
-              <w:jc w:val="center"/>
-            </w:pPr>
-            <w:r>
-              <w:rPr>
-                <w:rFonts w:ascii="Calibri" w:hAnsi="Calibri"/>
-                <w:sz w:val="20"/>
-              </w:rPr>
-              <w:t xml:space="default">0.5</w:t>
             </w:r>
           </w:p>
         </w:tc>
@@ -2030,56 +4455,9 @@
               <w:rPr>
                 <w:rFonts w:ascii="Calibri" w:hAnsi="Calibri"/>
                 <w:sz w:val="20"/>
-              </w:rPr>
-              <w:t xml:space="default">    College education or greater</w:t>
-            </w:r>
-          </w:p>
-        </w:tc>
-        <w:tc>
-          <w:tcPr>
-            <w:tcBorders>
-              <w:top w:val="single" w:space="0" w:color="D3D3D3"/>
-              <w:bottom w:val="single" w:space="0" w:color="D3D3D3"/>
-              <w:start w:val="single" w:space="0" w:color="D3D3D3"/>
-              <w:end w:val="single" w:space="0" w:color="D3D3D3"/>
-            </w:tcBorders>
-          </w:tcPr>
-          <w:p>
-            <w:pPr>
-              <w:spacing w:before="0" w:after="60"/>
-              <w:keepNext/>
-              <w:jc w:val="center"/>
-            </w:pPr>
-            <w:r>
-              <w:rPr>
-                <w:rFonts w:ascii="Calibri" w:hAnsi="Calibri"/>
-                <w:sz w:val="20"/>
-              </w:rPr>
-              <w:t xml:space="default">2,467,327 (70%)</w:t>
-            </w:r>
-          </w:p>
-        </w:tc>
-        <w:tc>
-          <w:tcPr>
-            <w:tcBorders>
-              <w:top w:val="single" w:space="0" w:color="D3D3D3"/>
-              <w:bottom w:val="single" w:space="0" w:color="D3D3D3"/>
-              <w:start w:val="single" w:space="0" w:color="D3D3D3"/>
-              <w:end w:val="single" w:space="0" w:color="D3D3D3"/>
-            </w:tcBorders>
-          </w:tcPr>
-          <w:p>
-            <w:pPr>
-              <w:spacing w:before="0" w:after="60"/>
-              <w:keepNext/>
-              <w:jc w:val="center"/>
-            </w:pPr>
-            <w:r>
-              <w:rPr>
-                <w:rFonts w:ascii="Calibri" w:hAnsi="Calibri"/>
-                <w:sz w:val="20"/>
-              </w:rPr>
-              <w:t xml:space="default">2,979,890 (73%)</w:t>
+                <w:b w:val="true"/>
+              </w:rPr>
+              <w:t xml:space="default">Insurance type</w:t>
             </w:r>
           </w:p>
         </w:tc>
@@ -2104,6 +4482,174 @@
                 <w:sz w:val="20"/>
               </w:rPr>
               <w:t xml:space="default"/>
+            </w:r>
+          </w:p>
+        </w:tc>
+        <w:tc>
+          <w:tcPr>
+            <w:tcBorders>
+              <w:top w:val="single" w:space="0" w:color="D3D3D3"/>
+              <w:bottom w:val="single" w:space="0" w:color="D3D3D3"/>
+              <w:start w:val="single" w:space="0" w:color="D3D3D3"/>
+              <w:end w:val="single" w:space="0" w:color="D3D3D3"/>
+            </w:tcBorders>
+          </w:tcPr>
+          <w:p>
+            <w:pPr>
+              <w:spacing w:before="0" w:after="60"/>
+              <w:keepNext/>
+              <w:jc w:val="center"/>
+            </w:pPr>
+            <w:r>
+              <w:rPr>
+                <w:rFonts w:ascii="Calibri" w:hAnsi="Calibri"/>
+                <w:sz w:val="20"/>
+              </w:rPr>
+              <w:t xml:space="default"/>
+            </w:r>
+          </w:p>
+        </w:tc>
+        <w:tc>
+          <w:tcPr>
+            <w:tcBorders>
+              <w:top w:val="single" w:space="0" w:color="D3D3D3"/>
+              <w:bottom w:val="single" w:space="0" w:color="D3D3D3"/>
+              <w:start w:val="single" w:space="0" w:color="D3D3D3"/>
+              <w:end w:val="single" w:space="0" w:color="D3D3D3"/>
+            </w:tcBorders>
+          </w:tcPr>
+          <w:p>
+            <w:pPr>
+              <w:spacing w:before="0" w:after="60"/>
+              <w:keepNext/>
+              <w:jc w:val="center"/>
+            </w:pPr>
+            <w:r>
+              <w:rPr>
+                <w:rFonts w:ascii="Calibri" w:hAnsi="Calibri"/>
+                <w:sz w:val="20"/>
+              </w:rPr>
+              <w:t xml:space="default"/>
+            </w:r>
+          </w:p>
+        </w:tc>
+        <w:tc>
+          <w:tcPr>
+            <w:tcBorders>
+              <w:top w:val="single" w:space="0" w:color="D3D3D3"/>
+              <w:bottom w:val="single" w:space="0" w:color="D3D3D3"/>
+              <w:start w:val="single" w:space="0" w:color="D3D3D3"/>
+              <w:end w:val="single" w:space="0" w:color="D3D3D3"/>
+            </w:tcBorders>
+          </w:tcPr>
+          <w:p>
+            <w:pPr>
+              <w:spacing w:before="0" w:after="60"/>
+              <w:keepNext/>
+              <w:jc w:val="center"/>
+            </w:pPr>
+            <w:r>
+              <w:rPr>
+                <w:rFonts w:ascii="Calibri" w:hAnsi="Calibri"/>
+                <w:sz w:val="20"/>
+              </w:rPr>
+              <w:t xml:space="default"/>
+            </w:r>
+          </w:p>
+        </w:tc>
+        <w:tc>
+          <w:tcPr>
+            <w:tcBorders>
+              <w:top w:val="single" w:space="0" w:color="D3D3D3"/>
+              <w:bottom w:val="single" w:space="0" w:color="D3D3D3"/>
+              <w:start w:val="single" w:space="0" w:color="D3D3D3"/>
+              <w:end w:val="single" w:space="0" w:color="D3D3D3"/>
+            </w:tcBorders>
+          </w:tcPr>
+          <w:p>
+            <w:pPr>
+              <w:spacing w:before="0" w:after="60"/>
+              <w:keepNext/>
+              <w:jc w:val="center"/>
+            </w:pPr>
+            <w:r>
+              <w:rPr>
+                <w:rFonts w:ascii="Calibri" w:hAnsi="Calibri"/>
+                <w:sz w:val="20"/>
+              </w:rPr>
+              <w:t xml:space="default"/>
+            </w:r>
+          </w:p>
+        </w:tc>
+        <w:tc>
+          <w:tcPr>
+            <w:tcBorders>
+              <w:top w:val="single" w:space="0" w:color="D3D3D3"/>
+              <w:bottom w:val="single" w:space="0" w:color="D3D3D3"/>
+              <w:start w:val="single" w:space="0" w:color="D3D3D3"/>
+              <w:end w:val="single" w:space="0" w:color="D3D3D3"/>
+            </w:tcBorders>
+          </w:tcPr>
+          <w:p>
+            <w:pPr>
+              <w:spacing w:before="0" w:after="60"/>
+              <w:keepNext/>
+              <w:jc w:val="center"/>
+            </w:pPr>
+            <w:r>
+              <w:rPr>
+                <w:rFonts w:ascii="Calibri" w:hAnsi="Calibri"/>
+                <w:sz w:val="20"/>
+              </w:rPr>
+              <w:t xml:space="default"/>
+            </w:r>
+          </w:p>
+        </w:tc>
+        <w:tc>
+          <w:tcPr>
+            <w:tcBorders>
+              <w:top w:val="single" w:space="0" w:color="D3D3D3"/>
+              <w:bottom w:val="single" w:space="0" w:color="D3D3D3"/>
+              <w:start w:val="single" w:space="0" w:color="D3D3D3"/>
+              <w:end w:val="single" w:space="0" w:color="D3D3D3"/>
+            </w:tcBorders>
+          </w:tcPr>
+          <w:p>
+            <w:pPr>
+              <w:spacing w:before="0" w:after="60"/>
+              <w:keepNext/>
+              <w:jc w:val="center"/>
+            </w:pPr>
+            <w:r>
+              <w:rPr>
+                <w:rFonts w:ascii="Calibri" w:hAnsi="Calibri"/>
+                <w:sz w:val="20"/>
+              </w:rPr>
+              <w:t xml:space="default"/>
+            </w:r>
+          </w:p>
+        </w:tc>
+        <w:tc>
+          <w:tcPr>
+            <w:tcBorders>
+              <w:top w:val="single" w:space="0" w:color="D3D3D3"/>
+              <w:bottom w:val="single" w:space="0" w:color="D3D3D3"/>
+              <w:start w:val="single" w:space="0" w:color="D3D3D3"/>
+              <w:end w:val="single" w:space="0" w:color="D3D3D3"/>
+            </w:tcBorders>
+          </w:tcPr>
+          <w:p>
+            <w:pPr>
+              <w:spacing w:before="0" w:after="60"/>
+              <w:keepNext/>
+              <w:jc w:val="center"/>
+            </w:pPr>
+            <w:r>
+              <w:rPr>
+                <w:rFonts w:ascii="Calibri" w:hAnsi="Calibri"/>
+                <w:sz w:val="20"/>
+              </w:rPr>
+              <w:t xml:space="default">0.5</w:t>
             </w:r>
           </w:p>
         </w:tc>
@@ -2132,55 +4678,175 @@
                 <w:rFonts w:ascii="Calibri" w:hAnsi="Calibri"/>
                 <w:sz w:val="20"/>
               </w:rPr>
-              <w:t xml:space="default">    High school graduation or less</w:t>
-            </w:r>
-          </w:p>
-        </w:tc>
-        <w:tc>
-          <w:tcPr>
-            <w:tcBorders>
-              <w:top w:val="single" w:space="0" w:color="D3D3D3"/>
-              <w:bottom w:val="single" w:space="0" w:color="D3D3D3"/>
-              <w:start w:val="single" w:space="0" w:color="D3D3D3"/>
-              <w:end w:val="single" w:space="0" w:color="D3D3D3"/>
-            </w:tcBorders>
-          </w:tcPr>
-          <w:p>
-            <w:pPr>
-              <w:spacing w:before="0" w:after="60"/>
-              <w:keepNext/>
-              <w:jc w:val="center"/>
-            </w:pPr>
-            <w:r>
-              <w:rPr>
-                <w:rFonts w:ascii="Calibri" w:hAnsi="Calibri"/>
-                <w:sz w:val="20"/>
-              </w:rPr>
-              <w:t xml:space="default">1,044,755 (30%)</w:t>
-            </w:r>
-          </w:p>
-        </w:tc>
-        <w:tc>
-          <w:tcPr>
-            <w:tcBorders>
-              <w:top w:val="single" w:space="0" w:color="D3D3D3"/>
-              <w:bottom w:val="single" w:space="0" w:color="D3D3D3"/>
-              <w:start w:val="single" w:space="0" w:color="D3D3D3"/>
-              <w:end w:val="single" w:space="0" w:color="D3D3D3"/>
-            </w:tcBorders>
-          </w:tcPr>
-          <w:p>
-            <w:pPr>
-              <w:spacing w:before="0" w:after="60"/>
-              <w:keepNext/>
-              <w:jc w:val="center"/>
-            </w:pPr>
-            <w:r>
-              <w:rPr>
-                <w:rFonts w:ascii="Calibri" w:hAnsi="Calibri"/>
-                <w:sz w:val="20"/>
-              </w:rPr>
-              <w:t xml:space="default">1,092,878 (27%)</w:t>
+              <w:t xml:space="default">    Private only</w:t>
+            </w:r>
+          </w:p>
+        </w:tc>
+        <w:tc>
+          <w:tcPr>
+            <w:tcBorders>
+              <w:top w:val="single" w:space="0" w:color="D3D3D3"/>
+              <w:bottom w:val="single" w:space="0" w:color="D3D3D3"/>
+              <w:start w:val="single" w:space="0" w:color="D3D3D3"/>
+              <w:end w:val="single" w:space="0" w:color="D3D3D3"/>
+            </w:tcBorders>
+          </w:tcPr>
+          <w:p>
+            <w:pPr>
+              <w:spacing w:before="0" w:after="60"/>
+              <w:keepNext/>
+              <w:jc w:val="center"/>
+            </w:pPr>
+            <w:r>
+              <w:rPr>
+                <w:rFonts w:ascii="Calibri" w:hAnsi="Calibri"/>
+                <w:sz w:val="20"/>
+              </w:rPr>
+              <w:t xml:space="default">5,556,206 (65%)</w:t>
+            </w:r>
+          </w:p>
+        </w:tc>
+        <w:tc>
+          <w:tcPr>
+            <w:tcBorders>
+              <w:top w:val="single" w:space="0" w:color="D3D3D3"/>
+              <w:bottom w:val="single" w:space="0" w:color="D3D3D3"/>
+              <w:start w:val="single" w:space="0" w:color="D3D3D3"/>
+              <w:end w:val="single" w:space="0" w:color="D3D3D3"/>
+            </w:tcBorders>
+          </w:tcPr>
+          <w:p>
+            <w:pPr>
+              <w:spacing w:before="0" w:after="60"/>
+              <w:keepNext/>
+              <w:jc w:val="center"/>
+            </w:pPr>
+            <w:r>
+              <w:rPr>
+                <w:rFonts w:ascii="Calibri" w:hAnsi="Calibri"/>
+                <w:sz w:val="20"/>
+              </w:rPr>
+              <w:t xml:space="default">5,199,556 (61%)</w:t>
+            </w:r>
+          </w:p>
+        </w:tc>
+        <w:tc>
+          <w:tcPr>
+            <w:tcBorders>
+              <w:top w:val="single" w:space="0" w:color="D3D3D3"/>
+              <w:bottom w:val="single" w:space="0" w:color="D3D3D3"/>
+              <w:start w:val="single" w:space="0" w:color="D3D3D3"/>
+              <w:end w:val="single" w:space="0" w:color="D3D3D3"/>
+            </w:tcBorders>
+          </w:tcPr>
+          <w:p>
+            <w:pPr>
+              <w:spacing w:before="0" w:after="60"/>
+              <w:keepNext/>
+              <w:jc w:val="center"/>
+            </w:pPr>
+            <w:r>
+              <w:rPr>
+                <w:rFonts w:ascii="Calibri" w:hAnsi="Calibri"/>
+                <w:sz w:val="20"/>
+              </w:rPr>
+              <w:t xml:space="default">4,957,508 (61%)</w:t>
+            </w:r>
+          </w:p>
+        </w:tc>
+        <w:tc>
+          <w:tcPr>
+            <w:tcBorders>
+              <w:top w:val="single" w:space="0" w:color="D3D3D3"/>
+              <w:bottom w:val="single" w:space="0" w:color="D3D3D3"/>
+              <w:start w:val="single" w:space="0" w:color="D3D3D3"/>
+              <w:end w:val="single" w:space="0" w:color="D3D3D3"/>
+            </w:tcBorders>
+          </w:tcPr>
+          <w:p>
+            <w:pPr>
+              <w:spacing w:before="0" w:after="60"/>
+              <w:keepNext/>
+              <w:jc w:val="center"/>
+            </w:pPr>
+            <w:r>
+              <w:rPr>
+                <w:rFonts w:ascii="Calibri" w:hAnsi="Calibri"/>
+                <w:sz w:val="20"/>
+              </w:rPr>
+              <w:t xml:space="default">5,028,209 (62%)</w:t>
+            </w:r>
+          </w:p>
+        </w:tc>
+        <w:tc>
+          <w:tcPr>
+            <w:tcBorders>
+              <w:top w:val="single" w:space="0" w:color="D3D3D3"/>
+              <w:bottom w:val="single" w:space="0" w:color="D3D3D3"/>
+              <w:start w:val="single" w:space="0" w:color="D3D3D3"/>
+              <w:end w:val="single" w:space="0" w:color="D3D3D3"/>
+            </w:tcBorders>
+          </w:tcPr>
+          <w:p>
+            <w:pPr>
+              <w:spacing w:before="0" w:after="60"/>
+              <w:keepNext/>
+              <w:jc w:val="center"/>
+            </w:pPr>
+            <w:r>
+              <w:rPr>
+                <w:rFonts w:ascii="Calibri" w:hAnsi="Calibri"/>
+                <w:sz w:val="20"/>
+              </w:rPr>
+              <w:t xml:space="default">5,398,185 (62%)</w:t>
+            </w:r>
+          </w:p>
+        </w:tc>
+        <w:tc>
+          <w:tcPr>
+            <w:tcBorders>
+              <w:top w:val="single" w:space="0" w:color="D3D3D3"/>
+              <w:bottom w:val="single" w:space="0" w:color="D3D3D3"/>
+              <w:start w:val="single" w:space="0" w:color="D3D3D3"/>
+              <w:end w:val="single" w:space="0" w:color="D3D3D3"/>
+            </w:tcBorders>
+          </w:tcPr>
+          <w:p>
+            <w:pPr>
+              <w:spacing w:before="0" w:after="60"/>
+              <w:keepNext/>
+              <w:jc w:val="center"/>
+            </w:pPr>
+            <w:r>
+              <w:rPr>
+                <w:rFonts w:ascii="Calibri" w:hAnsi="Calibri"/>
+                <w:sz w:val="20"/>
+              </w:rPr>
+              <w:t xml:space="default">7,252,097 (67%)</w:t>
+            </w:r>
+          </w:p>
+        </w:tc>
+        <w:tc>
+          <w:tcPr>
+            <w:tcBorders>
+              <w:top w:val="single" w:space="0" w:color="D3D3D3"/>
+              <w:bottom w:val="single" w:space="0" w:color="D3D3D3"/>
+              <w:start w:val="single" w:space="0" w:color="D3D3D3"/>
+              <w:end w:val="single" w:space="0" w:color="D3D3D3"/>
+            </w:tcBorders>
+          </w:tcPr>
+          <w:p>
+            <w:pPr>
+              <w:spacing w:before="0" w:after="60"/>
+              <w:keepNext/>
+              <w:jc w:val="center"/>
+            </w:pPr>
+            <w:r>
+              <w:rPr>
+                <w:rFonts w:ascii="Calibri" w:hAnsi="Calibri"/>
+                <w:sz w:val="20"/>
+              </w:rPr>
+              <w:t xml:space="default">7,287,897 (67%)</w:t>
             </w:r>
           </w:p>
         </w:tc>
@@ -2232,9 +4898,176 @@
               <w:rPr>
                 <w:rFonts w:ascii="Calibri" w:hAnsi="Calibri"/>
                 <w:sz w:val="20"/>
-                <w:b w:val="true"/>
-              </w:rPr>
-              <w:t xml:space="default">Has insurance</w:t>
+              </w:rPr>
+              <w:t xml:space="default">    Medicaid</w:t>
+            </w:r>
+          </w:p>
+        </w:tc>
+        <w:tc>
+          <w:tcPr>
+            <w:tcBorders>
+              <w:top w:val="single" w:space="0" w:color="D3D3D3"/>
+              <w:bottom w:val="single" w:space="0" w:color="D3D3D3"/>
+              <w:start w:val="single" w:space="0" w:color="D3D3D3"/>
+              <w:end w:val="single" w:space="0" w:color="D3D3D3"/>
+            </w:tcBorders>
+          </w:tcPr>
+          <w:p>
+            <w:pPr>
+              <w:spacing w:before="0" w:after="60"/>
+              <w:keepNext/>
+              <w:jc w:val="center"/>
+            </w:pPr>
+            <w:r>
+              <w:rPr>
+                <w:rFonts w:ascii="Calibri" w:hAnsi="Calibri"/>
+                <w:sz w:val="20"/>
+              </w:rPr>
+              <w:t xml:space="default">2,668,813 (31%)</w:t>
+            </w:r>
+          </w:p>
+        </w:tc>
+        <w:tc>
+          <w:tcPr>
+            <w:tcBorders>
+              <w:top w:val="single" w:space="0" w:color="D3D3D3"/>
+              <w:bottom w:val="single" w:space="0" w:color="D3D3D3"/>
+              <w:start w:val="single" w:space="0" w:color="D3D3D3"/>
+              <w:end w:val="single" w:space="0" w:color="D3D3D3"/>
+            </w:tcBorders>
+          </w:tcPr>
+          <w:p>
+            <w:pPr>
+              <w:spacing w:before="0" w:after="60"/>
+              <w:keepNext/>
+              <w:jc w:val="center"/>
+            </w:pPr>
+            <w:r>
+              <w:rPr>
+                <w:rFonts w:ascii="Calibri" w:hAnsi="Calibri"/>
+                <w:sz w:val="20"/>
+              </w:rPr>
+              <w:t xml:space="default">2,969,224 (35%)</w:t>
+            </w:r>
+          </w:p>
+        </w:tc>
+        <w:tc>
+          <w:tcPr>
+            <w:tcBorders>
+              <w:top w:val="single" w:space="0" w:color="D3D3D3"/>
+              <w:bottom w:val="single" w:space="0" w:color="D3D3D3"/>
+              <w:start w:val="single" w:space="0" w:color="D3D3D3"/>
+              <w:end w:val="single" w:space="0" w:color="D3D3D3"/>
+            </w:tcBorders>
+          </w:tcPr>
+          <w:p>
+            <w:pPr>
+              <w:spacing w:before="0" w:after="60"/>
+              <w:keepNext/>
+              <w:jc w:val="center"/>
+            </w:pPr>
+            <w:r>
+              <w:rPr>
+                <w:rFonts w:ascii="Calibri" w:hAnsi="Calibri"/>
+                <w:sz w:val="20"/>
+              </w:rPr>
+              <w:t xml:space="default">2,897,734 (36%)</w:t>
+            </w:r>
+          </w:p>
+        </w:tc>
+        <w:tc>
+          <w:tcPr>
+            <w:tcBorders>
+              <w:top w:val="single" w:space="0" w:color="D3D3D3"/>
+              <w:bottom w:val="single" w:space="0" w:color="D3D3D3"/>
+              <w:start w:val="single" w:space="0" w:color="D3D3D3"/>
+              <w:end w:val="single" w:space="0" w:color="D3D3D3"/>
+            </w:tcBorders>
+          </w:tcPr>
+          <w:p>
+            <w:pPr>
+              <w:spacing w:before="0" w:after="60"/>
+              <w:keepNext/>
+              <w:jc w:val="center"/>
+            </w:pPr>
+            <w:r>
+              <w:rPr>
+                <w:rFonts w:ascii="Calibri" w:hAnsi="Calibri"/>
+                <w:sz w:val="20"/>
+              </w:rPr>
+              <w:t xml:space="default">2,768,630 (34%)</w:t>
+            </w:r>
+          </w:p>
+        </w:tc>
+        <w:tc>
+          <w:tcPr>
+            <w:tcBorders>
+              <w:top w:val="single" w:space="0" w:color="D3D3D3"/>
+              <w:bottom w:val="single" w:space="0" w:color="D3D3D3"/>
+              <w:start w:val="single" w:space="0" w:color="D3D3D3"/>
+              <w:end w:val="single" w:space="0" w:color="D3D3D3"/>
+            </w:tcBorders>
+          </w:tcPr>
+          <w:p>
+            <w:pPr>
+              <w:spacing w:before="0" w:after="60"/>
+              <w:keepNext/>
+              <w:jc w:val="center"/>
+            </w:pPr>
+            <w:r>
+              <w:rPr>
+                <w:rFonts w:ascii="Calibri" w:hAnsi="Calibri"/>
+                <w:sz w:val="20"/>
+              </w:rPr>
+              <w:t xml:space="default">3,009,331 (35%)</w:t>
+            </w:r>
+          </w:p>
+        </w:tc>
+        <w:tc>
+          <w:tcPr>
+            <w:tcBorders>
+              <w:top w:val="single" w:space="0" w:color="D3D3D3"/>
+              <w:bottom w:val="single" w:space="0" w:color="D3D3D3"/>
+              <w:start w:val="single" w:space="0" w:color="D3D3D3"/>
+              <w:end w:val="single" w:space="0" w:color="D3D3D3"/>
+            </w:tcBorders>
+          </w:tcPr>
+          <w:p>
+            <w:pPr>
+              <w:spacing w:before="0" w:after="60"/>
+              <w:keepNext/>
+              <w:jc w:val="center"/>
+            </w:pPr>
+            <w:r>
+              <w:rPr>
+                <w:rFonts w:ascii="Calibri" w:hAnsi="Calibri"/>
+                <w:sz w:val="20"/>
+              </w:rPr>
+              <w:t xml:space="default">3,388,884 (31%)</w:t>
+            </w:r>
+          </w:p>
+        </w:tc>
+        <w:tc>
+          <w:tcPr>
+            <w:tcBorders>
+              <w:top w:val="single" w:space="0" w:color="D3D3D3"/>
+              <w:bottom w:val="single" w:space="0" w:color="D3D3D3"/>
+              <w:start w:val="single" w:space="0" w:color="D3D3D3"/>
+              <w:end w:val="single" w:space="0" w:color="D3D3D3"/>
+            </w:tcBorders>
+          </w:tcPr>
+          <w:p>
+            <w:pPr>
+              <w:spacing w:before="0" w:after="60"/>
+              <w:keepNext/>
+              <w:jc w:val="center"/>
+            </w:pPr>
+            <w:r>
+              <w:rPr>
+                <w:rFonts w:ascii="Calibri" w:hAnsi="Calibri"/>
+                <w:sz w:val="20"/>
+              </w:rPr>
+              <w:t xml:space="default">3,324,960 (30%)</w:t>
             </w:r>
           </w:p>
         </w:tc>
@@ -2259,54 +5092,6 @@
                 <w:sz w:val="20"/>
               </w:rPr>
               <w:t xml:space="default"/>
-            </w:r>
-          </w:p>
-        </w:tc>
-        <w:tc>
-          <w:tcPr>
-            <w:tcBorders>
-              <w:top w:val="single" w:space="0" w:color="D3D3D3"/>
-              <w:bottom w:val="single" w:space="0" w:color="D3D3D3"/>
-              <w:start w:val="single" w:space="0" w:color="D3D3D3"/>
-              <w:end w:val="single" w:space="0" w:color="D3D3D3"/>
-            </w:tcBorders>
-          </w:tcPr>
-          <w:p>
-            <w:pPr>
-              <w:spacing w:before="0" w:after="60"/>
-              <w:keepNext/>
-              <w:jc w:val="center"/>
-            </w:pPr>
-            <w:r>
-              <w:rPr>
-                <w:rFonts w:ascii="Calibri" w:hAnsi="Calibri"/>
-                <w:sz w:val="20"/>
-              </w:rPr>
-              <w:t xml:space="default"/>
-            </w:r>
-          </w:p>
-        </w:tc>
-        <w:tc>
-          <w:tcPr>
-            <w:tcBorders>
-              <w:top w:val="single" w:space="0" w:color="D3D3D3"/>
-              <w:bottom w:val="single" w:space="0" w:color="D3D3D3"/>
-              <w:start w:val="single" w:space="0" w:color="D3D3D3"/>
-              <w:end w:val="single" w:space="0" w:color="D3D3D3"/>
-            </w:tcBorders>
-          </w:tcPr>
-          <w:p>
-            <w:pPr>
-              <w:spacing w:before="0" w:after="60"/>
-              <w:keepNext/>
-              <w:jc w:val="center"/>
-            </w:pPr>
-            <w:r>
-              <w:rPr>
-                <w:rFonts w:ascii="Calibri" w:hAnsi="Calibri"/>
-                <w:sz w:val="20"/>
-              </w:rPr>
-              <w:t xml:space="default">0.8</w:t>
             </w:r>
           </w:p>
         </w:tc>
@@ -2335,55 +5120,175 @@
                 <w:rFonts w:ascii="Calibri" w:hAnsi="Calibri"/>
                 <w:sz w:val="20"/>
               </w:rPr>
-              <w:t xml:space="default">    Has insurance</w:t>
-            </w:r>
-          </w:p>
-        </w:tc>
-        <w:tc>
-          <w:tcPr>
-            <w:tcBorders>
-              <w:top w:val="single" w:space="0" w:color="D3D3D3"/>
-              <w:bottom w:val="single" w:space="0" w:color="D3D3D3"/>
-              <w:start w:val="single" w:space="0" w:color="D3D3D3"/>
-              <w:end w:val="single" w:space="0" w:color="D3D3D3"/>
-            </w:tcBorders>
-          </w:tcPr>
-          <w:p>
-            <w:pPr>
-              <w:spacing w:before="0" w:after="60"/>
-              <w:keepNext/>
-              <w:jc w:val="center"/>
-            </w:pPr>
-            <w:r>
-              <w:rPr>
-                <w:rFonts w:ascii="Calibri" w:hAnsi="Calibri"/>
-                <w:sz w:val="20"/>
-              </w:rPr>
-              <w:t xml:space="default">7,012,219 (98%)</w:t>
-            </w:r>
-          </w:p>
-        </w:tc>
-        <w:tc>
-          <w:tcPr>
-            <w:tcBorders>
-              <w:top w:val="single" w:space="0" w:color="D3D3D3"/>
-              <w:bottom w:val="single" w:space="0" w:color="D3D3D3"/>
-              <w:start w:val="single" w:space="0" w:color="D3D3D3"/>
-              <w:end w:val="single" w:space="0" w:color="D3D3D3"/>
-            </w:tcBorders>
-          </w:tcPr>
-          <w:p>
-            <w:pPr>
-              <w:spacing w:before="0" w:after="60"/>
-              <w:keepNext/>
-              <w:jc w:val="center"/>
-            </w:pPr>
-            <w:r>
-              <w:rPr>
-                <w:rFonts w:ascii="Calibri" w:hAnsi="Calibri"/>
-                <w:sz w:val="20"/>
-              </w:rPr>
-              <w:t xml:space="default">7,295,766 (99%)</w:t>
+              <w:t xml:space="default">    Other public</w:t>
+            </w:r>
+          </w:p>
+        </w:tc>
+        <w:tc>
+          <w:tcPr>
+            <w:tcBorders>
+              <w:top w:val="single" w:space="0" w:color="D3D3D3"/>
+              <w:bottom w:val="single" w:space="0" w:color="D3D3D3"/>
+              <w:start w:val="single" w:space="0" w:color="D3D3D3"/>
+              <w:end w:val="single" w:space="0" w:color="D3D3D3"/>
+            </w:tcBorders>
+          </w:tcPr>
+          <w:p>
+            <w:pPr>
+              <w:spacing w:before="0" w:after="60"/>
+              <w:keepNext/>
+              <w:jc w:val="center"/>
+            </w:pPr>
+            <w:r>
+              <w:rPr>
+                <w:rFonts w:ascii="Calibri" w:hAnsi="Calibri"/>
+                <w:sz w:val="20"/>
+              </w:rPr>
+              <w:t xml:space="default">225,638 (2.6%)</w:t>
+            </w:r>
+          </w:p>
+        </w:tc>
+        <w:tc>
+          <w:tcPr>
+            <w:tcBorders>
+              <w:top w:val="single" w:space="0" w:color="D3D3D3"/>
+              <w:bottom w:val="single" w:space="0" w:color="D3D3D3"/>
+              <w:start w:val="single" w:space="0" w:color="D3D3D3"/>
+              <w:end w:val="single" w:space="0" w:color="D3D3D3"/>
+            </w:tcBorders>
+          </w:tcPr>
+          <w:p>
+            <w:pPr>
+              <w:spacing w:before="0" w:after="60"/>
+              <w:keepNext/>
+              <w:jc w:val="center"/>
+            </w:pPr>
+            <w:r>
+              <w:rPr>
+                <w:rFonts w:ascii="Calibri" w:hAnsi="Calibri"/>
+                <w:sz w:val="20"/>
+              </w:rPr>
+              <w:t xml:space="default">184,743 (2.2%)</w:t>
+            </w:r>
+          </w:p>
+        </w:tc>
+        <w:tc>
+          <w:tcPr>
+            <w:tcBorders>
+              <w:top w:val="single" w:space="0" w:color="D3D3D3"/>
+              <w:bottom w:val="single" w:space="0" w:color="D3D3D3"/>
+              <w:start w:val="single" w:space="0" w:color="D3D3D3"/>
+              <w:end w:val="single" w:space="0" w:color="D3D3D3"/>
+            </w:tcBorders>
+          </w:tcPr>
+          <w:p>
+            <w:pPr>
+              <w:spacing w:before="0" w:after="60"/>
+              <w:keepNext/>
+              <w:jc w:val="center"/>
+            </w:pPr>
+            <w:r>
+              <w:rPr>
+                <w:rFonts w:ascii="Calibri" w:hAnsi="Calibri"/>
+                <w:sz w:val="20"/>
+              </w:rPr>
+              <w:t xml:space="default">141,483 (1.7%)</w:t>
+            </w:r>
+          </w:p>
+        </w:tc>
+        <w:tc>
+          <w:tcPr>
+            <w:tcBorders>
+              <w:top w:val="single" w:space="0" w:color="D3D3D3"/>
+              <w:bottom w:val="single" w:space="0" w:color="D3D3D3"/>
+              <w:start w:val="single" w:space="0" w:color="D3D3D3"/>
+              <w:end w:val="single" w:space="0" w:color="D3D3D3"/>
+            </w:tcBorders>
+          </w:tcPr>
+          <w:p>
+            <w:pPr>
+              <w:spacing w:before="0" w:after="60"/>
+              <w:keepNext/>
+              <w:jc w:val="center"/>
+            </w:pPr>
+            <w:r>
+              <w:rPr>
+                <w:rFonts w:ascii="Calibri" w:hAnsi="Calibri"/>
+                <w:sz w:val="20"/>
+              </w:rPr>
+              <w:t xml:space="default">88,502 (1.1%)</w:t>
+            </w:r>
+          </w:p>
+        </w:tc>
+        <w:tc>
+          <w:tcPr>
+            <w:tcBorders>
+              <w:top w:val="single" w:space="0" w:color="D3D3D3"/>
+              <w:bottom w:val="single" w:space="0" w:color="D3D3D3"/>
+              <w:start w:val="single" w:space="0" w:color="D3D3D3"/>
+              <w:end w:val="single" w:space="0" w:color="D3D3D3"/>
+            </w:tcBorders>
+          </w:tcPr>
+          <w:p>
+            <w:pPr>
+              <w:spacing w:before="0" w:after="60"/>
+              <w:keepNext/>
+              <w:jc w:val="center"/>
+            </w:pPr>
+            <w:r>
+              <w:rPr>
+                <w:rFonts w:ascii="Calibri" w:hAnsi="Calibri"/>
+                <w:sz w:val="20"/>
+              </w:rPr>
+              <w:t xml:space="default">159,844 (1.8%)</w:t>
+            </w:r>
+          </w:p>
+        </w:tc>
+        <w:tc>
+          <w:tcPr>
+            <w:tcBorders>
+              <w:top w:val="single" w:space="0" w:color="D3D3D3"/>
+              <w:bottom w:val="single" w:space="0" w:color="D3D3D3"/>
+              <w:start w:val="single" w:space="0" w:color="D3D3D3"/>
+              <w:end w:val="single" w:space="0" w:color="D3D3D3"/>
+            </w:tcBorders>
+          </w:tcPr>
+          <w:p>
+            <w:pPr>
+              <w:spacing w:before="0" w:after="60"/>
+              <w:keepNext/>
+              <w:jc w:val="center"/>
+            </w:pPr>
+            <w:r>
+              <w:rPr>
+                <w:rFonts w:ascii="Calibri" w:hAnsi="Calibri"/>
+                <w:sz w:val="20"/>
+              </w:rPr>
+              <w:t xml:space="default">124,858 (1.2%)</w:t>
+            </w:r>
+          </w:p>
+        </w:tc>
+        <w:tc>
+          <w:tcPr>
+            <w:tcBorders>
+              <w:top w:val="single" w:space="0" w:color="D3D3D3"/>
+              <w:bottom w:val="single" w:space="0" w:color="D3D3D3"/>
+              <w:start w:val="single" w:space="0" w:color="D3D3D3"/>
+              <w:end w:val="single" w:space="0" w:color="D3D3D3"/>
+            </w:tcBorders>
+          </w:tcPr>
+          <w:p>
+            <w:pPr>
+              <w:spacing w:before="0" w:after="60"/>
+              <w:keepNext/>
+              <w:jc w:val="center"/>
+            </w:pPr>
+            <w:r>
+              <w:rPr>
+                <w:rFonts w:ascii="Calibri" w:hAnsi="Calibri"/>
+                <w:sz w:val="20"/>
+              </w:rPr>
+              <w:t xml:space="default">199,866 (1.8%)</w:t>
             </w:r>
           </w:p>
         </w:tc>
@@ -2436,55 +5341,175 @@
                 <w:rFonts w:ascii="Calibri" w:hAnsi="Calibri"/>
                 <w:sz w:val="20"/>
               </w:rPr>
-              <w:t xml:space="default">    No insurance</w:t>
-            </w:r>
-          </w:p>
-        </w:tc>
-        <w:tc>
-          <w:tcPr>
-            <w:tcBorders>
-              <w:top w:val="single" w:space="0" w:color="D3D3D3"/>
-              <w:bottom w:val="single" w:space="0" w:color="D3D3D3"/>
-              <w:start w:val="single" w:space="0" w:color="D3D3D3"/>
-              <w:end w:val="single" w:space="0" w:color="D3D3D3"/>
-            </w:tcBorders>
-          </w:tcPr>
-          <w:p>
-            <w:pPr>
-              <w:spacing w:before="0" w:after="60"/>
-              <w:keepNext/>
-              <w:jc w:val="center"/>
-            </w:pPr>
-            <w:r>
-              <w:rPr>
-                <w:rFonts w:ascii="Calibri" w:hAnsi="Calibri"/>
-                <w:sz w:val="20"/>
-              </w:rPr>
-              <w:t xml:space="default">124,191 (1.7%)</w:t>
-            </w:r>
-          </w:p>
-        </w:tc>
-        <w:tc>
-          <w:tcPr>
-            <w:tcBorders>
-              <w:top w:val="single" w:space="0" w:color="D3D3D3"/>
-              <w:bottom w:val="single" w:space="0" w:color="D3D3D3"/>
-              <w:start w:val="single" w:space="0" w:color="D3D3D3"/>
-              <w:end w:val="single" w:space="0" w:color="D3D3D3"/>
-            </w:tcBorders>
-          </w:tcPr>
-          <w:p>
-            <w:pPr>
-              <w:spacing w:before="0" w:after="60"/>
-              <w:keepNext/>
-              <w:jc w:val="center"/>
-            </w:pPr>
-            <w:r>
-              <w:rPr>
-                <w:rFonts w:ascii="Calibri" w:hAnsi="Calibri"/>
-                <w:sz w:val="20"/>
-              </w:rPr>
-              <w:t xml:space="default">102,649 (1.4%)</w:t>
+              <w:t xml:space="default">    Uninsured</w:t>
+            </w:r>
+          </w:p>
+        </w:tc>
+        <w:tc>
+          <w:tcPr>
+            <w:tcBorders>
+              <w:top w:val="single" w:space="0" w:color="D3D3D3"/>
+              <w:bottom w:val="single" w:space="0" w:color="D3D3D3"/>
+              <w:start w:val="single" w:space="0" w:color="D3D3D3"/>
+              <w:end w:val="single" w:space="0" w:color="D3D3D3"/>
+            </w:tcBorders>
+          </w:tcPr>
+          <w:p>
+            <w:pPr>
+              <w:spacing w:before="0" w:after="60"/>
+              <w:keepNext/>
+              <w:jc w:val="center"/>
+            </w:pPr>
+            <w:r>
+              <w:rPr>
+                <w:rFonts w:ascii="Calibri" w:hAnsi="Calibri"/>
+                <w:sz w:val="20"/>
+              </w:rPr>
+              <w:t xml:space="default">99,425 (1.2%)</w:t>
+            </w:r>
+          </w:p>
+        </w:tc>
+        <w:tc>
+          <w:tcPr>
+            <w:tcBorders>
+              <w:top w:val="single" w:space="0" w:color="D3D3D3"/>
+              <w:bottom w:val="single" w:space="0" w:color="D3D3D3"/>
+              <w:start w:val="single" w:space="0" w:color="D3D3D3"/>
+              <w:end w:val="single" w:space="0" w:color="D3D3D3"/>
+            </w:tcBorders>
+          </w:tcPr>
+          <w:p>
+            <w:pPr>
+              <w:spacing w:before="0" w:after="60"/>
+              <w:keepNext/>
+              <w:jc w:val="center"/>
+            </w:pPr>
+            <w:r>
+              <w:rPr>
+                <w:rFonts w:ascii="Calibri" w:hAnsi="Calibri"/>
+                <w:sz w:val="20"/>
+              </w:rPr>
+              <w:t xml:space="default">144,598 (1.7%)</w:t>
+            </w:r>
+          </w:p>
+        </w:tc>
+        <w:tc>
+          <w:tcPr>
+            <w:tcBorders>
+              <w:top w:val="single" w:space="0" w:color="D3D3D3"/>
+              <w:bottom w:val="single" w:space="0" w:color="D3D3D3"/>
+              <w:start w:val="single" w:space="0" w:color="D3D3D3"/>
+              <w:end w:val="single" w:space="0" w:color="D3D3D3"/>
+            </w:tcBorders>
+          </w:tcPr>
+          <w:p>
+            <w:pPr>
+              <w:spacing w:before="0" w:after="60"/>
+              <w:keepNext/>
+              <w:jc w:val="center"/>
+            </w:pPr>
+            <w:r>
+              <w:rPr>
+                <w:rFonts w:ascii="Calibri" w:hAnsi="Calibri"/>
+                <w:sz w:val="20"/>
+              </w:rPr>
+              <w:t xml:space="default">124,191 (1.5%)</w:t>
+            </w:r>
+          </w:p>
+        </w:tc>
+        <w:tc>
+          <w:tcPr>
+            <w:tcBorders>
+              <w:top w:val="single" w:space="0" w:color="D3D3D3"/>
+              <w:bottom w:val="single" w:space="0" w:color="D3D3D3"/>
+              <w:start w:val="single" w:space="0" w:color="D3D3D3"/>
+              <w:end w:val="single" w:space="0" w:color="D3D3D3"/>
+            </w:tcBorders>
+          </w:tcPr>
+          <w:p>
+            <w:pPr>
+              <w:spacing w:before="0" w:after="60"/>
+              <w:keepNext/>
+              <w:jc w:val="center"/>
+            </w:pPr>
+            <w:r>
+              <w:rPr>
+                <w:rFonts w:ascii="Calibri" w:hAnsi="Calibri"/>
+                <w:sz w:val="20"/>
+              </w:rPr>
+              <w:t xml:space="default">167,055 (2.1%)</w:t>
+            </w:r>
+          </w:p>
+        </w:tc>
+        <w:tc>
+          <w:tcPr>
+            <w:tcBorders>
+              <w:top w:val="single" w:space="0" w:color="D3D3D3"/>
+              <w:bottom w:val="single" w:space="0" w:color="D3D3D3"/>
+              <w:start w:val="single" w:space="0" w:color="D3D3D3"/>
+              <w:end w:val="single" w:space="0" w:color="D3D3D3"/>
+            </w:tcBorders>
+          </w:tcPr>
+          <w:p>
+            <w:pPr>
+              <w:spacing w:before="0" w:after="60"/>
+              <w:keepNext/>
+              <w:jc w:val="center"/>
+            </w:pPr>
+            <w:r>
+              <w:rPr>
+                <w:rFonts w:ascii="Calibri" w:hAnsi="Calibri"/>
+                <w:sz w:val="20"/>
+              </w:rPr>
+              <w:t xml:space="default">151,988 (1.7%)</w:t>
+            </w:r>
+          </w:p>
+        </w:tc>
+        <w:tc>
+          <w:tcPr>
+            <w:tcBorders>
+              <w:top w:val="single" w:space="0" w:color="D3D3D3"/>
+              <w:bottom w:val="single" w:space="0" w:color="D3D3D3"/>
+              <w:start w:val="single" w:space="0" w:color="D3D3D3"/>
+              <w:end w:val="single" w:space="0" w:color="D3D3D3"/>
+            </w:tcBorders>
+          </w:tcPr>
+          <w:p>
+            <w:pPr>
+              <w:spacing w:before="0" w:after="60"/>
+              <w:keepNext/>
+              <w:jc w:val="center"/>
+            </w:pPr>
+            <w:r>
+              <w:rPr>
+                <w:rFonts w:ascii="Calibri" w:hAnsi="Calibri"/>
+                <w:sz w:val="20"/>
+              </w:rPr>
+              <w:t xml:space="default">65,781 (0.6%)</w:t>
+            </w:r>
+          </w:p>
+        </w:tc>
+        <w:tc>
+          <w:tcPr>
+            <w:tcBorders>
+              <w:top w:val="single" w:space="0" w:color="D3D3D3"/>
+              <w:bottom w:val="single" w:space="0" w:color="D3D3D3"/>
+              <w:start w:val="single" w:space="0" w:color="D3D3D3"/>
+              <w:end w:val="single" w:space="0" w:color="D3D3D3"/>
+            </w:tcBorders>
+          </w:tcPr>
+          <w:p>
+            <w:pPr>
+              <w:spacing w:before="0" w:after="60"/>
+              <w:keepNext/>
+              <w:jc w:val="center"/>
+            </w:pPr>
+            <w:r>
+              <w:rPr>
+                <w:rFonts w:ascii="Calibri" w:hAnsi="Calibri"/>
+                <w:sz w:val="20"/>
+              </w:rPr>
+              <w:t xml:space="default">93,012 (0.9%)</w:t>
             </w:r>
           </w:p>
         </w:tc>
@@ -2519,98 +5544,28 @@
         </w:trPr>
         <w:tc>
           <w:tcPr>
-            <w:tcBorders>
-              <w:top w:val="single" w:space="0" w:color="D3D3D3"/>
-              <w:bottom w:val="single" w:space="0" w:color="D3D3D3"/>
-              <w:start w:val="single" w:space="0" w:color="D3D3D3"/>
-              <w:end w:val="single" w:space="0" w:color="D3D3D3"/>
-            </w:tcBorders>
-          </w:tcPr>
-          <w:p>
-            <w:pPr>
-              <w:spacing w:before="0" w:after="60"/>
-              <w:keepNext/>
-              <w:jc w:val="start"/>
-            </w:pPr>
-            <w:r>
-              <w:rPr>
-                <w:rFonts w:ascii="Calibri" w:hAnsi="Calibri"/>
-                <w:sz w:val="20"/>
-                <w:b w:val="true"/>
-              </w:rPr>
-              <w:t xml:space="default">Type of insurance</w:t>
-            </w:r>
-          </w:p>
-        </w:tc>
-        <w:tc>
-          <w:tcPr>
-            <w:tcBorders>
-              <w:top w:val="single" w:space="0" w:color="D3D3D3"/>
-              <w:bottom w:val="single" w:space="0" w:color="D3D3D3"/>
-              <w:start w:val="single" w:space="0" w:color="D3D3D3"/>
-              <w:end w:val="single" w:space="0" w:color="D3D3D3"/>
-            </w:tcBorders>
-          </w:tcPr>
-          <w:p>
-            <w:pPr>
-              <w:spacing w:before="0" w:after="60"/>
-              <w:keepNext/>
-              <w:jc w:val="center"/>
-            </w:pPr>
-            <w:r>
-              <w:rPr>
-                <w:rFonts w:ascii="Calibri" w:hAnsi="Calibri"/>
-                <w:sz w:val="20"/>
-              </w:rPr>
-              <w:t xml:space="default"/>
-            </w:r>
-          </w:p>
-        </w:tc>
-        <w:tc>
-          <w:tcPr>
-            <w:tcBorders>
-              <w:top w:val="single" w:space="0" w:color="D3D3D3"/>
-              <w:bottom w:val="single" w:space="0" w:color="D3D3D3"/>
-              <w:start w:val="single" w:space="0" w:color="D3D3D3"/>
-              <w:end w:val="single" w:space="0" w:color="D3D3D3"/>
-            </w:tcBorders>
-          </w:tcPr>
-          <w:p>
-            <w:pPr>
-              <w:spacing w:before="0" w:after="60"/>
-              <w:keepNext/>
-              <w:jc w:val="center"/>
-            </w:pPr>
-            <w:r>
-              <w:rPr>
-                <w:rFonts w:ascii="Calibri" w:hAnsi="Calibri"/>
-                <w:sz w:val="20"/>
-              </w:rPr>
-              <w:t xml:space="default"/>
-            </w:r>
-          </w:p>
-        </w:tc>
-        <w:tc>
-          <w:tcPr>
-            <w:tcBorders>
-              <w:top w:val="single" w:space="0" w:color="D3D3D3"/>
-              <w:bottom w:val="single" w:space="0" w:color="D3D3D3"/>
-              <w:start w:val="single" w:space="0" w:color="D3D3D3"/>
-              <w:end w:val="single" w:space="0" w:color="D3D3D3"/>
-            </w:tcBorders>
-          </w:tcPr>
-          <w:p>
-            <w:pPr>
-              <w:spacing w:before="0" w:after="60"/>
-              <w:keepNext/>
-              <w:jc w:val="center"/>
-            </w:pPr>
-            <w:r>
-              <w:rPr>
-                <w:rFonts w:ascii="Calibri" w:hAnsi="Calibri"/>
-                <w:sz w:val="20"/>
-              </w:rPr>
-              <w:t xml:space="default">&gt;0.9</w:t>
+            <w:gridSpan w:val="9"/>
+          </w:tcPr>
+          <w:p>
+            <w:pPr>
+              <w:spacing w:before="0" w:after="60"/>
+              <w:keepNext/>
+            </w:pPr>
+            <w:r>
+              <w:rPr>
+                <w:vertAlign w:val="superscript"/>
+                <w:i/>
+                <w:rFonts w:ascii="Calibri" w:hAnsi="Calibri"/>
+                <w:sz w:val="20"/>
+              </w:rPr>
+              <w:t xml:space="default">1</w:t>
+            </w:r>
+            <w:r>
+              <w:rPr>
+                <w:rFonts w:ascii="Calibri" w:hAnsi="Calibri"/>
+                <w:sz w:val="20"/>
+              </w:rPr>
+              <w:t xml:space="preserve">Mean (SD); n (%)</w:t>
             </w:r>
           </w:p>
         </w:tc>
@@ -2621,1050 +5576,7 @@
         </w:trPr>
         <w:tc>
           <w:tcPr>
-            <w:tcBorders>
-              <w:top w:val="single" w:space="0" w:color="D3D3D3"/>
-              <w:bottom w:val="single" w:space="0" w:color="D3D3D3"/>
-              <w:start w:val="single" w:space="0" w:color="D3D3D3"/>
-              <w:end w:val="single" w:space="0" w:color="D3D3D3"/>
-            </w:tcBorders>
-          </w:tcPr>
-          <w:p>
-            <w:pPr>
-              <w:spacing w:before="0" w:after="60"/>
-              <w:keepNext/>
-              <w:jc w:val="start"/>
-            </w:pPr>
-            <w:r>
-              <w:rPr>
-                <w:rFonts w:ascii="Calibri" w:hAnsi="Calibri"/>
-                <w:sz w:val="20"/>
-              </w:rPr>
-              <w:t xml:space="default">    Medicaid only</w:t>
-            </w:r>
-          </w:p>
-        </w:tc>
-        <w:tc>
-          <w:tcPr>
-            <w:tcBorders>
-              <w:top w:val="single" w:space="0" w:color="D3D3D3"/>
-              <w:bottom w:val="single" w:space="0" w:color="D3D3D3"/>
-              <w:start w:val="single" w:space="0" w:color="D3D3D3"/>
-              <w:end w:val="single" w:space="0" w:color="D3D3D3"/>
-            </w:tcBorders>
-          </w:tcPr>
-          <w:p>
-            <w:pPr>
-              <w:spacing w:before="0" w:after="60"/>
-              <w:keepNext/>
-              <w:jc w:val="center"/>
-            </w:pPr>
-            <w:r>
-              <w:rPr>
-                <w:rFonts w:ascii="Calibri" w:hAnsi="Calibri"/>
-                <w:sz w:val="20"/>
-              </w:rPr>
-              <w:t xml:space="default">1,906,357 (27%)</w:t>
-            </w:r>
-          </w:p>
-        </w:tc>
-        <w:tc>
-          <w:tcPr>
-            <w:tcBorders>
-              <w:top w:val="single" w:space="0" w:color="D3D3D3"/>
-              <w:bottom w:val="single" w:space="0" w:color="D3D3D3"/>
-              <w:start w:val="single" w:space="0" w:color="D3D3D3"/>
-              <w:end w:val="single" w:space="0" w:color="D3D3D3"/>
-            </w:tcBorders>
-          </w:tcPr>
-          <w:p>
-            <w:pPr>
-              <w:spacing w:before="0" w:after="60"/>
-              <w:keepNext/>
-              <w:jc w:val="center"/>
-            </w:pPr>
-            <w:r>
-              <w:rPr>
-                <w:rFonts w:ascii="Calibri" w:hAnsi="Calibri"/>
-                <w:sz w:val="20"/>
-              </w:rPr>
-              <w:t xml:space="default">2,054,928 (28%)</w:t>
-            </w:r>
-          </w:p>
-        </w:tc>
-        <w:tc>
-          <w:tcPr>
-            <w:tcBorders>
-              <w:top w:val="single" w:space="0" w:color="D3D3D3"/>
-              <w:bottom w:val="single" w:space="0" w:color="D3D3D3"/>
-              <w:start w:val="single" w:space="0" w:color="D3D3D3"/>
-              <w:end w:val="single" w:space="0" w:color="D3D3D3"/>
-            </w:tcBorders>
-          </w:tcPr>
-          <w:p>
-            <w:pPr>
-              <w:spacing w:before="0" w:after="60"/>
-              <w:keepNext/>
-              <w:jc w:val="center"/>
-            </w:pPr>
-            <w:r>
-              <w:rPr>
-                <w:rFonts w:ascii="Calibri" w:hAnsi="Calibri"/>
-                <w:sz w:val="20"/>
-              </w:rPr>
-              <w:t xml:space="default"/>
-            </w:r>
-          </w:p>
-        </w:tc>
-      </w:tr>
-      <w:tr>
-        <w:trPr>
-          <w:cantSplit/>
-        </w:trPr>
-        <w:tc>
-          <w:tcPr>
-            <w:tcBorders>
-              <w:top w:val="single" w:space="0" w:color="D3D3D3"/>
-              <w:bottom w:val="single" w:space="0" w:color="D3D3D3"/>
-              <w:start w:val="single" w:space="0" w:color="D3D3D3"/>
-              <w:end w:val="single" w:space="0" w:color="D3D3D3"/>
-            </w:tcBorders>
-          </w:tcPr>
-          <w:p>
-            <w:pPr>
-              <w:spacing w:before="0" w:after="60"/>
-              <w:keepNext/>
-              <w:jc w:val="start"/>
-            </w:pPr>
-            <w:r>
-              <w:rPr>
-                <w:rFonts w:ascii="Calibri" w:hAnsi="Calibri"/>
-                <w:sz w:val="20"/>
-              </w:rPr>
-              <w:t xml:space="default">    Medicaid, with private</w:t>
-            </w:r>
-          </w:p>
-        </w:tc>
-        <w:tc>
-          <w:tcPr>
-            <w:tcBorders>
-              <w:top w:val="single" w:space="0" w:color="D3D3D3"/>
-              <w:bottom w:val="single" w:space="0" w:color="D3D3D3"/>
-              <w:start w:val="single" w:space="0" w:color="D3D3D3"/>
-              <w:end w:val="single" w:space="0" w:color="D3D3D3"/>
-            </w:tcBorders>
-          </w:tcPr>
-          <w:p>
-            <w:pPr>
-              <w:spacing w:before="0" w:after="60"/>
-              <w:keepNext/>
-              <w:jc w:val="center"/>
-            </w:pPr>
-            <w:r>
-              <w:rPr>
-                <w:rFonts w:ascii="Calibri" w:hAnsi="Calibri"/>
-                <w:sz w:val="20"/>
-              </w:rPr>
-              <w:t xml:space="default">545,781 (7.6%)</w:t>
-            </w:r>
-          </w:p>
-        </w:tc>
-        <w:tc>
-          <w:tcPr>
-            <w:tcBorders>
-              <w:top w:val="single" w:space="0" w:color="D3D3D3"/>
-              <w:bottom w:val="single" w:space="0" w:color="D3D3D3"/>
-              <w:start w:val="single" w:space="0" w:color="D3D3D3"/>
-              <w:end w:val="single" w:space="0" w:color="D3D3D3"/>
-            </w:tcBorders>
-          </w:tcPr>
-          <w:p>
-            <w:pPr>
-              <w:spacing w:before="0" w:after="60"/>
-              <w:keepNext/>
-              <w:jc w:val="center"/>
-            </w:pPr>
-            <w:r>
-              <w:rPr>
-                <w:rFonts w:ascii="Calibri" w:hAnsi="Calibri"/>
-                <w:sz w:val="20"/>
-              </w:rPr>
-              <w:t xml:space="default">500,627 (6.8%)</w:t>
-            </w:r>
-          </w:p>
-        </w:tc>
-        <w:tc>
-          <w:tcPr>
-            <w:tcBorders>
-              <w:top w:val="single" w:space="0" w:color="D3D3D3"/>
-              <w:bottom w:val="single" w:space="0" w:color="D3D3D3"/>
-              <w:start w:val="single" w:space="0" w:color="D3D3D3"/>
-              <w:end w:val="single" w:space="0" w:color="D3D3D3"/>
-            </w:tcBorders>
-          </w:tcPr>
-          <w:p>
-            <w:pPr>
-              <w:spacing w:before="0" w:after="60"/>
-              <w:keepNext/>
-              <w:jc w:val="center"/>
-            </w:pPr>
-            <w:r>
-              <w:rPr>
-                <w:rFonts w:ascii="Calibri" w:hAnsi="Calibri"/>
-                <w:sz w:val="20"/>
-              </w:rPr>
-              <w:t xml:space="default"/>
-            </w:r>
-          </w:p>
-        </w:tc>
-      </w:tr>
-      <w:tr>
-        <w:trPr>
-          <w:cantSplit/>
-        </w:trPr>
-        <w:tc>
-          <w:tcPr>
-            <w:tcBorders>
-              <w:top w:val="single" w:space="0" w:color="D3D3D3"/>
-              <w:bottom w:val="single" w:space="0" w:color="D3D3D3"/>
-              <w:start w:val="single" w:space="0" w:color="D3D3D3"/>
-              <w:end w:val="single" w:space="0" w:color="D3D3D3"/>
-            </w:tcBorders>
-          </w:tcPr>
-          <w:p>
-            <w:pPr>
-              <w:spacing w:before="0" w:after="60"/>
-              <w:keepNext/>
-              <w:jc w:val="start"/>
-            </w:pPr>
-            <w:r>
-              <w:rPr>
-                <w:rFonts w:ascii="Calibri" w:hAnsi="Calibri"/>
-                <w:sz w:val="20"/>
-              </w:rPr>
-              <w:t xml:space="default">    Other public</w:t>
-            </w:r>
-          </w:p>
-        </w:tc>
-        <w:tc>
-          <w:tcPr>
-            <w:tcBorders>
-              <w:top w:val="single" w:space="0" w:color="D3D3D3"/>
-              <w:bottom w:val="single" w:space="0" w:color="D3D3D3"/>
-              <w:start w:val="single" w:space="0" w:color="D3D3D3"/>
-              <w:end w:val="single" w:space="0" w:color="D3D3D3"/>
-            </w:tcBorders>
-          </w:tcPr>
-          <w:p>
-            <w:pPr>
-              <w:spacing w:before="0" w:after="60"/>
-              <w:keepNext/>
-              <w:jc w:val="center"/>
-            </w:pPr>
-            <w:r>
-              <w:rPr>
-                <w:rFonts w:ascii="Calibri" w:hAnsi="Calibri"/>
-                <w:sz w:val="20"/>
-              </w:rPr>
-              <w:t xml:space="default">103,449 (1.4%)</w:t>
-            </w:r>
-          </w:p>
-        </w:tc>
-        <w:tc>
-          <w:tcPr>
-            <w:tcBorders>
-              <w:top w:val="single" w:space="0" w:color="D3D3D3"/>
-              <w:bottom w:val="single" w:space="0" w:color="D3D3D3"/>
-              <w:start w:val="single" w:space="0" w:color="D3D3D3"/>
-              <w:end w:val="single" w:space="0" w:color="D3D3D3"/>
-            </w:tcBorders>
-          </w:tcPr>
-          <w:p>
-            <w:pPr>
-              <w:spacing w:before="0" w:after="60"/>
-              <w:keepNext/>
-              <w:jc w:val="center"/>
-            </w:pPr>
-            <w:r>
-              <w:rPr>
-                <w:rFonts w:ascii="Calibri" w:hAnsi="Calibri"/>
-                <w:sz w:val="20"/>
-              </w:rPr>
-              <w:t xml:space="default">104,976 (1.4%)</w:t>
-            </w:r>
-          </w:p>
-        </w:tc>
-        <w:tc>
-          <w:tcPr>
-            <w:tcBorders>
-              <w:top w:val="single" w:space="0" w:color="D3D3D3"/>
-              <w:bottom w:val="single" w:space="0" w:color="D3D3D3"/>
-              <w:start w:val="single" w:space="0" w:color="D3D3D3"/>
-              <w:end w:val="single" w:space="0" w:color="D3D3D3"/>
-            </w:tcBorders>
-          </w:tcPr>
-          <w:p>
-            <w:pPr>
-              <w:spacing w:before="0" w:after="60"/>
-              <w:keepNext/>
-              <w:jc w:val="center"/>
-            </w:pPr>
-            <w:r>
-              <w:rPr>
-                <w:rFonts w:ascii="Calibri" w:hAnsi="Calibri"/>
-                <w:sz w:val="20"/>
-              </w:rPr>
-              <w:t xml:space="default"/>
-            </w:r>
-          </w:p>
-        </w:tc>
-      </w:tr>
-      <w:tr>
-        <w:trPr>
-          <w:cantSplit/>
-        </w:trPr>
-        <w:tc>
-          <w:tcPr>
-            <w:tcBorders>
-              <w:top w:val="single" w:space="0" w:color="D3D3D3"/>
-              <w:bottom w:val="single" w:space="0" w:color="D3D3D3"/>
-              <w:start w:val="single" w:space="0" w:color="D3D3D3"/>
-              <w:end w:val="single" w:space="0" w:color="D3D3D3"/>
-            </w:tcBorders>
-          </w:tcPr>
-          <w:p>
-            <w:pPr>
-              <w:spacing w:before="0" w:after="60"/>
-              <w:keepNext/>
-              <w:jc w:val="start"/>
-            </w:pPr>
-            <w:r>
-              <w:rPr>
-                <w:rFonts w:ascii="Calibri" w:hAnsi="Calibri"/>
-                <w:sz w:val="20"/>
-              </w:rPr>
-              <w:t xml:space="default">    Private only</w:t>
-            </w:r>
-          </w:p>
-        </w:tc>
-        <w:tc>
-          <w:tcPr>
-            <w:tcBorders>
-              <w:top w:val="single" w:space="0" w:color="D3D3D3"/>
-              <w:bottom w:val="single" w:space="0" w:color="D3D3D3"/>
-              <w:start w:val="single" w:space="0" w:color="D3D3D3"/>
-              <w:end w:val="single" w:space="0" w:color="D3D3D3"/>
-            </w:tcBorders>
-          </w:tcPr>
-          <w:p>
-            <w:pPr>
-              <w:spacing w:before="0" w:after="60"/>
-              <w:keepNext/>
-              <w:jc w:val="center"/>
-            </w:pPr>
-            <w:r>
-              <w:rPr>
-                <w:rFonts w:ascii="Calibri" w:hAnsi="Calibri"/>
-                <w:sz w:val="20"/>
-              </w:rPr>
-              <w:t xml:space="default">4,456,632 (62%)</w:t>
-            </w:r>
-          </w:p>
-        </w:tc>
-        <w:tc>
-          <w:tcPr>
-            <w:tcBorders>
-              <w:top w:val="single" w:space="0" w:color="D3D3D3"/>
-              <w:bottom w:val="single" w:space="0" w:color="D3D3D3"/>
-              <w:start w:val="single" w:space="0" w:color="D3D3D3"/>
-              <w:end w:val="single" w:space="0" w:color="D3D3D3"/>
-            </w:tcBorders>
-          </w:tcPr>
-          <w:p>
-            <w:pPr>
-              <w:spacing w:before="0" w:after="60"/>
-              <w:keepNext/>
-              <w:jc w:val="center"/>
-            </w:pPr>
-            <w:r>
-              <w:rPr>
-                <w:rFonts w:ascii="Calibri" w:hAnsi="Calibri"/>
-                <w:sz w:val="20"/>
-              </w:rPr>
-              <w:t xml:space="default">4,635,235 (63%)</w:t>
-            </w:r>
-          </w:p>
-        </w:tc>
-        <w:tc>
-          <w:tcPr>
-            <w:tcBorders>
-              <w:top w:val="single" w:space="0" w:color="D3D3D3"/>
-              <w:bottom w:val="single" w:space="0" w:color="D3D3D3"/>
-              <w:start w:val="single" w:space="0" w:color="D3D3D3"/>
-              <w:end w:val="single" w:space="0" w:color="D3D3D3"/>
-            </w:tcBorders>
-          </w:tcPr>
-          <w:p>
-            <w:pPr>
-              <w:spacing w:before="0" w:after="60"/>
-              <w:keepNext/>
-              <w:jc w:val="center"/>
-            </w:pPr>
-            <w:r>
-              <w:rPr>
-                <w:rFonts w:ascii="Calibri" w:hAnsi="Calibri"/>
-                <w:sz w:val="20"/>
-              </w:rPr>
-              <w:t xml:space="default"/>
-            </w:r>
-          </w:p>
-        </w:tc>
-      </w:tr>
-      <w:tr>
-        <w:trPr>
-          <w:cantSplit/>
-        </w:trPr>
-        <w:tc>
-          <w:tcPr>
-            <w:tcBorders>
-              <w:top w:val="single" w:space="0" w:color="D3D3D3"/>
-              <w:bottom w:val="single" w:space="0" w:color="D3D3D3"/>
-              <w:start w:val="single" w:space="0" w:color="D3D3D3"/>
-              <w:end w:val="single" w:space="0" w:color="D3D3D3"/>
-            </w:tcBorders>
-          </w:tcPr>
-          <w:p>
-            <w:pPr>
-              <w:spacing w:before="0" w:after="60"/>
-              <w:keepNext/>
-              <w:jc w:val="start"/>
-            </w:pPr>
-            <w:r>
-              <w:rPr>
-                <w:rFonts w:ascii="Calibri" w:hAnsi="Calibri"/>
-                <w:sz w:val="20"/>
-              </w:rPr>
-              <w:t xml:space="default">    Uninsured</w:t>
-            </w:r>
-          </w:p>
-        </w:tc>
-        <w:tc>
-          <w:tcPr>
-            <w:tcBorders>
-              <w:top w:val="single" w:space="0" w:color="D3D3D3"/>
-              <w:bottom w:val="single" w:space="0" w:color="D3D3D3"/>
-              <w:start w:val="single" w:space="0" w:color="D3D3D3"/>
-              <w:end w:val="single" w:space="0" w:color="D3D3D3"/>
-            </w:tcBorders>
-          </w:tcPr>
-          <w:p>
-            <w:pPr>
-              <w:spacing w:before="0" w:after="60"/>
-              <w:keepNext/>
-              <w:jc w:val="center"/>
-            </w:pPr>
-            <w:r>
-              <w:rPr>
-                <w:rFonts w:ascii="Calibri" w:hAnsi="Calibri"/>
-                <w:sz w:val="20"/>
-              </w:rPr>
-              <w:t xml:space="default">124,191 (1.7%)</w:t>
-            </w:r>
-          </w:p>
-        </w:tc>
-        <w:tc>
-          <w:tcPr>
-            <w:tcBorders>
-              <w:top w:val="single" w:space="0" w:color="D3D3D3"/>
-              <w:bottom w:val="single" w:space="0" w:color="D3D3D3"/>
-              <w:start w:val="single" w:space="0" w:color="D3D3D3"/>
-              <w:end w:val="single" w:space="0" w:color="D3D3D3"/>
-            </w:tcBorders>
-          </w:tcPr>
-          <w:p>
-            <w:pPr>
-              <w:spacing w:before="0" w:after="60"/>
-              <w:keepNext/>
-              <w:jc w:val="center"/>
-            </w:pPr>
-            <w:r>
-              <w:rPr>
-                <w:rFonts w:ascii="Calibri" w:hAnsi="Calibri"/>
-                <w:sz w:val="20"/>
-              </w:rPr>
-              <w:t xml:space="default">102,649 (1.4%)</w:t>
-            </w:r>
-          </w:p>
-        </w:tc>
-        <w:tc>
-          <w:tcPr>
-            <w:tcBorders>
-              <w:top w:val="single" w:space="0" w:color="D3D3D3"/>
-              <w:bottom w:val="single" w:space="0" w:color="D3D3D3"/>
-              <w:start w:val="single" w:space="0" w:color="D3D3D3"/>
-              <w:end w:val="single" w:space="0" w:color="D3D3D3"/>
-            </w:tcBorders>
-          </w:tcPr>
-          <w:p>
-            <w:pPr>
-              <w:spacing w:before="0" w:after="60"/>
-              <w:keepNext/>
-              <w:jc w:val="center"/>
-            </w:pPr>
-            <w:r>
-              <w:rPr>
-                <w:rFonts w:ascii="Calibri" w:hAnsi="Calibri"/>
-                <w:sz w:val="20"/>
-              </w:rPr>
-              <w:t xml:space="default"/>
-            </w:r>
-          </w:p>
-        </w:tc>
-      </w:tr>
-      <w:tr>
-        <w:trPr>
-          <w:cantSplit/>
-        </w:trPr>
-        <w:tc>
-          <w:tcPr>
-            <w:tcBorders>
-              <w:top w:val="single" w:space="0" w:color="D3D3D3"/>
-              <w:bottom w:val="single" w:space="0" w:color="D3D3D3"/>
-              <w:start w:val="single" w:space="0" w:color="D3D3D3"/>
-              <w:end w:val="single" w:space="0" w:color="D3D3D3"/>
-            </w:tcBorders>
-          </w:tcPr>
-          <w:p>
-            <w:pPr>
-              <w:spacing w:before="0" w:after="60"/>
-              <w:keepNext/>
-              <w:jc w:val="start"/>
-            </w:pPr>
-            <w:r>
-              <w:rPr>
-                <w:rFonts w:ascii="Calibri" w:hAnsi="Calibri"/>
-                <w:sz w:val="20"/>
-                <w:b w:val="true"/>
-              </w:rPr>
-              <w:t xml:space="default">Poverty category</w:t>
-            </w:r>
-          </w:p>
-        </w:tc>
-        <w:tc>
-          <w:tcPr>
-            <w:tcBorders>
-              <w:top w:val="single" w:space="0" w:color="D3D3D3"/>
-              <w:bottom w:val="single" w:space="0" w:color="D3D3D3"/>
-              <w:start w:val="single" w:space="0" w:color="D3D3D3"/>
-              <w:end w:val="single" w:space="0" w:color="D3D3D3"/>
-            </w:tcBorders>
-          </w:tcPr>
-          <w:p>
-            <w:pPr>
-              <w:spacing w:before="0" w:after="60"/>
-              <w:keepNext/>
-              <w:jc w:val="center"/>
-            </w:pPr>
-            <w:r>
-              <w:rPr>
-                <w:rFonts w:ascii="Calibri" w:hAnsi="Calibri"/>
-                <w:sz w:val="20"/>
-              </w:rPr>
-              <w:t xml:space="default"/>
-            </w:r>
-          </w:p>
-        </w:tc>
-        <w:tc>
-          <w:tcPr>
-            <w:tcBorders>
-              <w:top w:val="single" w:space="0" w:color="D3D3D3"/>
-              <w:bottom w:val="single" w:space="0" w:color="D3D3D3"/>
-              <w:start w:val="single" w:space="0" w:color="D3D3D3"/>
-              <w:end w:val="single" w:space="0" w:color="D3D3D3"/>
-            </w:tcBorders>
-          </w:tcPr>
-          <w:p>
-            <w:pPr>
-              <w:spacing w:before="0" w:after="60"/>
-              <w:keepNext/>
-              <w:jc w:val="center"/>
-            </w:pPr>
-            <w:r>
-              <w:rPr>
-                <w:rFonts w:ascii="Calibri" w:hAnsi="Calibri"/>
-                <w:sz w:val="20"/>
-              </w:rPr>
-              <w:t xml:space="default"/>
-            </w:r>
-          </w:p>
-        </w:tc>
-        <w:tc>
-          <w:tcPr>
-            <w:tcBorders>
-              <w:top w:val="single" w:space="0" w:color="D3D3D3"/>
-              <w:bottom w:val="single" w:space="0" w:color="D3D3D3"/>
-              <w:start w:val="single" w:space="0" w:color="D3D3D3"/>
-              <w:end w:val="single" w:space="0" w:color="D3D3D3"/>
-            </w:tcBorders>
-          </w:tcPr>
-          <w:p>
-            <w:pPr>
-              <w:spacing w:before="0" w:after="60"/>
-              <w:keepNext/>
-              <w:jc w:val="center"/>
-            </w:pPr>
-            <w:r>
-              <w:rPr>
-                <w:rFonts w:ascii="Calibri" w:hAnsi="Calibri"/>
-                <w:sz w:val="20"/>
-              </w:rPr>
-              <w:t xml:space="default">0.8</w:t>
-            </w:r>
-          </w:p>
-        </w:tc>
-      </w:tr>
-      <w:tr>
-        <w:trPr>
-          <w:cantSplit/>
-        </w:trPr>
-        <w:tc>
-          <w:tcPr>
-            <w:tcBorders>
-              <w:top w:val="single" w:space="0" w:color="D3D3D3"/>
-              <w:bottom w:val="single" w:space="0" w:color="D3D3D3"/>
-              <w:start w:val="single" w:space="0" w:color="D3D3D3"/>
-              <w:end w:val="single" w:space="0" w:color="D3D3D3"/>
-            </w:tcBorders>
-          </w:tcPr>
-          <w:p>
-            <w:pPr>
-              <w:spacing w:before="0" w:after="60"/>
-              <w:keepNext/>
-              <w:jc w:val="start"/>
-            </w:pPr>
-            <w:r>
-              <w:rPr>
-                <w:rFonts w:ascii="Calibri" w:hAnsi="Calibri"/>
-                <w:sz w:val="20"/>
-              </w:rPr>
-              <w:t xml:space="default">    Very low income</w:t>
-            </w:r>
-          </w:p>
-        </w:tc>
-        <w:tc>
-          <w:tcPr>
-            <w:tcBorders>
-              <w:top w:val="single" w:space="0" w:color="D3D3D3"/>
-              <w:bottom w:val="single" w:space="0" w:color="D3D3D3"/>
-              <w:start w:val="single" w:space="0" w:color="D3D3D3"/>
-              <w:end w:val="single" w:space="0" w:color="D3D3D3"/>
-            </w:tcBorders>
-          </w:tcPr>
-          <w:p>
-            <w:pPr>
-              <w:spacing w:before="0" w:after="60"/>
-              <w:keepNext/>
-              <w:jc w:val="center"/>
-            </w:pPr>
-            <w:r>
-              <w:rPr>
-                <w:rFonts w:ascii="Calibri" w:hAnsi="Calibri"/>
-                <w:sz w:val="20"/>
-              </w:rPr>
-              <w:t xml:space="default">1,169,544 (16%)</w:t>
-            </w:r>
-          </w:p>
-        </w:tc>
-        <w:tc>
-          <w:tcPr>
-            <w:tcBorders>
-              <w:top w:val="single" w:space="0" w:color="D3D3D3"/>
-              <w:bottom w:val="single" w:space="0" w:color="D3D3D3"/>
-              <w:start w:val="single" w:space="0" w:color="D3D3D3"/>
-              <w:end w:val="single" w:space="0" w:color="D3D3D3"/>
-            </w:tcBorders>
-          </w:tcPr>
-          <w:p>
-            <w:pPr>
-              <w:spacing w:before="0" w:after="60"/>
-              <w:keepNext/>
-              <w:jc w:val="center"/>
-            </w:pPr>
-            <w:r>
-              <w:rPr>
-                <w:rFonts w:ascii="Calibri" w:hAnsi="Calibri"/>
-                <w:sz w:val="20"/>
-              </w:rPr>
-              <w:t xml:space="default">1,337,822 (18%)</w:t>
-            </w:r>
-          </w:p>
-        </w:tc>
-        <w:tc>
-          <w:tcPr>
-            <w:tcBorders>
-              <w:top w:val="single" w:space="0" w:color="D3D3D3"/>
-              <w:bottom w:val="single" w:space="0" w:color="D3D3D3"/>
-              <w:start w:val="single" w:space="0" w:color="D3D3D3"/>
-              <w:end w:val="single" w:space="0" w:color="D3D3D3"/>
-            </w:tcBorders>
-          </w:tcPr>
-          <w:p>
-            <w:pPr>
-              <w:spacing w:before="0" w:after="60"/>
-              <w:keepNext/>
-              <w:jc w:val="center"/>
-            </w:pPr>
-            <w:r>
-              <w:rPr>
-                <w:rFonts w:ascii="Calibri" w:hAnsi="Calibri"/>
-                <w:sz w:val="20"/>
-              </w:rPr>
-              <w:t xml:space="default"/>
-            </w:r>
-          </w:p>
-        </w:tc>
-      </w:tr>
-      <w:tr>
-        <w:trPr>
-          <w:cantSplit/>
-        </w:trPr>
-        <w:tc>
-          <w:tcPr>
-            <w:tcBorders>
-              <w:top w:val="single" w:space="0" w:color="D3D3D3"/>
-              <w:bottom w:val="single" w:space="0" w:color="D3D3D3"/>
-              <w:start w:val="single" w:space="0" w:color="D3D3D3"/>
-              <w:end w:val="single" w:space="0" w:color="D3D3D3"/>
-            </w:tcBorders>
-          </w:tcPr>
-          <w:p>
-            <w:pPr>
-              <w:spacing w:before="0" w:after="60"/>
-              <w:keepNext/>
-              <w:jc w:val="start"/>
-            </w:pPr>
-            <w:r>
-              <w:rPr>
-                <w:rFonts w:ascii="Calibri" w:hAnsi="Calibri"/>
-                <w:sz w:val="20"/>
-              </w:rPr>
-              <w:t xml:space="default">    Low income</w:t>
-            </w:r>
-          </w:p>
-        </w:tc>
-        <w:tc>
-          <w:tcPr>
-            <w:tcBorders>
-              <w:top w:val="single" w:space="0" w:color="D3D3D3"/>
-              <w:bottom w:val="single" w:space="0" w:color="D3D3D3"/>
-              <w:start w:val="single" w:space="0" w:color="D3D3D3"/>
-              <w:end w:val="single" w:space="0" w:color="D3D3D3"/>
-            </w:tcBorders>
-          </w:tcPr>
-          <w:p>
-            <w:pPr>
-              <w:spacing w:before="0" w:after="60"/>
-              <w:keepNext/>
-              <w:jc w:val="center"/>
-            </w:pPr>
-            <w:r>
-              <w:rPr>
-                <w:rFonts w:ascii="Calibri" w:hAnsi="Calibri"/>
-                <w:sz w:val="20"/>
-              </w:rPr>
-              <w:t xml:space="default">914,736 (13%)</w:t>
-            </w:r>
-          </w:p>
-        </w:tc>
-        <w:tc>
-          <w:tcPr>
-            <w:tcBorders>
-              <w:top w:val="single" w:space="0" w:color="D3D3D3"/>
-              <w:bottom w:val="single" w:space="0" w:color="D3D3D3"/>
-              <w:start w:val="single" w:space="0" w:color="D3D3D3"/>
-              <w:end w:val="single" w:space="0" w:color="D3D3D3"/>
-            </w:tcBorders>
-          </w:tcPr>
-          <w:p>
-            <w:pPr>
-              <w:spacing w:before="0" w:after="60"/>
-              <w:keepNext/>
-              <w:jc w:val="center"/>
-            </w:pPr>
-            <w:r>
-              <w:rPr>
-                <w:rFonts w:ascii="Calibri" w:hAnsi="Calibri"/>
-                <w:sz w:val="20"/>
-              </w:rPr>
-              <w:t xml:space="default">983,769 (13%)</w:t>
-            </w:r>
-          </w:p>
-        </w:tc>
-        <w:tc>
-          <w:tcPr>
-            <w:tcBorders>
-              <w:top w:val="single" w:space="0" w:color="D3D3D3"/>
-              <w:bottom w:val="single" w:space="0" w:color="D3D3D3"/>
-              <w:start w:val="single" w:space="0" w:color="D3D3D3"/>
-              <w:end w:val="single" w:space="0" w:color="D3D3D3"/>
-            </w:tcBorders>
-          </w:tcPr>
-          <w:p>
-            <w:pPr>
-              <w:spacing w:before="0" w:after="60"/>
-              <w:keepNext/>
-              <w:jc w:val="center"/>
-            </w:pPr>
-            <w:r>
-              <w:rPr>
-                <w:rFonts w:ascii="Calibri" w:hAnsi="Calibri"/>
-                <w:sz w:val="20"/>
-              </w:rPr>
-              <w:t xml:space="default"/>
-            </w:r>
-          </w:p>
-        </w:tc>
-      </w:tr>
-      <w:tr>
-        <w:trPr>
-          <w:cantSplit/>
-        </w:trPr>
-        <w:tc>
-          <w:tcPr>
-            <w:tcBorders>
-              <w:top w:val="single" w:space="0" w:color="D3D3D3"/>
-              <w:bottom w:val="single" w:space="0" w:color="D3D3D3"/>
-              <w:start w:val="single" w:space="0" w:color="D3D3D3"/>
-              <w:end w:val="single" w:space="0" w:color="D3D3D3"/>
-            </w:tcBorders>
-          </w:tcPr>
-          <w:p>
-            <w:pPr>
-              <w:spacing w:before="0" w:after="60"/>
-              <w:keepNext/>
-              <w:jc w:val="start"/>
-            </w:pPr>
-            <w:r>
-              <w:rPr>
-                <w:rFonts w:ascii="Calibri" w:hAnsi="Calibri"/>
-                <w:sz w:val="20"/>
-              </w:rPr>
-              <w:t xml:space="default">    Middle income</w:t>
-            </w:r>
-          </w:p>
-        </w:tc>
-        <w:tc>
-          <w:tcPr>
-            <w:tcBorders>
-              <w:top w:val="single" w:space="0" w:color="D3D3D3"/>
-              <w:bottom w:val="single" w:space="0" w:color="D3D3D3"/>
-              <w:start w:val="single" w:space="0" w:color="D3D3D3"/>
-              <w:end w:val="single" w:space="0" w:color="D3D3D3"/>
-            </w:tcBorders>
-          </w:tcPr>
-          <w:p>
-            <w:pPr>
-              <w:spacing w:before="0" w:after="60"/>
-              <w:keepNext/>
-              <w:jc w:val="center"/>
-            </w:pPr>
-            <w:r>
-              <w:rPr>
-                <w:rFonts w:ascii="Calibri" w:hAnsi="Calibri"/>
-                <w:sz w:val="20"/>
-              </w:rPr>
-              <w:t xml:space="default">1,841,060 (26%)</w:t>
-            </w:r>
-          </w:p>
-        </w:tc>
-        <w:tc>
-          <w:tcPr>
-            <w:tcBorders>
-              <w:top w:val="single" w:space="0" w:color="D3D3D3"/>
-              <w:bottom w:val="single" w:space="0" w:color="D3D3D3"/>
-              <w:start w:val="single" w:space="0" w:color="D3D3D3"/>
-              <w:end w:val="single" w:space="0" w:color="D3D3D3"/>
-            </w:tcBorders>
-          </w:tcPr>
-          <w:p>
-            <w:pPr>
-              <w:spacing w:before="0" w:after="60"/>
-              <w:keepNext/>
-              <w:jc w:val="center"/>
-            </w:pPr>
-            <w:r>
-              <w:rPr>
-                <w:rFonts w:ascii="Calibri" w:hAnsi="Calibri"/>
-                <w:sz w:val="20"/>
-              </w:rPr>
-              <w:t xml:space="default">2,024,963 (27%)</w:t>
-            </w:r>
-          </w:p>
-        </w:tc>
-        <w:tc>
-          <w:tcPr>
-            <w:tcBorders>
-              <w:top w:val="single" w:space="0" w:color="D3D3D3"/>
-              <w:bottom w:val="single" w:space="0" w:color="D3D3D3"/>
-              <w:start w:val="single" w:space="0" w:color="D3D3D3"/>
-              <w:end w:val="single" w:space="0" w:color="D3D3D3"/>
-            </w:tcBorders>
-          </w:tcPr>
-          <w:p>
-            <w:pPr>
-              <w:spacing w:before="0" w:after="60"/>
-              <w:keepNext/>
-              <w:jc w:val="center"/>
-            </w:pPr>
-            <w:r>
-              <w:rPr>
-                <w:rFonts w:ascii="Calibri" w:hAnsi="Calibri"/>
-                <w:sz w:val="20"/>
-              </w:rPr>
-              <w:t xml:space="default"/>
-            </w:r>
-          </w:p>
-        </w:tc>
-      </w:tr>
-      <w:tr>
-        <w:trPr>
-          <w:cantSplit/>
-        </w:trPr>
-        <w:tc>
-          <w:tcPr>
-            <w:tcBorders>
-              <w:top w:val="single" w:space="0" w:color="D3D3D3"/>
-              <w:bottom w:val="single" w:space="0" w:color="D3D3D3"/>
-              <w:start w:val="single" w:space="0" w:color="D3D3D3"/>
-              <w:end w:val="single" w:space="0" w:color="D3D3D3"/>
-            </w:tcBorders>
-          </w:tcPr>
-          <w:p>
-            <w:pPr>
-              <w:spacing w:before="0" w:after="60"/>
-              <w:keepNext/>
-              <w:jc w:val="start"/>
-            </w:pPr>
-            <w:r>
-              <w:rPr>
-                <w:rFonts w:ascii="Calibri" w:hAnsi="Calibri"/>
-                <w:sz w:val="20"/>
-              </w:rPr>
-              <w:t xml:space="default">    High income</w:t>
-            </w:r>
-          </w:p>
-        </w:tc>
-        <w:tc>
-          <w:tcPr>
-            <w:tcBorders>
-              <w:top w:val="single" w:space="0" w:color="D3D3D3"/>
-              <w:bottom w:val="single" w:space="0" w:color="D3D3D3"/>
-              <w:start w:val="single" w:space="0" w:color="D3D3D3"/>
-              <w:end w:val="single" w:space="0" w:color="D3D3D3"/>
-            </w:tcBorders>
-          </w:tcPr>
-          <w:p>
-            <w:pPr>
-              <w:spacing w:before="0" w:after="60"/>
-              <w:keepNext/>
-              <w:jc w:val="center"/>
-            </w:pPr>
-            <w:r>
-              <w:rPr>
-                <w:rFonts w:ascii="Calibri" w:hAnsi="Calibri"/>
-                <w:sz w:val="20"/>
-              </w:rPr>
-              <w:t xml:space="default">3,211,070 (45%)</w:t>
-            </w:r>
-          </w:p>
-        </w:tc>
-        <w:tc>
-          <w:tcPr>
-            <w:tcBorders>
-              <w:top w:val="single" w:space="0" w:color="D3D3D3"/>
-              <w:bottom w:val="single" w:space="0" w:color="D3D3D3"/>
-              <w:start w:val="single" w:space="0" w:color="D3D3D3"/>
-              <w:end w:val="single" w:space="0" w:color="D3D3D3"/>
-            </w:tcBorders>
-          </w:tcPr>
-          <w:p>
-            <w:pPr>
-              <w:spacing w:before="0" w:after="60"/>
-              <w:keepNext/>
-              <w:jc w:val="center"/>
-            </w:pPr>
-            <w:r>
-              <w:rPr>
-                <w:rFonts w:ascii="Calibri" w:hAnsi="Calibri"/>
-                <w:sz w:val="20"/>
-              </w:rPr>
-              <w:t xml:space="default">3,051,860 (41%)</w:t>
-            </w:r>
-          </w:p>
-        </w:tc>
-        <w:tc>
-          <w:tcPr>
-            <w:tcBorders>
-              <w:top w:val="single" w:space="0" w:color="D3D3D3"/>
-              <w:bottom w:val="single" w:space="0" w:color="D3D3D3"/>
-              <w:start w:val="single" w:space="0" w:color="D3D3D3"/>
-              <w:end w:val="single" w:space="0" w:color="D3D3D3"/>
-            </w:tcBorders>
-          </w:tcPr>
-          <w:p>
-            <w:pPr>
-              <w:spacing w:before="0" w:after="60"/>
-              <w:keepNext/>
-              <w:jc w:val="center"/>
-            </w:pPr>
-            <w:r>
-              <w:rPr>
-                <w:rFonts w:ascii="Calibri" w:hAnsi="Calibri"/>
-                <w:sz w:val="20"/>
-              </w:rPr>
-              <w:t xml:space="default"/>
-            </w:r>
-          </w:p>
-        </w:tc>
-      </w:tr>
-      <w:tr>
-        <w:trPr>
-          <w:cantSplit/>
-        </w:trPr>
-        <w:tc>
-          <w:tcPr>
-            <w:gridSpan w:val="4"/>
-          </w:tcPr>
-          <w:p>
-            <w:pPr>
-              <w:spacing w:before="0" w:after="60"/>
-              <w:keepNext/>
-            </w:pPr>
-            <w:r>
-              <w:rPr>
-                <w:vertAlign w:val="superscript"/>
-                <w:i/>
-                <w:rFonts w:ascii="Calibri" w:hAnsi="Calibri"/>
-                <w:sz w:val="20"/>
-              </w:rPr>
-              <w:t xml:space="default">1</w:t>
-            </w:r>
-            <w:r>
-              <w:rPr>
-                <w:rFonts w:ascii="Calibri" w:hAnsi="Calibri"/>
-                <w:sz w:val="20"/>
-              </w:rPr>
-              <w:t xml:space="preserve">Mean (SD); n (%)</w:t>
-            </w:r>
-          </w:p>
-        </w:tc>
-      </w:tr>
-      <w:tr>
-        <w:trPr>
-          <w:cantSplit/>
-        </w:trPr>
-        <w:tc>
-          <w:tcPr>
-            <w:gridSpan w:val="4"/>
+            <w:gridSpan w:val="9"/>
           </w:tcPr>
           <w:p>
             <w:pPr>
